--- a/ex1.docx
+++ b/ex1.docx
@@ -14,7 +14,7 @@
           <w:b/>
           <w:bCs/>
         </w:rPr>
-        <w:t>BÀI LÀM: PHÂN ĐỊNH LẠI 3 VAI TRÒ TRONG ĐỘI RIKKEIGO</w:t>
+        <w:t>BÀI LÀM: CHỌN CÁCH LÀM PHÙ HỢP CHO HAI ĐỘI RIKKEIGO</w:t>
       </w:r>
     </w:p>
     <w:p>
@@ -29,7 +29,62 @@
           <w:b/>
           <w:bCs/>
         </w:rPr>
-        <w:t>Phần 1 - Phân tích các quy ước làm việc</w:t>
+        <w:t>Phần 1 - Đề xuất 2 giải pháp</w:t>
+      </w:r>
+    </w:p>
+    <w:p>
+      <w:pPr>
+        <w:numPr>
+          <w:ilvl w:val="0"/>
+          <w:numId w:val="1"/>
+        </w:numPr>
+      </w:pPr>
+      <w:r>
+        <w:rPr>
+          <w:b/>
+          <w:bCs/>
+        </w:rPr>
+        <w:t>Giải pháp 1: Phát triển lặp thích ứng theo Sprint (Scrum)</w:t>
+      </w:r>
+    </w:p>
+    <w:p>
+      <w:r>
+        <w:t>Yêu cầu được tiếp nhận, chia nhỏ vào Product Backlog và bổ sung/thay đổi linh hoạt theo từng chu kỳ Sprint ngắn (1–2 tuần). Mỗi Sprint giao một phần sản phẩm hoàn chỉnh để phản hồi nhanh với thị trường.</w:t>
+      </w:r>
+    </w:p>
+    <w:p>
+      <w:pPr>
+        <w:numPr>
+          <w:ilvl w:val="0"/>
+          <w:numId w:val="1"/>
+        </w:numPr>
+      </w:pPr>
+      <w:r>
+        <w:rPr>
+          <w:b/>
+          <w:bCs/>
+        </w:rPr>
+        <w:t>Giải pháp 2: Phát triển theo giai đoạn tuần tự (Waterfall)</w:t>
+      </w:r>
+    </w:p>
+    <w:p>
+      <w:r>
+        <w:t>Toàn bộ yêu cầu được tiếp nhận, chốt phạm vi cố định và làm rõ chi tiết ngay từ đầu trước khi chuyển sang thiết kế, lập trình và kiểm thử theo chuỗi tuần tự. Yêu cầu phát sinh trong quá trình triển khai bị hạn chế tối đa.</w:t>
+      </w:r>
+    </w:p>
+    <w:p>
+      <w:pPr>
+        <w:rPr>
+          <w:b/>
+          <w:bCs/>
+        </w:rPr>
+      </w:pPr>
+      <w:r>
+        <w:rPr>
+          <w:b/>
+          <w:bCs/>
+        </w:rPr>
+        <w:t>Phần 2 - So sánh 2 giải pháp</w:t>
       </w:r>
     </w:p>
     <w:tbl>
@@ -45,10 +100,9 @@
         <w:tblLook w:val="04A0" w:firstRow="1" w:lastRow="0" w:firstColumn="1" w:lastColumn="0" w:noHBand="0" w:noVBand="1"/>
       </w:tblPr>
       <w:tblGrid>
-        <w:gridCol w:w="2323"/>
-        <w:gridCol w:w="986"/>
-        <w:gridCol w:w="3206"/>
-        <w:gridCol w:w="2845"/>
+        <w:gridCol w:w="1904"/>
+        <w:gridCol w:w="3677"/>
+        <w:gridCol w:w="3763"/>
       </w:tblGrid>
       <w:tr>
         <w:trPr>
@@ -58,88 +112,84 @@
         <w:tc>
           <w:tcPr>
             <w:tcW w:w="0" w:type="auto"/>
+            <w:tcBorders>
+              <w:top w:val="single" w:sz="6" w:space="0" w:color="C4C7C5"/>
+              <w:left w:val="single" w:sz="6" w:space="0" w:color="C4C7C5"/>
+              <w:bottom w:val="single" w:sz="6" w:space="0" w:color="C4C7C5"/>
+              <w:right w:val="single" w:sz="6" w:space="0" w:color="C4C7C5"/>
+            </w:tcBorders>
+            <w:tcMar>
+              <w:top w:w="120" w:type="dxa"/>
+              <w:left w:w="180" w:type="dxa"/>
+              <w:bottom w:w="120" w:type="dxa"/>
+              <w:right w:w="180" w:type="dxa"/>
+            </w:tcMar>
             <w:vAlign w:val="center"/>
             <w:hideMark/>
           </w:tcPr>
           <w:p>
-            <w:pPr>
-              <w:rPr>
-                <w:b/>
-                <w:bCs/>
-              </w:rPr>
-            </w:pPr>
             <w:r>
               <w:rPr>
                 <w:b/>
                 <w:bCs/>
               </w:rPr>
-              <w:t>Quy ước</w:t>
+              <w:t>Tiêu chí</w:t>
             </w:r>
           </w:p>
         </w:tc>
         <w:tc>
           <w:tcPr>
             <w:tcW w:w="0" w:type="auto"/>
+            <w:tcBorders>
+              <w:top w:val="single" w:sz="6" w:space="0" w:color="C4C7C5"/>
+              <w:left w:val="single" w:sz="6" w:space="0" w:color="C4C7C5"/>
+              <w:bottom w:val="single" w:sz="6" w:space="0" w:color="C4C7C5"/>
+              <w:right w:val="single" w:sz="6" w:space="0" w:color="C4C7C5"/>
+            </w:tcBorders>
+            <w:tcMar>
+              <w:top w:w="120" w:type="dxa"/>
+              <w:left w:w="180" w:type="dxa"/>
+              <w:bottom w:w="120" w:type="dxa"/>
+              <w:right w:w="180" w:type="dxa"/>
+            </w:tcMar>
             <w:vAlign w:val="center"/>
             <w:hideMark/>
           </w:tcPr>
           <w:p>
-            <w:pPr>
-              <w:rPr>
-                <w:b/>
-                <w:bCs/>
-              </w:rPr>
-            </w:pPr>
             <w:r>
               <w:rPr>
                 <w:b/>
                 <w:bCs/>
               </w:rPr>
-              <w:t>Đúng/Sai</w:t>
+              <w:t>Giải pháp 1 (Scrum)</w:t>
             </w:r>
           </w:p>
         </w:tc>
         <w:tc>
           <w:tcPr>
             <w:tcW w:w="0" w:type="auto"/>
+            <w:tcBorders>
+              <w:top w:val="single" w:sz="6" w:space="0" w:color="C4C7C5"/>
+              <w:left w:val="single" w:sz="6" w:space="0" w:color="C4C7C5"/>
+              <w:bottom w:val="single" w:sz="6" w:space="0" w:color="C4C7C5"/>
+              <w:right w:val="single" w:sz="6" w:space="0" w:color="C4C7C5"/>
+            </w:tcBorders>
+            <w:tcMar>
+              <w:top w:w="120" w:type="dxa"/>
+              <w:left w:w="180" w:type="dxa"/>
+              <w:bottom w:w="120" w:type="dxa"/>
+              <w:right w:w="180" w:type="dxa"/>
+            </w:tcMar>
             <w:vAlign w:val="center"/>
             <w:hideMark/>
           </w:tcPr>
           <w:p>
-            <w:pPr>
-              <w:rPr>
-                <w:b/>
-                <w:bCs/>
-              </w:rPr>
-            </w:pPr>
             <w:r>
               <w:rPr>
                 <w:b/>
                 <w:bCs/>
               </w:rPr>
-              <w:t>Quyết định này thuộc về vai trò nào &amp; Vì sao</w:t>
-            </w:r>
-          </w:p>
-        </w:tc>
-        <w:tc>
-          <w:tcPr>
-            <w:tcW w:w="0" w:type="auto"/>
-            <w:vAlign w:val="center"/>
-            <w:hideMark/>
-          </w:tcPr>
-          <w:p>
-            <w:pPr>
-              <w:rPr>
-                <w:b/>
-                <w:bCs/>
-              </w:rPr>
-            </w:pPr>
-            <w:r>
-              <w:rPr>
-                <w:b/>
-                <w:bCs/>
-              </w:rPr>
-              <w:t>Triệu chứng gây ra ở Bối cảnh</w:t>
+              <w:t>Giải pháp 2 (Waterfall)</w:t>
             </w:r>
           </w:p>
         </w:tc>
@@ -151,6 +201,18 @@
         <w:tc>
           <w:tcPr>
             <w:tcW w:w="0" w:type="auto"/>
+            <w:tcBorders>
+              <w:top w:val="single" w:sz="6" w:space="0" w:color="C4C7C5"/>
+              <w:left w:val="single" w:sz="6" w:space="0" w:color="C4C7C5"/>
+              <w:bottom w:val="single" w:sz="6" w:space="0" w:color="C4C7C5"/>
+              <w:right w:val="single" w:sz="6" w:space="0" w:color="C4C7C5"/>
+            </w:tcBorders>
+            <w:tcMar>
+              <w:top w:w="120" w:type="dxa"/>
+              <w:left w:w="180" w:type="dxa"/>
+              <w:bottom w:w="120" w:type="dxa"/>
+              <w:right w:w="180" w:type="dxa"/>
+            </w:tcMar>
             <w:vAlign w:val="center"/>
             <w:hideMark/>
           </w:tcPr>
@@ -160,16 +222,25 @@
                 <w:b/>
                 <w:bCs/>
               </w:rPr>
-              <w:t>QU1.</w:t>
-            </w:r>
-            <w:r>
-              <w:t xml:space="preserve"> Đức duyệt từng đoạn code và tự chọn thư viện bản đồ cho tính năng đặt xe.</w:t>
+              <w:t>Khả năng thích nghi khi yêu cầu thay đổi</w:t>
             </w:r>
           </w:p>
         </w:tc>
         <w:tc>
           <w:tcPr>
             <w:tcW w:w="0" w:type="auto"/>
+            <w:tcBorders>
+              <w:top w:val="single" w:sz="6" w:space="0" w:color="C4C7C5"/>
+              <w:left w:val="single" w:sz="6" w:space="0" w:color="C4C7C5"/>
+              <w:bottom w:val="single" w:sz="6" w:space="0" w:color="C4C7C5"/>
+              <w:right w:val="single" w:sz="6" w:space="0" w:color="C4C7C5"/>
+            </w:tcBorders>
+            <w:tcMar>
+              <w:top w:w="120" w:type="dxa"/>
+              <w:left w:w="180" w:type="dxa"/>
+              <w:bottom w:w="120" w:type="dxa"/>
+              <w:right w:w="180" w:type="dxa"/>
+            </w:tcMar>
             <w:vAlign w:val="center"/>
             <w:hideMark/>
           </w:tcPr>
@@ -179,13 +250,28 @@
                 <w:b/>
                 <w:bCs/>
               </w:rPr>
-              <w:t>Sai</w:t>
+              <w:t>Ưu điểm (+):</w:t>
+            </w:r>
+            <w:r>
+              <w:t xml:space="preserve"> Dễ dàng điều chỉnh, bổ sung hoặc loại bỏ yêu cầu ở đầu mỗi Sprint mà không phá vỡ toàn bộ kế hoạch.</w:t>
             </w:r>
           </w:p>
         </w:tc>
         <w:tc>
           <w:tcPr>
             <w:tcW w:w="0" w:type="auto"/>
+            <w:tcBorders>
+              <w:top w:val="single" w:sz="6" w:space="0" w:color="C4C7C5"/>
+              <w:left w:val="single" w:sz="6" w:space="0" w:color="C4C7C5"/>
+              <w:bottom w:val="single" w:sz="6" w:space="0" w:color="C4C7C5"/>
+              <w:right w:val="single" w:sz="6" w:space="0" w:color="C4C7C5"/>
+            </w:tcBorders>
+            <w:tcMar>
+              <w:top w:w="120" w:type="dxa"/>
+              <w:left w:w="180" w:type="dxa"/>
+              <w:bottom w:w="120" w:type="dxa"/>
+              <w:right w:w="180" w:type="dxa"/>
+            </w:tcMar>
             <w:vAlign w:val="center"/>
             <w:hideMark/>
           </w:tcPr>
@@ -195,32 +281,10 @@
                 <w:b/>
                 <w:bCs/>
               </w:rPr>
-              <w:t>Developers.</w:t>
+              <w:t>Nhược điểm (-):</w:t>
             </w:r>
             <w:r>
-              <w:t xml:space="preserve"> Quyết định về mặt kỹ thuật (chọn thư viện, duyệt code) thuộc thẩm quyền của Developers. PO chỉ chịu trách nhiệm về mặt nghiệp vụ/giá trị sản phẩm.</w:t>
-            </w:r>
-          </w:p>
-        </w:tc>
-        <w:tc>
-          <w:tcPr>
-            <w:tcW w:w="0" w:type="auto"/>
-            <w:vAlign w:val="center"/>
-            <w:hideMark/>
-          </w:tcPr>
-          <w:p>
-            <w:r>
-              <w:t>• Đức bị quá tải do ôm đồm cả việc kỹ thuật.</w:t>
-            </w:r>
-          </w:p>
-          <w:p>
-            <w:r>
-              <w:br/>
-            </w:r>
-          </w:p>
-          <w:p>
-            <w:r>
-              <w:t>• Developers phàn nàn vì bị ép dùng cách làm/thư viện kém hiệu quả.</w:t>
+              <w:t xml:space="preserve"> Chi phí thay đổi rất cao do phạm vi đã chốt cố định; muốn đổi phải làm thủ tục duyệt lại từ đầu.</w:t>
             </w:r>
           </w:p>
         </w:tc>
@@ -232,6 +296,18 @@
         <w:tc>
           <w:tcPr>
             <w:tcW w:w="0" w:type="auto"/>
+            <w:tcBorders>
+              <w:top w:val="single" w:sz="6" w:space="0" w:color="C4C7C5"/>
+              <w:left w:val="single" w:sz="6" w:space="0" w:color="C4C7C5"/>
+              <w:bottom w:val="single" w:sz="6" w:space="0" w:color="C4C7C5"/>
+              <w:right w:val="single" w:sz="6" w:space="0" w:color="C4C7C5"/>
+            </w:tcBorders>
+            <w:tcMar>
+              <w:top w:w="120" w:type="dxa"/>
+              <w:left w:w="180" w:type="dxa"/>
+              <w:bottom w:w="120" w:type="dxa"/>
+              <w:right w:w="180" w:type="dxa"/>
+            </w:tcMar>
             <w:vAlign w:val="center"/>
             <w:hideMark/>
           </w:tcPr>
@@ -241,16 +317,25 @@
                 <w:b/>
                 <w:bCs/>
               </w:rPr>
-              <w:t>QU2.</w:t>
-            </w:r>
-            <w:r>
-              <w:t xml:space="preserve"> Để đội làm nhanh hơn, trong buổi Daily Scrum mỗi sáng, Lan giao cụ thể ai làm thẻ việc nào trong ngày.</w:t>
+              <w:t>Thời điểm khách thấy sản phẩm / phát hiện sai lệch</w:t>
             </w:r>
           </w:p>
         </w:tc>
         <w:tc>
           <w:tcPr>
             <w:tcW w:w="0" w:type="auto"/>
+            <w:tcBorders>
+              <w:top w:val="single" w:sz="6" w:space="0" w:color="C4C7C5"/>
+              <w:left w:val="single" w:sz="6" w:space="0" w:color="C4C7C5"/>
+              <w:bottom w:val="single" w:sz="6" w:space="0" w:color="C4C7C5"/>
+              <w:right w:val="single" w:sz="6" w:space="0" w:color="C4C7C5"/>
+            </w:tcBorders>
+            <w:tcMar>
+              <w:top w:w="120" w:type="dxa"/>
+              <w:left w:w="180" w:type="dxa"/>
+              <w:bottom w:w="120" w:type="dxa"/>
+              <w:right w:w="180" w:type="dxa"/>
+            </w:tcMar>
             <w:vAlign w:val="center"/>
             <w:hideMark/>
           </w:tcPr>
@@ -260,13 +345,28 @@
                 <w:b/>
                 <w:bCs/>
               </w:rPr>
-              <w:t>Sai</w:t>
+              <w:t>Ưu điểm (+):</w:t>
+            </w:r>
+            <w:r>
+              <w:t xml:space="preserve"> Khách hàng/người dùng thấy và trải nghiệm Increments sản phẩm sau mỗi Sprint, giúp phát hiện sai lệch sớm.</w:t>
             </w:r>
           </w:p>
         </w:tc>
         <w:tc>
           <w:tcPr>
             <w:tcW w:w="0" w:type="auto"/>
+            <w:tcBorders>
+              <w:top w:val="single" w:sz="6" w:space="0" w:color="C4C7C5"/>
+              <w:left w:val="single" w:sz="6" w:space="0" w:color="C4C7C5"/>
+              <w:bottom w:val="single" w:sz="6" w:space="0" w:color="C4C7C5"/>
+              <w:right w:val="single" w:sz="6" w:space="0" w:color="C4C7C5"/>
+            </w:tcBorders>
+            <w:tcMar>
+              <w:top w:w="120" w:type="dxa"/>
+              <w:left w:w="180" w:type="dxa"/>
+              <w:bottom w:w="120" w:type="dxa"/>
+              <w:right w:w="180" w:type="dxa"/>
+            </w:tcMar>
             <w:vAlign w:val="center"/>
             <w:hideMark/>
           </w:tcPr>
@@ -276,22 +376,10 @@
                 <w:b/>
                 <w:bCs/>
               </w:rPr>
-              <w:t>Developers.</w:t>
+              <w:t>Nhược điểm (-):</w:t>
             </w:r>
             <w:r>
-              <w:t xml:space="preserve"> SM là người điều phối/hỗ trợ, không có quyền giao việc hay ra lệnh. Developers tự quản lý và tự nhận công việc trong Daily Scrum.</w:t>
-            </w:r>
-          </w:p>
-        </w:tc>
-        <w:tc>
-          <w:tcPr>
-            <w:tcW w:w="0" w:type="auto"/>
-            <w:vAlign w:val="center"/>
-            <w:hideMark/>
-          </w:tcPr>
-          <w:p>
-            <w:r>
-              <w:t>• Developers bị thụ động, phàn nàn vì không được tự chủ cách triển khai công việc.</w:t>
+              <w:t xml:space="preserve"> Khách hàng chỉ thấy sản phẩm ở giai đoạn cuối dự án, rủi ro phát hiện sai lệch trễ gây tốn kém chi phí sửa chữa.</w:t>
             </w:r>
           </w:p>
         </w:tc>
@@ -303,6 +391,18 @@
         <w:tc>
           <w:tcPr>
             <w:tcW w:w="0" w:type="auto"/>
+            <w:tcBorders>
+              <w:top w:val="single" w:sz="6" w:space="0" w:color="C4C7C5"/>
+              <w:left w:val="single" w:sz="6" w:space="0" w:color="C4C7C5"/>
+              <w:bottom w:val="single" w:sz="6" w:space="0" w:color="C4C7C5"/>
+              <w:right w:val="single" w:sz="6" w:space="0" w:color="C4C7C5"/>
+            </w:tcBorders>
+            <w:tcMar>
+              <w:top w:w="120" w:type="dxa"/>
+              <w:left w:w="180" w:type="dxa"/>
+              <w:bottom w:w="120" w:type="dxa"/>
+              <w:right w:w="180" w:type="dxa"/>
+            </w:tcMar>
             <w:vAlign w:val="center"/>
             <w:hideMark/>
           </w:tcPr>
@@ -312,16 +412,25 @@
                 <w:b/>
                 <w:bCs/>
               </w:rPr>
-              <w:t>QU3.</w:t>
-            </w:r>
-            <w:r>
-              <w:t xml:space="preserve"> Đức sắp xếp thứ tự ưu tiên Product Backlog dựa trên giá trị mang lại cho người đặt xe.</w:t>
+              <w:t>Mức phù hợp khi yêu cầu rõ ràng, ổn định</w:t>
             </w:r>
           </w:p>
         </w:tc>
         <w:tc>
           <w:tcPr>
             <w:tcW w:w="0" w:type="auto"/>
+            <w:tcBorders>
+              <w:top w:val="single" w:sz="6" w:space="0" w:color="C4C7C5"/>
+              <w:left w:val="single" w:sz="6" w:space="0" w:color="C4C7C5"/>
+              <w:bottom w:val="single" w:sz="6" w:space="0" w:color="C4C7C5"/>
+              <w:right w:val="single" w:sz="6" w:space="0" w:color="C4C7C5"/>
+            </w:tcBorders>
+            <w:tcMar>
+              <w:top w:w="120" w:type="dxa"/>
+              <w:left w:w="180" w:type="dxa"/>
+              <w:bottom w:w="120" w:type="dxa"/>
+              <w:right w:w="180" w:type="dxa"/>
+            </w:tcMar>
             <w:vAlign w:val="center"/>
             <w:hideMark/>
           </w:tcPr>
@@ -331,13 +440,28 @@
                 <w:b/>
                 <w:bCs/>
               </w:rPr>
-              <w:t>Đúng</w:t>
+              <w:t>Nhược điểm (-):</w:t>
+            </w:r>
+            <w:r>
+              <w:t xml:space="preserve"> Tốn chi phí quản lý vận hành các sự kiện định kỳ (Planning, Review, Retro) khi yêu cầu không thay đổi.</w:t>
             </w:r>
           </w:p>
         </w:tc>
         <w:tc>
           <w:tcPr>
             <w:tcW w:w="0" w:type="auto"/>
+            <w:tcBorders>
+              <w:top w:val="single" w:sz="6" w:space="0" w:color="C4C7C5"/>
+              <w:left w:val="single" w:sz="6" w:space="0" w:color="C4C7C5"/>
+              <w:bottom w:val="single" w:sz="6" w:space="0" w:color="C4C7C5"/>
+              <w:right w:val="single" w:sz="6" w:space="0" w:color="C4C7C5"/>
+            </w:tcBorders>
+            <w:tcMar>
+              <w:top w:w="120" w:type="dxa"/>
+              <w:left w:w="180" w:type="dxa"/>
+              <w:bottom w:w="120" w:type="dxa"/>
+              <w:right w:w="180" w:type="dxa"/>
+            </w:tcMar>
             <w:vAlign w:val="center"/>
             <w:hideMark/>
           </w:tcPr>
@@ -347,97 +471,10 @@
                 <w:b/>
                 <w:bCs/>
               </w:rPr>
-              <w:t>Product Owner (Đức).</w:t>
+              <w:t>Ưu điểm (+):</w:t>
             </w:r>
             <w:r>
-              <w:t xml:space="preserve"> PO là người duy nhất có quyền sở hữu và quyết định thứ tự ưu tiên các hạng mục trong Product Backlog dựa trên giá trị mang lại.</w:t>
-            </w:r>
-          </w:p>
-        </w:tc>
-        <w:tc>
-          <w:tcPr>
-            <w:tcW w:w="0" w:type="auto"/>
-            <w:vAlign w:val="center"/>
-            <w:hideMark/>
-          </w:tcPr>
-          <w:p>
-            <w:r>
-              <w:rPr>
-                <w:i/>
-                <w:iCs/>
-              </w:rPr>
-              <w:t>(Không gây ra triệu chứng tiêu cực)</w:t>
-            </w:r>
-          </w:p>
-        </w:tc>
-      </w:tr>
-      <w:tr>
-        <w:trPr>
-          <w:tblCellSpacing w:w="15" w:type="dxa"/>
-        </w:trPr>
-        <w:tc>
-          <w:tcPr>
-            <w:tcW w:w="0" w:type="auto"/>
-            <w:vAlign w:val="center"/>
-            <w:hideMark/>
-          </w:tcPr>
-          <w:p>
-            <w:r>
-              <w:rPr>
-                <w:b/>
-                <w:bCs/>
-              </w:rPr>
-              <w:t>QU4.</w:t>
-            </w:r>
-            <w:r>
-              <w:t xml:space="preserve"> Developers tự đổi thứ tự hạng mục trong Product Backlog khi thấy một tính năng khác dễ làm hơn.</w:t>
-            </w:r>
-          </w:p>
-        </w:tc>
-        <w:tc>
-          <w:tcPr>
-            <w:tcW w:w="0" w:type="auto"/>
-            <w:vAlign w:val="center"/>
-            <w:hideMark/>
-          </w:tcPr>
-          <w:p>
-            <w:r>
-              <w:rPr>
-                <w:b/>
-                <w:bCs/>
-              </w:rPr>
-              <w:t>Sai</w:t>
-            </w:r>
-          </w:p>
-        </w:tc>
-        <w:tc>
-          <w:tcPr>
-            <w:tcW w:w="0" w:type="auto"/>
-            <w:vAlign w:val="center"/>
-            <w:hideMark/>
-          </w:tcPr>
-          <w:p>
-            <w:r>
-              <w:rPr>
-                <w:b/>
-                <w:bCs/>
-              </w:rPr>
-              <w:t>Product Owner (Đức).</w:t>
-            </w:r>
-            <w:r>
-              <w:t xml:space="preserve"> Chỉ PO mới có quyền thay đổi thứ tự ưu tiên của Product Backlog dựa trên giá trị nghiệp vụ, Developers không được tự ý thay đổi theo độ dễ/khó kỹ thuật.</w:t>
-            </w:r>
-          </w:p>
-        </w:tc>
-        <w:tc>
-          <w:tcPr>
-            <w:tcW w:w="0" w:type="auto"/>
-            <w:vAlign w:val="center"/>
-            <w:hideMark/>
-          </w:tcPr>
-          <w:p>
-            <w:r>
-              <w:t>• Dẫn đến nguy cơ làm sai định hướng sản phẩm, làm chậm các tính năng có giá trị cao, gián tiếp gây quá tải cho PO khi phải xử lý sự cố lệch định hướng.</w:t>
+              <w:t xml:space="preserve"> Tối ưu hóa chi phí và nguồn lực nhờ kế hoạch kiểm soát chặt chẽ, rõ ràng ngay từ đầu, tránh lãng phí thời gian họp lại.</w:t>
             </w:r>
           </w:p>
         </w:tc>
@@ -455,14 +492,23 @@
           <w:b/>
           <w:bCs/>
         </w:rPr>
-        <w:t>Phần 2 - Vá lỗi quy ước (Bộ quy ước chuẩn hóa)</w:t>
+        <w:t>Phần 3 - Lựa chọn &amp; phản biện</w:t>
       </w:r>
     </w:p>
     <w:p>
+      <w:r>
+        <w:rPr>
+          <w:i/>
+          <w:iCs/>
+        </w:rPr>
+        <w:t>(Dưới 6 câu theo đúng quy định)</w:t>
+      </w:r>
+    </w:p>
+    <w:p>
       <w:pPr>
         <w:numPr>
           <w:ilvl w:val="0"/>
-          <w:numId w:val="1"/>
+          <w:numId w:val="2"/>
         </w:numPr>
       </w:pPr>
       <w:r>
@@ -471,35 +517,27 @@
           <w:bCs/>
         </w:rPr>
         <w:lastRenderedPageBreak/>
-        <w:t>QU1 (Viết lại):</w:t>
+        <w:t>Đội Tính năng</w:t>
       </w:r>
       <w:r>
-        <w:t xml:space="preserve"> Developers toàn quyền lựa chọn thư viện bản đồ phù hợp và tự chịu trách nhiệm review code kỹ thuật, Đức (PO) chỉ nghiệm thu tính năng dựa trên Tiêu chí chấp nhận (Acceptance Criteria).</w:t>
+        <w:t xml:space="preserve"> áp dụng </w:t>
       </w:r>
-    </w:p>
-    <w:p>
-      <w:pPr>
-        <w:numPr>
-          <w:ilvl w:val="0"/>
-          <w:numId w:val="1"/>
-        </w:numPr>
-      </w:pPr>
       <w:r>
         <w:rPr>
           <w:b/>
           <w:bCs/>
         </w:rPr>
-        <w:t>QU2 (Viết lại):</w:t>
+        <w:t>Scrum</w:t>
       </w:r>
       <w:r>
-        <w:t xml:space="preserve"> Trong buổi Daily Scrum, các Developers tự thảo luận, đồng bộ tiến độ và chủ động tự nhận công việc trong ngày; Lan (SM) chỉ điều phối buổi họp và hỗ trợ tháo gỡ các rào cản.</w:t>
+        <w:t xml:space="preserve"> vì mảng khuyến mãi, ví điện tử cần đáp ứng nhanh sự thay đổi liên tục của thị trường qua các Sprint ngắn.</w:t>
       </w:r>
     </w:p>
     <w:p>
       <w:pPr>
         <w:numPr>
           <w:ilvl w:val="0"/>
-          <w:numId w:val="1"/>
+          <w:numId w:val="2"/>
         </w:numPr>
       </w:pPr>
       <w:r>
@@ -507,28 +545,63 @@
           <w:b/>
           <w:bCs/>
         </w:rPr>
-        <w:t>QU3 (Giữ nguyên):</w:t>
+        <w:t>Đội Đối soát</w:t>
       </w:r>
       <w:r>
-        <w:t xml:space="preserve"> Đức (PO) chịu trách nhiệm sắp xếp và cập nhật thứ tự ưu tiên của Product Backlog dựa trên giá trị mang lại cho người đặt xe.</w:t>
+        <w:t xml:space="preserve"> áp dụng </w:t>
       </w:r>
-    </w:p>
-    <w:p>
-      <w:pPr>
-        <w:numPr>
-          <w:ilvl w:val="0"/>
-          <w:numId w:val="1"/>
-        </w:numPr>
-      </w:pPr>
       <w:r>
         <w:rPr>
           <w:b/>
           <w:bCs/>
         </w:rPr>
-        <w:t>QU4 (Viết lại):</w:t>
+        <w:t>Waterfall</w:t>
       </w:r>
       <w:r>
-        <w:t xml:space="preserve"> Developers phải tuân thủ thứ tự ưu tiên trong Product Backlog do PO quyết định; trường hợp phát hiện khó khăn kỹ thuật, Developers sẽ chủ động trao đổi với PO để đề xuất điều chỉnh thay vì tự ý thay đổi.</w:t>
+        <w:t xml:space="preserve"> vì công việc xuất hóa đơn có nghiệp vụ thuế rõ ràng, ổn định và đòi hỏi độ chính xác tuyệt đối để tránh bị phạt.</w:t>
+      </w:r>
+    </w:p>
+    <w:p>
+      <w:pPr>
+        <w:numPr>
+          <w:ilvl w:val="0"/>
+          <w:numId w:val="2"/>
+        </w:numPr>
+      </w:pPr>
+      <w:r>
+        <w:t xml:space="preserve">Nếu luật thuế thay đổi gấp, </w:t>
+      </w:r>
+      <w:r>
+        <w:rPr>
+          <w:b/>
+          <w:bCs/>
+        </w:rPr>
+        <w:t>Đội Đối soát</w:t>
+      </w:r>
+      <w:r>
+        <w:t xml:space="preserve"> ứng phó bằng quy trình Quản lý Thay đổi (Change Request), tạm dừng hoặc bổ sung hạng mục ưu tiên xử lý.</w:t>
+      </w:r>
+    </w:p>
+    <w:p>
+      <w:pPr>
+        <w:numPr>
+          <w:ilvl w:val="0"/>
+          <w:numId w:val="2"/>
+        </w:numPr>
+      </w:pPr>
+      <w:r>
+        <w:t>Rủi ro của đội là tiến độ bàn giao bị chậm trễ và tốn chi phí phát sinh cao do phải sửa đổi hệ thống ở giai đoạn muộn.</w:t>
+      </w:r>
+    </w:p>
+    <w:p>
+      <w:pPr>
+        <w:numPr>
+          <w:ilvl w:val="0"/>
+          <w:numId w:val="2"/>
+        </w:numPr>
+      </w:pPr>
+      <w:r>
+        <w:t>Ý kiến của trưởng phòng chưa chính xác vì việc chọn mô hình phát triển phải căn cứ vào đặc thù bài toán (biến động hay ổn định) chứ không dựa vào sự "modern/hiện đại" của công cụ.</w:t>
       </w:r>
     </w:p>
     <w:p/>
@@ -545,9 +618,158 @@
 <file path=word/numbering.xml><?xml version="1.0" encoding="utf-8"?>
 <w:numbering xmlns:wpc="http://schemas.microsoft.com/office/word/2010/wordprocessingCanvas" xmlns:cx="http://schemas.microsoft.com/office/drawing/2014/chartex" xmlns:cx1="http://schemas.microsoft.com/office/drawing/2015/9/8/chartex" xmlns:cx2="http://schemas.microsoft.com/office/drawing/2015/10/21/chartex" xmlns:cx3="http://schemas.microsoft.com/office/drawing/2016/5/9/chartex" xmlns:cx4="http://schemas.microsoft.com/office/drawing/2016/5/10/chartex" xmlns:cx5="http://schemas.microsoft.com/office/drawing/2016/5/11/chartex" xmlns:cx6="http://schemas.microsoft.com/office/drawing/2016/5/12/chartex" xmlns:cx7="http://schemas.microsoft.com/office/drawing/2016/5/13/chartex" xmlns:cx8="http://schemas.microsoft.com/office/drawing/2016/5/14/chartex" xmlns:mc="http://schemas.openxmlformats.org/markup-compatibility/2006" xmlns:aink="http://schemas.microsoft.com/office/drawing/2016/ink" xmlns:am3d="http://schemas.microsoft.com/office/drawing/2017/model3d" xmlns:o="urn:schemas-microsoft-com:office:office" xmlns:oel="http://schemas.microsoft.com/office/2019/extlst" xmlns:r="http://schemas.openxmlformats.org/officeDocument/2006/relationships" xmlns:m="http://schemas.openxmlformats.org/officeDocument/2006/math" xmlns:v="urn:schemas-microsoft-com:vml" xmlns:wp14="http://schemas.microsoft.com/office/word/2010/wordprocessingDrawing" xmlns:wp="http://schemas.openxmlformats.org/drawingml/2006/wordprocessingDrawing" xmlns:w10="urn:schemas-microsoft-com:office:word" xmlns:w="http://schemas.openxmlformats.org/wordprocessingml/2006/main" xmlns:w14="http://schemas.microsoft.com/office/word/2010/wordml" xmlns:w15="http://schemas.microsoft.com/office/word/2012/wordml" xmlns:w16cex="http://schemas.microsoft.com/office/word/2018/wordml/cex" xmlns:w16cid="http://schemas.microsoft.com/office/word/2016/wordml/cid" xmlns:w16="http://schemas.microsoft.com/office/word/2018/wordml" xmlns:w16du="http://schemas.microsoft.com/office/word/2023/wordml/word16du" xmlns:w16sdtdh="http://schemas.microsoft.com/office/word/2020/wordml/sdtdatahash" xmlns:w16sdtfl="http://schemas.microsoft.com/office/word/2024/wordml/sdtformatlock" xmlns:w16se="http://schemas.microsoft.com/office/word/2015/wordml/symex" xmlns:wpg="http://schemas.microsoft.com/office/word/2010/wordprocessingGroup" xmlns:wpi="http://schemas.microsoft.com/office/word/2010/wordprocessingInk" xmlns:wne="http://schemas.microsoft.com/office/word/2006/wordml" xmlns:wps="http://schemas.microsoft.com/office/word/2010/wordprocessingShape" mc:Ignorable="w14 w15 w16se w16cid w16 w16cex w16sdtdh w16sdtfl w16du wp14">
   <w:abstractNum w:abstractNumId="0" w15:restartNumberingAfterBreak="0">
-    <w:nsid w:val="46630CBA"/>
+    <w:nsid w:val="18A92F05"/>
     <w:multiLevelType w:val="multilevel"/>
-    <w:tmpl w:val="F6CA2EBA"/>
+    <w:tmpl w:val="07521076"/>
+    <w:lvl w:ilvl="0">
+      <w:start w:val="1"/>
+      <w:numFmt w:val="bullet"/>
+      <w:lvlText w:val=""/>
+      <w:lvlJc w:val="left"/>
+      <w:pPr>
+        <w:tabs>
+          <w:tab w:val="num" w:pos="720"/>
+        </w:tabs>
+        <w:ind w:left="720" w:hanging="360"/>
+      </w:pPr>
+      <w:rPr>
+        <w:rFonts w:ascii="Symbol" w:hAnsi="Symbol" w:hint="default"/>
+        <w:sz w:val="20"/>
+      </w:rPr>
+    </w:lvl>
+    <w:lvl w:ilvl="1" w:tentative="1">
+      <w:start w:val="1"/>
+      <w:numFmt w:val="bullet"/>
+      <w:lvlText w:val="o"/>
+      <w:lvlJc w:val="left"/>
+      <w:pPr>
+        <w:tabs>
+          <w:tab w:val="num" w:pos="1440"/>
+        </w:tabs>
+        <w:ind w:left="1440" w:hanging="360"/>
+      </w:pPr>
+      <w:rPr>
+        <w:rFonts w:ascii="Courier New" w:hAnsi="Courier New" w:hint="default"/>
+        <w:sz w:val="20"/>
+      </w:rPr>
+    </w:lvl>
+    <w:lvl w:ilvl="2" w:tentative="1">
+      <w:start w:val="1"/>
+      <w:numFmt w:val="bullet"/>
+      <w:lvlText w:val=""/>
+      <w:lvlJc w:val="left"/>
+      <w:pPr>
+        <w:tabs>
+          <w:tab w:val="num" w:pos="2160"/>
+        </w:tabs>
+        <w:ind w:left="2160" w:hanging="360"/>
+      </w:pPr>
+      <w:rPr>
+        <w:rFonts w:ascii="Wingdings" w:hAnsi="Wingdings" w:hint="default"/>
+        <w:sz w:val="20"/>
+      </w:rPr>
+    </w:lvl>
+    <w:lvl w:ilvl="3" w:tentative="1">
+      <w:start w:val="1"/>
+      <w:numFmt w:val="bullet"/>
+      <w:lvlText w:val=""/>
+      <w:lvlJc w:val="left"/>
+      <w:pPr>
+        <w:tabs>
+          <w:tab w:val="num" w:pos="2880"/>
+        </w:tabs>
+        <w:ind w:left="2880" w:hanging="360"/>
+      </w:pPr>
+      <w:rPr>
+        <w:rFonts w:ascii="Wingdings" w:hAnsi="Wingdings" w:hint="default"/>
+        <w:sz w:val="20"/>
+      </w:rPr>
+    </w:lvl>
+    <w:lvl w:ilvl="4" w:tentative="1">
+      <w:start w:val="1"/>
+      <w:numFmt w:val="bullet"/>
+      <w:lvlText w:val=""/>
+      <w:lvlJc w:val="left"/>
+      <w:pPr>
+        <w:tabs>
+          <w:tab w:val="num" w:pos="3600"/>
+        </w:tabs>
+        <w:ind w:left="3600" w:hanging="360"/>
+      </w:pPr>
+      <w:rPr>
+        <w:rFonts w:ascii="Wingdings" w:hAnsi="Wingdings" w:hint="default"/>
+        <w:sz w:val="20"/>
+      </w:rPr>
+    </w:lvl>
+    <w:lvl w:ilvl="5" w:tentative="1">
+      <w:start w:val="1"/>
+      <w:numFmt w:val="bullet"/>
+      <w:lvlText w:val=""/>
+      <w:lvlJc w:val="left"/>
+      <w:pPr>
+        <w:tabs>
+          <w:tab w:val="num" w:pos="4320"/>
+        </w:tabs>
+        <w:ind w:left="4320" w:hanging="360"/>
+      </w:pPr>
+      <w:rPr>
+        <w:rFonts w:ascii="Wingdings" w:hAnsi="Wingdings" w:hint="default"/>
+        <w:sz w:val="20"/>
+      </w:rPr>
+    </w:lvl>
+    <w:lvl w:ilvl="6" w:tentative="1">
+      <w:start w:val="1"/>
+      <w:numFmt w:val="bullet"/>
+      <w:lvlText w:val=""/>
+      <w:lvlJc w:val="left"/>
+      <w:pPr>
+        <w:tabs>
+          <w:tab w:val="num" w:pos="5040"/>
+        </w:tabs>
+        <w:ind w:left="5040" w:hanging="360"/>
+      </w:pPr>
+      <w:rPr>
+        <w:rFonts w:ascii="Wingdings" w:hAnsi="Wingdings" w:hint="default"/>
+        <w:sz w:val="20"/>
+      </w:rPr>
+    </w:lvl>
+    <w:lvl w:ilvl="7" w:tentative="1">
+      <w:start w:val="1"/>
+      <w:numFmt w:val="bullet"/>
+      <w:lvlText w:val=""/>
+      <w:lvlJc w:val="left"/>
+      <w:pPr>
+        <w:tabs>
+          <w:tab w:val="num" w:pos="5760"/>
+        </w:tabs>
+        <w:ind w:left="5760" w:hanging="360"/>
+      </w:pPr>
+      <w:rPr>
+        <w:rFonts w:ascii="Wingdings" w:hAnsi="Wingdings" w:hint="default"/>
+        <w:sz w:val="20"/>
+      </w:rPr>
+    </w:lvl>
+    <w:lvl w:ilvl="8" w:tentative="1">
+      <w:start w:val="1"/>
+      <w:numFmt w:val="bullet"/>
+      <w:lvlText w:val=""/>
+      <w:lvlJc w:val="left"/>
+      <w:pPr>
+        <w:tabs>
+          <w:tab w:val="num" w:pos="6480"/>
+        </w:tabs>
+        <w:ind w:left="6480" w:hanging="360"/>
+      </w:pPr>
+      <w:rPr>
+        <w:rFonts w:ascii="Wingdings" w:hAnsi="Wingdings" w:hint="default"/>
+        <w:sz w:val="20"/>
+      </w:rPr>
+    </w:lvl>
+  </w:abstractNum>
+  <w:abstractNum w:abstractNumId="1" w15:restartNumberingAfterBreak="0">
+    <w:nsid w:val="3D2C73B2"/>
+    <w:multiLevelType w:val="multilevel"/>
+    <w:tmpl w:val="9A10FD90"/>
     <w:lvl w:ilvl="0">
       <w:start w:val="1"/>
       <w:numFmt w:val="decimal"/>
@@ -657,8 +879,11 @@
       </w:pPr>
     </w:lvl>
   </w:abstractNum>
-  <w:num w:numId="1" w16cid:durableId="2062635198">
+  <w:num w:numId="1" w16cid:durableId="2022970759">
     <w:abstractNumId w:val="0"/>
+  </w:num>
+  <w:num w:numId="2" w16cid:durableId="595403841">
+    <w:abstractNumId w:val="1"/>
   </w:num>
 </w:numbering>
 </file>
@@ -1071,7 +1296,7 @@
     <w:link w:val="Heading1Char"/>
     <w:uiPriority w:val="9"/>
     <w:qFormat/>
-    <w:rsid w:val="00B10709"/>
+    <w:rsid w:val="003D5DE4"/>
     <w:pPr>
       <w:keepNext/>
       <w:keepLines/>
@@ -1094,7 +1319,7 @@
     <w:semiHidden/>
     <w:unhideWhenUsed/>
     <w:qFormat/>
-    <w:rsid w:val="00B10709"/>
+    <w:rsid w:val="003D5DE4"/>
     <w:pPr>
       <w:keepNext/>
       <w:keepLines/>
@@ -1117,7 +1342,7 @@
     <w:semiHidden/>
     <w:unhideWhenUsed/>
     <w:qFormat/>
-    <w:rsid w:val="00B10709"/>
+    <w:rsid w:val="003D5DE4"/>
     <w:pPr>
       <w:keepNext/>
       <w:keepLines/>
@@ -1140,7 +1365,7 @@
     <w:semiHidden/>
     <w:unhideWhenUsed/>
     <w:qFormat/>
-    <w:rsid w:val="00B10709"/>
+    <w:rsid w:val="003D5DE4"/>
     <w:pPr>
       <w:keepNext/>
       <w:keepLines/>
@@ -1163,7 +1388,7 @@
     <w:semiHidden/>
     <w:unhideWhenUsed/>
     <w:qFormat/>
-    <w:rsid w:val="00B10709"/>
+    <w:rsid w:val="003D5DE4"/>
     <w:pPr>
       <w:keepNext/>
       <w:keepLines/>
@@ -1184,7 +1409,7 @@
     <w:semiHidden/>
     <w:unhideWhenUsed/>
     <w:qFormat/>
-    <w:rsid w:val="00B10709"/>
+    <w:rsid w:val="003D5DE4"/>
     <w:pPr>
       <w:keepNext/>
       <w:keepLines/>
@@ -1207,7 +1432,7 @@
     <w:semiHidden/>
     <w:unhideWhenUsed/>
     <w:qFormat/>
-    <w:rsid w:val="00B10709"/>
+    <w:rsid w:val="003D5DE4"/>
     <w:pPr>
       <w:keepNext/>
       <w:keepLines/>
@@ -1228,7 +1453,7 @@
     <w:semiHidden/>
     <w:unhideWhenUsed/>
     <w:qFormat/>
-    <w:rsid w:val="00B10709"/>
+    <w:rsid w:val="003D5DE4"/>
     <w:pPr>
       <w:keepNext/>
       <w:keepLines/>
@@ -1251,7 +1476,7 @@
     <w:semiHidden/>
     <w:unhideWhenUsed/>
     <w:qFormat/>
-    <w:rsid w:val="00B10709"/>
+    <w:rsid w:val="003D5DE4"/>
     <w:pPr>
       <w:keepNext/>
       <w:keepLines/>
@@ -1294,7 +1519,7 @@
     <w:basedOn w:val="DefaultParagraphFont"/>
     <w:link w:val="Heading1"/>
     <w:uiPriority w:val="9"/>
-    <w:rsid w:val="00B10709"/>
+    <w:rsid w:val="003D5DE4"/>
     <w:rPr>
       <w:rFonts w:asciiTheme="majorHAnsi" w:eastAsiaTheme="majorEastAsia" w:hAnsiTheme="majorHAnsi" w:cstheme="majorBidi"/>
       <w:color w:val="2F5496" w:themeColor="accent1" w:themeShade="BF"/>
@@ -1308,7 +1533,7 @@
     <w:link w:val="Heading2"/>
     <w:uiPriority w:val="9"/>
     <w:semiHidden/>
-    <w:rsid w:val="00B10709"/>
+    <w:rsid w:val="003D5DE4"/>
     <w:rPr>
       <w:rFonts w:asciiTheme="majorHAnsi" w:eastAsiaTheme="majorEastAsia" w:hAnsiTheme="majorHAnsi" w:cstheme="majorBidi"/>
       <w:color w:val="2F5496" w:themeColor="accent1" w:themeShade="BF"/>
@@ -1322,7 +1547,7 @@
     <w:link w:val="Heading3"/>
     <w:uiPriority w:val="9"/>
     <w:semiHidden/>
-    <w:rsid w:val="00B10709"/>
+    <w:rsid w:val="003D5DE4"/>
     <w:rPr>
       <w:rFonts w:eastAsiaTheme="majorEastAsia" w:cstheme="majorBidi"/>
       <w:color w:val="2F5496" w:themeColor="accent1" w:themeShade="BF"/>
@@ -1336,7 +1561,7 @@
     <w:link w:val="Heading4"/>
     <w:uiPriority w:val="9"/>
     <w:semiHidden/>
-    <w:rsid w:val="00B10709"/>
+    <w:rsid w:val="003D5DE4"/>
     <w:rPr>
       <w:rFonts w:eastAsiaTheme="majorEastAsia" w:cstheme="majorBidi"/>
       <w:i/>
@@ -1350,7 +1575,7 @@
     <w:link w:val="Heading5"/>
     <w:uiPriority w:val="9"/>
     <w:semiHidden/>
-    <w:rsid w:val="00B10709"/>
+    <w:rsid w:val="003D5DE4"/>
     <w:rPr>
       <w:rFonts w:eastAsiaTheme="majorEastAsia" w:cstheme="majorBidi"/>
       <w:color w:val="2F5496" w:themeColor="accent1" w:themeShade="BF"/>
@@ -1362,7 +1587,7 @@
     <w:link w:val="Heading6"/>
     <w:uiPriority w:val="9"/>
     <w:semiHidden/>
-    <w:rsid w:val="00B10709"/>
+    <w:rsid w:val="003D5DE4"/>
     <w:rPr>
       <w:rFonts w:eastAsiaTheme="majorEastAsia" w:cstheme="majorBidi"/>
       <w:i/>
@@ -1376,7 +1601,7 @@
     <w:link w:val="Heading7"/>
     <w:uiPriority w:val="9"/>
     <w:semiHidden/>
-    <w:rsid w:val="00B10709"/>
+    <w:rsid w:val="003D5DE4"/>
     <w:rPr>
       <w:rFonts w:eastAsiaTheme="majorEastAsia" w:cstheme="majorBidi"/>
       <w:color w:val="595959" w:themeColor="text1" w:themeTint="A6"/>
@@ -1388,7 +1613,7 @@
     <w:link w:val="Heading8"/>
     <w:uiPriority w:val="9"/>
     <w:semiHidden/>
-    <w:rsid w:val="00B10709"/>
+    <w:rsid w:val="003D5DE4"/>
     <w:rPr>
       <w:rFonts w:eastAsiaTheme="majorEastAsia" w:cstheme="majorBidi"/>
       <w:i/>
@@ -1402,7 +1627,7 @@
     <w:link w:val="Heading9"/>
     <w:uiPriority w:val="9"/>
     <w:semiHidden/>
-    <w:rsid w:val="00B10709"/>
+    <w:rsid w:val="003D5DE4"/>
     <w:rPr>
       <w:rFonts w:eastAsiaTheme="majorEastAsia" w:cstheme="majorBidi"/>
       <w:color w:val="272727" w:themeColor="text1" w:themeTint="D8"/>
@@ -1415,7 +1640,7 @@
     <w:link w:val="TitleChar"/>
     <w:uiPriority w:val="10"/>
     <w:qFormat/>
-    <w:rsid w:val="00B10709"/>
+    <w:rsid w:val="003D5DE4"/>
     <w:pPr>
       <w:spacing w:after="80" w:line="240" w:lineRule="auto"/>
       <w:contextualSpacing/>
@@ -1433,7 +1658,7 @@
     <w:basedOn w:val="DefaultParagraphFont"/>
     <w:link w:val="Title"/>
     <w:uiPriority w:val="10"/>
-    <w:rsid w:val="00B10709"/>
+    <w:rsid w:val="003D5DE4"/>
     <w:rPr>
       <w:rFonts w:asciiTheme="majorHAnsi" w:eastAsiaTheme="majorEastAsia" w:hAnsiTheme="majorHAnsi" w:cstheme="majorBidi"/>
       <w:spacing w:val="-10"/>
@@ -1449,7 +1674,7 @@
     <w:link w:val="SubtitleChar"/>
     <w:uiPriority w:val="11"/>
     <w:qFormat/>
-    <w:rsid w:val="00B10709"/>
+    <w:rsid w:val="003D5DE4"/>
     <w:pPr>
       <w:numPr>
         <w:ilvl w:val="1"/>
@@ -1468,7 +1693,7 @@
     <w:basedOn w:val="DefaultParagraphFont"/>
     <w:link w:val="Subtitle"/>
     <w:uiPriority w:val="11"/>
-    <w:rsid w:val="00B10709"/>
+    <w:rsid w:val="003D5DE4"/>
     <w:rPr>
       <w:rFonts w:eastAsiaTheme="majorEastAsia" w:cstheme="majorBidi"/>
       <w:color w:val="595959" w:themeColor="text1" w:themeTint="A6"/>
@@ -1484,7 +1709,7 @@
     <w:link w:val="QuoteChar"/>
     <w:uiPriority w:val="29"/>
     <w:qFormat/>
-    <w:rsid w:val="00B10709"/>
+    <w:rsid w:val="003D5DE4"/>
     <w:pPr>
       <w:spacing w:before="160"/>
       <w:jc w:val="center"/>
@@ -1500,7 +1725,7 @@
     <w:basedOn w:val="DefaultParagraphFont"/>
     <w:link w:val="Quote"/>
     <w:uiPriority w:val="29"/>
-    <w:rsid w:val="00B10709"/>
+    <w:rsid w:val="003D5DE4"/>
     <w:rPr>
       <w:i/>
       <w:iCs/>
@@ -1512,7 +1737,7 @@
     <w:basedOn w:val="Normal"/>
     <w:uiPriority w:val="34"/>
     <w:qFormat/>
-    <w:rsid w:val="00B10709"/>
+    <w:rsid w:val="003D5DE4"/>
     <w:pPr>
       <w:ind w:left="720"/>
       <w:contextualSpacing/>
@@ -1523,7 +1748,7 @@
     <w:basedOn w:val="DefaultParagraphFont"/>
     <w:uiPriority w:val="21"/>
     <w:qFormat/>
-    <w:rsid w:val="00B10709"/>
+    <w:rsid w:val="003D5DE4"/>
     <w:rPr>
       <w:i/>
       <w:iCs/>
@@ -1537,7 +1762,7 @@
     <w:link w:val="IntenseQuoteChar"/>
     <w:uiPriority w:val="30"/>
     <w:qFormat/>
-    <w:rsid w:val="00B10709"/>
+    <w:rsid w:val="003D5DE4"/>
     <w:pPr>
       <w:pBdr>
         <w:top w:val="single" w:sz="4" w:space="10" w:color="2F5496" w:themeColor="accent1" w:themeShade="BF"/>
@@ -1558,7 +1783,7 @@
     <w:basedOn w:val="DefaultParagraphFont"/>
     <w:link w:val="IntenseQuote"/>
     <w:uiPriority w:val="30"/>
-    <w:rsid w:val="00B10709"/>
+    <w:rsid w:val="003D5DE4"/>
     <w:rPr>
       <w:i/>
       <w:iCs/>
@@ -1570,7 +1795,7 @@
     <w:basedOn w:val="DefaultParagraphFont"/>
     <w:uiPriority w:val="32"/>
     <w:qFormat/>
-    <w:rsid w:val="00B10709"/>
+    <w:rsid w:val="003D5DE4"/>
     <w:rPr>
       <w:b/>
       <w:bCs/>

--- a/ex1.docx
+++ b/ex1.docx
@@ -1,6 +1,6 @@
 
 <file path=word/document.xml><?xml version="1.0" encoding="utf-8"?>
-<w:document xmlns:wpc="http://schemas.microsoft.com/office/word/2010/wordprocessingCanvas" xmlns:cx="http://schemas.microsoft.com/office/drawing/2014/chartex" xmlns:cx1="http://schemas.microsoft.com/office/drawing/2015/9/8/chartex" xmlns:cx2="http://schemas.microsoft.com/office/drawing/2015/10/21/chartex" xmlns:cx3="http://schemas.microsoft.com/office/drawing/2016/5/9/chartex" xmlns:cx4="http://schemas.microsoft.com/office/drawing/2016/5/10/chartex" xmlns:cx5="http://schemas.microsoft.com/office/drawing/2016/5/11/chartex" xmlns:cx6="http://schemas.microsoft.com/office/drawing/2016/5/12/chartex" xmlns:cx7="http://schemas.microsoft.com/office/drawing/2016/5/13/chartex" xmlns:cx8="http://schemas.microsoft.com/office/drawing/2016/5/14/chartex" xmlns:mc="http://schemas.openxmlformats.org/markup-compatibility/2006" xmlns:aink="http://schemas.microsoft.com/office/drawing/2016/ink" xmlns:am3d="http://schemas.microsoft.com/office/drawing/2017/model3d" xmlns:o="urn:schemas-microsoft-com:office:office" xmlns:oel="http://schemas.microsoft.com/office/2019/extlst" xmlns:r="http://schemas.openxmlformats.org/officeDocument/2006/relationships" xmlns:m="http://schemas.openxmlformats.org/officeDocument/2006/math" xmlns:v="urn:schemas-microsoft-com:vml" xmlns:wp14="http://schemas.microsoft.com/office/word/2010/wordprocessingDrawing" xmlns:wp="http://schemas.openxmlformats.org/drawingml/2006/wordprocessingDrawing" xmlns:w10="urn:schemas-microsoft-com:office:word" xmlns:w="http://schemas.openxmlformats.org/wordprocessingml/2006/main" xmlns:w14="http://schemas.microsoft.com/office/word/2010/wordml" xmlns:w15="http://schemas.microsoft.com/office/word/2012/wordml" xmlns:w16cex="http://schemas.microsoft.com/office/word/2018/wordml/cex" xmlns:w16cid="http://schemas.microsoft.com/office/word/2016/wordml/cid" xmlns:w16="http://schemas.microsoft.com/office/word/2018/wordml" xmlns:w16du="http://schemas.microsoft.com/office/word/2023/wordml/word16du" xmlns:w16sdtdh="http://schemas.microsoft.com/office/word/2020/wordml/sdtdatahash" xmlns:w16sdtfl="http://schemas.microsoft.com/office/word/2024/wordml/sdtformatlock" xmlns:w16se="http://schemas.microsoft.com/office/word/2015/wordml/symex" xmlns:wpg="http://schemas.microsoft.com/office/word/2010/wordprocessingGroup" xmlns:wpi="http://schemas.microsoft.com/office/word/2010/wordprocessingInk" xmlns:wne="http://schemas.microsoft.com/office/word/2006/wordml" xmlns:wps="http://schemas.microsoft.com/office/word/2010/wordprocessingShape" mc:Ignorable="w14 w15 w16se w16cid w16 w16cex w16sdtdh w16sdtfl w16du wp14">
+<w:document xmlns:wpc="http://schemas.microsoft.com/office/word/2010/wordprocessingCanvas" xmlns:cx="http://schemas.microsoft.com/office/drawing/2014/chartex" xmlns:cx1="http://schemas.microsoft.com/office/drawing/2015/9/8/chartex" xmlns:cx2="http://schemas.microsoft.com/office/drawing/2015/10/21/chartex" xmlns:cx3="http://schemas.microsoft.com/office/drawing/2016/5/9/chartex" xmlns:cx4="http://schemas.microsoft.com/office/drawing/2016/5/10/chartex" xmlns:cx5="http://schemas.microsoft.com/office/drawing/2016/5/11/chartex" xmlns:cx6="http://schemas.microsoft.com/office/drawing/2016/5/12/chartex" xmlns:cx7="http://schemas.microsoft.com/office/drawing/2016/5/13/chartex" xmlns:cx8="http://schemas.microsoft.com/office/drawing/2016/5/14/chartex" xmlns:mc="http://schemas.openxmlformats.org/markup-compatibility/2006" xmlns:aink="http://schemas.microsoft.com/office/drawing/2016/ink" xmlns:am3d="http://schemas.microsoft.com/office/drawing/2017/model3d" xmlns:o="urn:schemas-microsoft-com:office:office" xmlns:oel="http://schemas.microsoft.com/office/2019/extlst" xmlns:r="http://schemas.openxmlformats.org/officeDocument/2006/relationships" xmlns:m="http://schemas.openxmlformats.org/officeDocument/2006/math" xmlns:v="urn:schemas-microsoft-com:vml" xmlns:wp14="http://schemas.microsoft.com/office/word/2010/wordprocessingDrawing" xmlns:wp="http://schemas.openxmlformats.org/drawingml/2006/wordprocessingDrawing" xmlns:w10="urn:schemas-microsoft-com:office:word" xmlns:w="http://schemas.openxmlformats.org/wordprocessingml/2006/main" xmlns:w14="http://schemas.microsoft.com/office/word/2010/wordml" xmlns:w15="http://schemas.microsoft.com/office/word/2012/wordml" xmlns:w16cex="http://schemas.microsoft.com/office/word/2018/wordml/cex" xmlns:w16cid="http://schemas.microsoft.com/office/word/2016/wordml/cid" xmlns:w16="http://schemas.microsoft.com/office/word/2018/wordml" xmlns:w16sdtdh="http://schemas.microsoft.com/office/word/2020/wordml/sdtdatahash" xmlns:w16se="http://schemas.microsoft.com/office/word/2015/wordml/symex" xmlns:wpg="http://schemas.microsoft.com/office/word/2010/wordprocessingGroup" xmlns:wpi="http://schemas.microsoft.com/office/word/2010/wordprocessingInk" xmlns:wne="http://schemas.microsoft.com/office/word/2006/wordml" xmlns:wps="http://schemas.microsoft.com/office/word/2010/wordprocessingShape" mc:Ignorable="w14 w15 w16se w16cid w16 w16cex w16sdtdh wp14">
   <w:body>
     <w:p>
       <w:pPr>
@@ -9,83 +9,47 @@
           <w:bCs/>
         </w:rPr>
       </w:pPr>
+      <w:proofErr w:type="spellStart"/>
       <w:r>
         <w:rPr>
           <w:b/>
           <w:bCs/>
         </w:rPr>
-        <w:t>BÀI LÀM: CHỌN CÁCH LÀM PHÙ HỢP CHO HAI ĐỘI RIKKEIGO</w:t>
-      </w:r>
-    </w:p>
-    <w:p>
-      <w:pPr>
+        <w:t>Phần</w:t>
+      </w:r>
+      <w:proofErr w:type="spellEnd"/>
+      <w:r>
         <w:rPr>
           <w:b/>
           <w:bCs/>
         </w:rPr>
-      </w:pPr>
+        <w:t xml:space="preserve"> 1 - </w:t>
+      </w:r>
+      <w:proofErr w:type="spellStart"/>
       <w:r>
         <w:rPr>
           <w:b/>
           <w:bCs/>
         </w:rPr>
-        <w:t>Phần 1 - Đề xuất 2 giải pháp</w:t>
-      </w:r>
-    </w:p>
-    <w:p>
-      <w:pPr>
-        <w:numPr>
-          <w:ilvl w:val="0"/>
-          <w:numId w:val="1"/>
-        </w:numPr>
-      </w:pPr>
+        <w:t>Phân</w:t>
+      </w:r>
+      <w:proofErr w:type="spellEnd"/>
       <w:r>
         <w:rPr>
           <w:b/>
           <w:bCs/>
         </w:rPr>
-        <w:t>Giải pháp 1: Phát triển lặp thích ứng theo Sprint (Scrum)</w:t>
-      </w:r>
-    </w:p>
-    <w:p>
-      <w:r>
-        <w:t>Yêu cầu được tiếp nhận, chia nhỏ vào Product Backlog và bổ sung/thay đổi linh hoạt theo từng chu kỳ Sprint ngắn (1–2 tuần). Mỗi Sprint giao một phần sản phẩm hoàn chỉnh để phản hồi nhanh với thị trường.</w:t>
-      </w:r>
-    </w:p>
-    <w:p>
-      <w:pPr>
-        <w:numPr>
-          <w:ilvl w:val="0"/>
-          <w:numId w:val="1"/>
-        </w:numPr>
-      </w:pPr>
+        <w:t xml:space="preserve"> </w:t>
+      </w:r>
+      <w:proofErr w:type="spellStart"/>
       <w:r>
         <w:rPr>
           <w:b/>
           <w:bCs/>
         </w:rPr>
-        <w:t>Giải pháp 2: Phát triển theo giai đoạn tuần tự (Waterfall)</w:t>
-      </w:r>
-    </w:p>
-    <w:p>
-      <w:r>
-        <w:t>Toàn bộ yêu cầu được tiếp nhận, chốt phạm vi cố định và làm rõ chi tiết ngay từ đầu trước khi chuyển sang thiết kế, lập trình và kiểm thử theo chuỗi tuần tự. Yêu cầu phát sinh trong quá trình triển khai bị hạn chế tối đa.</w:t>
-      </w:r>
-    </w:p>
-    <w:p>
-      <w:pPr>
-        <w:rPr>
-          <w:b/>
-          <w:bCs/>
-        </w:rPr>
-      </w:pPr>
-      <w:r>
-        <w:rPr>
-          <w:b/>
-          <w:bCs/>
-        </w:rPr>
-        <w:t>Phần 2 - So sánh 2 giải pháp</w:t>
-      </w:r>
+        <w:t>tích</w:t>
+      </w:r>
+      <w:proofErr w:type="spellEnd"/>
     </w:p>
     <w:tbl>
       <w:tblPr>
@@ -100,9 +64,11 @@
         <w:tblLook w:val="04A0" w:firstRow="1" w:lastRow="0" w:firstColumn="1" w:lastColumn="0" w:noHBand="0" w:noVBand="1"/>
       </w:tblPr>
       <w:tblGrid>
-        <w:gridCol w:w="1904"/>
-        <w:gridCol w:w="3677"/>
-        <w:gridCol w:w="3763"/>
+        <w:gridCol w:w="2380"/>
+        <w:gridCol w:w="1346"/>
+        <w:gridCol w:w="2101"/>
+        <w:gridCol w:w="1178"/>
+        <w:gridCol w:w="2339"/>
       </w:tblGrid>
       <w:tr>
         <w:trPr>
@@ -133,8 +99,17 @@
                 <w:b/>
                 <w:bCs/>
               </w:rPr>
-              <w:t>Tiêu chí</w:t>
-            </w:r>
+              <w:t xml:space="preserve">Quy </w:t>
+            </w:r>
+            <w:proofErr w:type="spellStart"/>
+            <w:r>
+              <w:rPr>
+                <w:b/>
+                <w:bCs/>
+              </w:rPr>
+              <w:t>tắc</w:t>
+            </w:r>
+            <w:proofErr w:type="spellEnd"/>
           </w:p>
         </w:tc>
         <w:tc>
@@ -156,12 +131,21 @@
             <w:hideMark/>
           </w:tcPr>
           <w:p>
-            <w:r>
-              <w:rPr>
-                <w:b/>
-                <w:bCs/>
-              </w:rPr>
-              <w:t>Giải pháp 1 (Scrum)</w:t>
+            <w:proofErr w:type="spellStart"/>
+            <w:r>
+              <w:rPr>
+                <w:b/>
+                <w:bCs/>
+              </w:rPr>
+              <w:t>Đúng</w:t>
+            </w:r>
+            <w:proofErr w:type="spellEnd"/>
+            <w:r>
+              <w:rPr>
+                <w:b/>
+                <w:bCs/>
+              </w:rPr>
+              <w:t>/Sai</w:t>
             </w:r>
           </w:p>
         </w:tc>
@@ -189,8 +173,253 @@
                 <w:b/>
                 <w:bCs/>
               </w:rPr>
-              <w:t>Giải pháp 2 (Waterfall)</w:t>
-            </w:r>
+              <w:t xml:space="preserve">Vi </w:t>
+            </w:r>
+            <w:proofErr w:type="spellStart"/>
+            <w:r>
+              <w:rPr>
+                <w:b/>
+                <w:bCs/>
+              </w:rPr>
+              <w:t>phạm</w:t>
+            </w:r>
+            <w:proofErr w:type="spellEnd"/>
+            <w:r>
+              <w:rPr>
+                <w:b/>
+                <w:bCs/>
+              </w:rPr>
+              <w:t xml:space="preserve"> </w:t>
+            </w:r>
+            <w:proofErr w:type="spellStart"/>
+            <w:r>
+              <w:rPr>
+                <w:b/>
+                <w:bCs/>
+              </w:rPr>
+              <w:t>sự</w:t>
+            </w:r>
+            <w:proofErr w:type="spellEnd"/>
+            <w:r>
+              <w:rPr>
+                <w:b/>
+                <w:bCs/>
+              </w:rPr>
+              <w:t xml:space="preserve"> </w:t>
+            </w:r>
+            <w:proofErr w:type="spellStart"/>
+            <w:r>
+              <w:rPr>
+                <w:b/>
+                <w:bCs/>
+              </w:rPr>
+              <w:t>kiện</w:t>
+            </w:r>
+            <w:proofErr w:type="spellEnd"/>
+            <w:r>
+              <w:rPr>
+                <w:b/>
+                <w:bCs/>
+              </w:rPr>
+              <w:t xml:space="preserve">/Artifact </w:t>
+            </w:r>
+            <w:proofErr w:type="spellStart"/>
+            <w:r>
+              <w:rPr>
+                <w:b/>
+                <w:bCs/>
+              </w:rPr>
+              <w:t>nào</w:t>
+            </w:r>
+            <w:proofErr w:type="spellEnd"/>
+          </w:p>
+        </w:tc>
+        <w:tc>
+          <w:tcPr>
+            <w:tcW w:w="0" w:type="auto"/>
+            <w:tcBorders>
+              <w:top w:val="single" w:sz="6" w:space="0" w:color="C4C7C5"/>
+              <w:left w:val="single" w:sz="6" w:space="0" w:color="C4C7C5"/>
+              <w:bottom w:val="single" w:sz="6" w:space="0" w:color="C4C7C5"/>
+              <w:right w:val="single" w:sz="6" w:space="0" w:color="C4C7C5"/>
+            </w:tcBorders>
+            <w:tcMar>
+              <w:top w:w="120" w:type="dxa"/>
+              <w:left w:w="180" w:type="dxa"/>
+              <w:bottom w:w="120" w:type="dxa"/>
+              <w:right w:w="180" w:type="dxa"/>
+            </w:tcMar>
+            <w:vAlign w:val="center"/>
+            <w:hideMark/>
+          </w:tcPr>
+          <w:p>
+            <w:proofErr w:type="spellStart"/>
+            <w:r>
+              <w:rPr>
+                <w:b/>
+                <w:bCs/>
+              </w:rPr>
+              <w:t>Trụ</w:t>
+            </w:r>
+            <w:proofErr w:type="spellEnd"/>
+            <w:r>
+              <w:rPr>
+                <w:b/>
+                <w:bCs/>
+              </w:rPr>
+              <w:t xml:space="preserve"> </w:t>
+            </w:r>
+            <w:proofErr w:type="spellStart"/>
+            <w:r>
+              <w:rPr>
+                <w:b/>
+                <w:bCs/>
+              </w:rPr>
+              <w:t>cột</w:t>
+            </w:r>
+            <w:proofErr w:type="spellEnd"/>
+            <w:r>
+              <w:rPr>
+                <w:b/>
+                <w:bCs/>
+              </w:rPr>
+              <w:t xml:space="preserve"> </w:t>
+            </w:r>
+            <w:proofErr w:type="spellStart"/>
+            <w:r>
+              <w:rPr>
+                <w:b/>
+                <w:bCs/>
+              </w:rPr>
+              <w:t>bị</w:t>
+            </w:r>
+            <w:proofErr w:type="spellEnd"/>
+            <w:r>
+              <w:rPr>
+                <w:b/>
+                <w:bCs/>
+              </w:rPr>
+              <w:t xml:space="preserve"> </w:t>
+            </w:r>
+            <w:proofErr w:type="spellStart"/>
+            <w:r>
+              <w:rPr>
+                <w:b/>
+                <w:bCs/>
+              </w:rPr>
+              <w:t>ảnh</w:t>
+            </w:r>
+            <w:proofErr w:type="spellEnd"/>
+            <w:r>
+              <w:rPr>
+                <w:b/>
+                <w:bCs/>
+              </w:rPr>
+              <w:t xml:space="preserve"> </w:t>
+            </w:r>
+            <w:proofErr w:type="spellStart"/>
+            <w:r>
+              <w:rPr>
+                <w:b/>
+                <w:bCs/>
+              </w:rPr>
+              <w:t>hưởng</w:t>
+            </w:r>
+            <w:proofErr w:type="spellEnd"/>
+          </w:p>
+        </w:tc>
+        <w:tc>
+          <w:tcPr>
+            <w:tcW w:w="0" w:type="auto"/>
+            <w:tcBorders>
+              <w:top w:val="single" w:sz="6" w:space="0" w:color="C4C7C5"/>
+              <w:left w:val="single" w:sz="6" w:space="0" w:color="C4C7C5"/>
+              <w:bottom w:val="single" w:sz="6" w:space="0" w:color="C4C7C5"/>
+              <w:right w:val="single" w:sz="6" w:space="0" w:color="C4C7C5"/>
+            </w:tcBorders>
+            <w:tcMar>
+              <w:top w:w="120" w:type="dxa"/>
+              <w:left w:w="180" w:type="dxa"/>
+              <w:bottom w:w="120" w:type="dxa"/>
+              <w:right w:w="180" w:type="dxa"/>
+            </w:tcMar>
+            <w:vAlign w:val="center"/>
+            <w:hideMark/>
+          </w:tcPr>
+          <w:p>
+            <w:proofErr w:type="spellStart"/>
+            <w:r>
+              <w:rPr>
+                <w:b/>
+                <w:bCs/>
+              </w:rPr>
+              <w:t>Hậu</w:t>
+            </w:r>
+            <w:proofErr w:type="spellEnd"/>
+            <w:r>
+              <w:rPr>
+                <w:b/>
+                <w:bCs/>
+              </w:rPr>
+              <w:t xml:space="preserve"> </w:t>
+            </w:r>
+            <w:proofErr w:type="spellStart"/>
+            <w:r>
+              <w:rPr>
+                <w:b/>
+                <w:bCs/>
+              </w:rPr>
+              <w:t>quả</w:t>
+            </w:r>
+            <w:proofErr w:type="spellEnd"/>
+            <w:r>
+              <w:rPr>
+                <w:b/>
+                <w:bCs/>
+              </w:rPr>
+              <w:t xml:space="preserve"> </w:t>
+            </w:r>
+            <w:proofErr w:type="spellStart"/>
+            <w:r>
+              <w:rPr>
+                <w:b/>
+                <w:bCs/>
+              </w:rPr>
+              <w:t>thực</w:t>
+            </w:r>
+            <w:proofErr w:type="spellEnd"/>
+            <w:r>
+              <w:rPr>
+                <w:b/>
+                <w:bCs/>
+              </w:rPr>
+              <w:t xml:space="preserve"> </w:t>
+            </w:r>
+            <w:proofErr w:type="spellStart"/>
+            <w:r>
+              <w:rPr>
+                <w:b/>
+                <w:bCs/>
+              </w:rPr>
+              <w:t>tế</w:t>
+            </w:r>
+            <w:proofErr w:type="spellEnd"/>
+            <w:r>
+              <w:rPr>
+                <w:b/>
+                <w:bCs/>
+              </w:rPr>
+              <w:t xml:space="preserve"> / Lý do </w:t>
+            </w:r>
+            <w:proofErr w:type="spellStart"/>
+            <w:r>
+              <w:rPr>
+                <w:b/>
+                <w:bCs/>
+              </w:rPr>
+              <w:t>đúng</w:t>
+            </w:r>
+            <w:proofErr w:type="spellEnd"/>
           </w:p>
         </w:tc>
       </w:tr>
@@ -222,7 +451,146 @@
                 <w:b/>
                 <w:bCs/>
               </w:rPr>
-              <w:t>Khả năng thích nghi khi yêu cầu thay đổi</w:t>
+              <w:t>QT1.</w:t>
+            </w:r>
+            <w:r>
+              <w:t xml:space="preserve"> </w:t>
+            </w:r>
+            <w:proofErr w:type="spellStart"/>
+            <w:r>
+              <w:t>Độ</w:t>
+            </w:r>
+            <w:proofErr w:type="spellEnd"/>
+            <w:r>
+              <w:t xml:space="preserve"> </w:t>
+            </w:r>
+            <w:proofErr w:type="spellStart"/>
+            <w:r>
+              <w:t>dài</w:t>
+            </w:r>
+            <w:proofErr w:type="spellEnd"/>
+            <w:r>
+              <w:t xml:space="preserve"> Sprint </w:t>
+            </w:r>
+            <w:proofErr w:type="spellStart"/>
+            <w:r>
+              <w:t>linh</w:t>
+            </w:r>
+            <w:proofErr w:type="spellEnd"/>
+            <w:r>
+              <w:t xml:space="preserve"> </w:t>
+            </w:r>
+            <w:proofErr w:type="spellStart"/>
+            <w:r>
+              <w:t>hoạt</w:t>
+            </w:r>
+            <w:proofErr w:type="spellEnd"/>
+            <w:r>
+              <w:t xml:space="preserve">: </w:t>
+            </w:r>
+            <w:proofErr w:type="spellStart"/>
+            <w:r>
+              <w:t>tuần</w:t>
+            </w:r>
+            <w:proofErr w:type="spellEnd"/>
+            <w:r>
+              <w:t xml:space="preserve"> </w:t>
+            </w:r>
+            <w:proofErr w:type="spellStart"/>
+            <w:r>
+              <w:t>nhiều</w:t>
+            </w:r>
+            <w:proofErr w:type="spellEnd"/>
+            <w:r>
+              <w:t xml:space="preserve"> </w:t>
+            </w:r>
+            <w:proofErr w:type="spellStart"/>
+            <w:r>
+              <w:t>việc</w:t>
+            </w:r>
+            <w:proofErr w:type="spellEnd"/>
+            <w:r>
+              <w:t xml:space="preserve"> </w:t>
+            </w:r>
+            <w:proofErr w:type="spellStart"/>
+            <w:r>
+              <w:t>thì</w:t>
+            </w:r>
+            <w:proofErr w:type="spellEnd"/>
+            <w:r>
+              <w:t xml:space="preserve"> </w:t>
+            </w:r>
+            <w:proofErr w:type="spellStart"/>
+            <w:r>
+              <w:t>kéo</w:t>
+            </w:r>
+            <w:proofErr w:type="spellEnd"/>
+            <w:r>
+              <w:t xml:space="preserve"> </w:t>
+            </w:r>
+            <w:proofErr w:type="spellStart"/>
+            <w:r>
+              <w:t>dài</w:t>
+            </w:r>
+            <w:proofErr w:type="spellEnd"/>
+            <w:r>
+              <w:t xml:space="preserve"> 3–4 </w:t>
+            </w:r>
+            <w:proofErr w:type="spellStart"/>
+            <w:r>
+              <w:t>tuần</w:t>
+            </w:r>
+            <w:proofErr w:type="spellEnd"/>
+            <w:r>
+              <w:t xml:space="preserve">, </w:t>
+            </w:r>
+            <w:proofErr w:type="spellStart"/>
+            <w:r>
+              <w:t>ít</w:t>
+            </w:r>
+            <w:proofErr w:type="spellEnd"/>
+            <w:r>
+              <w:t xml:space="preserve"> </w:t>
+            </w:r>
+            <w:proofErr w:type="spellStart"/>
+            <w:r>
+              <w:t>việc</w:t>
+            </w:r>
+            <w:proofErr w:type="spellEnd"/>
+            <w:r>
+              <w:t xml:space="preserve"> </w:t>
+            </w:r>
+            <w:proofErr w:type="spellStart"/>
+            <w:r>
+              <w:t>thì</w:t>
+            </w:r>
+            <w:proofErr w:type="spellEnd"/>
+            <w:r>
+              <w:t xml:space="preserve"> </w:t>
+            </w:r>
+            <w:proofErr w:type="spellStart"/>
+            <w:r>
+              <w:t>rút</w:t>
+            </w:r>
+            <w:proofErr w:type="spellEnd"/>
+            <w:r>
+              <w:t xml:space="preserve"> </w:t>
+            </w:r>
+            <w:proofErr w:type="spellStart"/>
+            <w:r>
+              <w:t>còn</w:t>
+            </w:r>
+            <w:proofErr w:type="spellEnd"/>
+            <w:r>
+              <w:t xml:space="preserve"> 1 </w:t>
+            </w:r>
+            <w:proofErr w:type="spellStart"/>
+            <w:r>
+              <w:t>tuần</w:t>
+            </w:r>
+            <w:proofErr w:type="spellEnd"/>
+            <w:r>
+              <w:t>.</w:t>
             </w:r>
           </w:p>
         </w:tc>
@@ -250,10 +618,7 @@
                 <w:b/>
                 <w:bCs/>
               </w:rPr>
-              <w:t>Ưu điểm (+):</w:t>
-            </w:r>
-            <w:r>
-              <w:t xml:space="preserve"> Dễ dàng điều chỉnh, bổ sung hoặc loại bỏ yêu cầu ở đầu mỗi Sprint mà không phá vỡ toàn bộ kế hoạch.</w:t>
+              <w:t>Sai</w:t>
             </w:r>
           </w:p>
         </w:tc>
@@ -276,15 +641,417 @@
             <w:hideMark/>
           </w:tcPr>
           <w:p>
-            <w:r>
-              <w:rPr>
-                <w:b/>
-                <w:bCs/>
-              </w:rPr>
-              <w:t>Nhược điểm (-):</w:t>
-            </w:r>
-            <w:r>
-              <w:t xml:space="preserve"> Chi phí thay đổi rất cao do phạm vi đã chốt cố định; muốn đổi phải làm thủ tục duyệt lại từ đầu.</w:t>
+            <w:proofErr w:type="spellStart"/>
+            <w:r>
+              <w:t>Sự</w:t>
+            </w:r>
+            <w:proofErr w:type="spellEnd"/>
+            <w:r>
+              <w:t xml:space="preserve"> </w:t>
+            </w:r>
+            <w:proofErr w:type="spellStart"/>
+            <w:r>
+              <w:t>kiện</w:t>
+            </w:r>
+            <w:proofErr w:type="spellEnd"/>
+            <w:r>
+              <w:t xml:space="preserve">: </w:t>
+            </w:r>
+            <w:r>
+              <w:rPr>
+                <w:b/>
+                <w:bCs/>
+              </w:rPr>
+              <w:t>Sprint</w:t>
+            </w:r>
+            <w:r>
+              <w:t xml:space="preserve"> (</w:t>
+            </w:r>
+            <w:proofErr w:type="spellStart"/>
+            <w:r>
+              <w:t>tính</w:t>
+            </w:r>
+            <w:proofErr w:type="spellEnd"/>
+            <w:r>
+              <w:t xml:space="preserve"> </w:t>
+            </w:r>
+            <w:proofErr w:type="spellStart"/>
+            <w:r>
+              <w:t>chất</w:t>
+            </w:r>
+            <w:proofErr w:type="spellEnd"/>
+            <w:r>
+              <w:t xml:space="preserve"> Time-box / </w:t>
+            </w:r>
+            <w:proofErr w:type="spellStart"/>
+            <w:r>
+              <w:t>độ</w:t>
+            </w:r>
+            <w:proofErr w:type="spellEnd"/>
+            <w:r>
+              <w:t xml:space="preserve"> </w:t>
+            </w:r>
+            <w:proofErr w:type="spellStart"/>
+            <w:r>
+              <w:t>dài</w:t>
+            </w:r>
+            <w:proofErr w:type="spellEnd"/>
+            <w:r>
+              <w:t xml:space="preserve"> </w:t>
+            </w:r>
+            <w:proofErr w:type="spellStart"/>
+            <w:r>
+              <w:t>cố</w:t>
+            </w:r>
+            <w:proofErr w:type="spellEnd"/>
+            <w:r>
+              <w:t xml:space="preserve"> </w:t>
+            </w:r>
+            <w:proofErr w:type="spellStart"/>
+            <w:r>
+              <w:t>định</w:t>
+            </w:r>
+            <w:proofErr w:type="spellEnd"/>
+            <w:r>
+              <w:t>)</w:t>
+            </w:r>
+          </w:p>
+        </w:tc>
+        <w:tc>
+          <w:tcPr>
+            <w:tcW w:w="0" w:type="auto"/>
+            <w:tcBorders>
+              <w:top w:val="single" w:sz="6" w:space="0" w:color="C4C7C5"/>
+              <w:left w:val="single" w:sz="6" w:space="0" w:color="C4C7C5"/>
+              <w:bottom w:val="single" w:sz="6" w:space="0" w:color="C4C7C5"/>
+              <w:right w:val="single" w:sz="6" w:space="0" w:color="C4C7C5"/>
+            </w:tcBorders>
+            <w:tcMar>
+              <w:top w:w="120" w:type="dxa"/>
+              <w:left w:w="180" w:type="dxa"/>
+              <w:bottom w:w="120" w:type="dxa"/>
+              <w:right w:w="180" w:type="dxa"/>
+            </w:tcMar>
+            <w:vAlign w:val="center"/>
+            <w:hideMark/>
+          </w:tcPr>
+          <w:p>
+            <w:r>
+              <w:rPr>
+                <w:b/>
+                <w:bCs/>
+              </w:rPr>
+              <w:t xml:space="preserve">Minh </w:t>
+            </w:r>
+            <w:proofErr w:type="spellStart"/>
+            <w:r>
+              <w:rPr>
+                <w:b/>
+                <w:bCs/>
+              </w:rPr>
+              <w:t>bạch</w:t>
+            </w:r>
+            <w:proofErr w:type="spellEnd"/>
+            <w:r>
+              <w:rPr>
+                <w:b/>
+                <w:bCs/>
+              </w:rPr>
+              <w:t xml:space="preserve">, Thanh </w:t>
+            </w:r>
+            <w:proofErr w:type="spellStart"/>
+            <w:r>
+              <w:rPr>
+                <w:b/>
+                <w:bCs/>
+              </w:rPr>
+              <w:t>tra</w:t>
+            </w:r>
+            <w:proofErr w:type="spellEnd"/>
+          </w:p>
+        </w:tc>
+        <w:tc>
+          <w:tcPr>
+            <w:tcW w:w="0" w:type="auto"/>
+            <w:tcBorders>
+              <w:top w:val="single" w:sz="6" w:space="0" w:color="C4C7C5"/>
+              <w:left w:val="single" w:sz="6" w:space="0" w:color="C4C7C5"/>
+              <w:bottom w:val="single" w:sz="6" w:space="0" w:color="C4C7C5"/>
+              <w:right w:val="single" w:sz="6" w:space="0" w:color="C4C7C5"/>
+            </w:tcBorders>
+            <w:tcMar>
+              <w:top w:w="120" w:type="dxa"/>
+              <w:left w:w="180" w:type="dxa"/>
+              <w:bottom w:w="120" w:type="dxa"/>
+              <w:right w:w="180" w:type="dxa"/>
+            </w:tcMar>
+            <w:vAlign w:val="center"/>
+            <w:hideMark/>
+          </w:tcPr>
+          <w:p>
+            <w:proofErr w:type="spellStart"/>
+            <w:r>
+              <w:t>Phá</w:t>
+            </w:r>
+            <w:proofErr w:type="spellEnd"/>
+            <w:r>
+              <w:t xml:space="preserve"> </w:t>
+            </w:r>
+            <w:proofErr w:type="spellStart"/>
+            <w:r>
+              <w:t>vỡ</w:t>
+            </w:r>
+            <w:proofErr w:type="spellEnd"/>
+            <w:r>
+              <w:t xml:space="preserve"> </w:t>
+            </w:r>
+            <w:proofErr w:type="spellStart"/>
+            <w:r>
+              <w:t>nhịp</w:t>
+            </w:r>
+            <w:proofErr w:type="spellEnd"/>
+            <w:r>
+              <w:t xml:space="preserve"> </w:t>
+            </w:r>
+            <w:proofErr w:type="spellStart"/>
+            <w:r>
+              <w:t>làm</w:t>
+            </w:r>
+            <w:proofErr w:type="spellEnd"/>
+            <w:r>
+              <w:t xml:space="preserve"> </w:t>
+            </w:r>
+            <w:proofErr w:type="spellStart"/>
+            <w:r>
+              <w:t>việc</w:t>
+            </w:r>
+            <w:proofErr w:type="spellEnd"/>
+            <w:r>
+              <w:t xml:space="preserve"> </w:t>
+            </w:r>
+            <w:proofErr w:type="spellStart"/>
+            <w:r>
+              <w:t>đều</w:t>
+            </w:r>
+            <w:proofErr w:type="spellEnd"/>
+            <w:r>
+              <w:t xml:space="preserve"> </w:t>
+            </w:r>
+            <w:proofErr w:type="spellStart"/>
+            <w:r>
+              <w:t>đặn</w:t>
+            </w:r>
+            <w:proofErr w:type="spellEnd"/>
+            <w:r>
+              <w:t xml:space="preserve"> </w:t>
+            </w:r>
+            <w:proofErr w:type="spellStart"/>
+            <w:r>
+              <w:t>khiến</w:t>
+            </w:r>
+            <w:proofErr w:type="spellEnd"/>
+            <w:r>
+              <w:t xml:space="preserve"> </w:t>
+            </w:r>
+            <w:proofErr w:type="spellStart"/>
+            <w:r>
+              <w:t>người</w:t>
+            </w:r>
+            <w:proofErr w:type="spellEnd"/>
+            <w:r>
+              <w:t xml:space="preserve"> </w:t>
+            </w:r>
+            <w:proofErr w:type="spellStart"/>
+            <w:r>
+              <w:t>dùng</w:t>
+            </w:r>
+            <w:proofErr w:type="spellEnd"/>
+            <w:r>
+              <w:t xml:space="preserve"> </w:t>
+            </w:r>
+            <w:proofErr w:type="spellStart"/>
+            <w:r>
+              <w:t>không</w:t>
+            </w:r>
+            <w:proofErr w:type="spellEnd"/>
+            <w:r>
+              <w:t xml:space="preserve"> </w:t>
+            </w:r>
+            <w:proofErr w:type="spellStart"/>
+            <w:r>
+              <w:t>biết</w:t>
+            </w:r>
+            <w:proofErr w:type="spellEnd"/>
+            <w:r>
+              <w:t xml:space="preserve"> </w:t>
+            </w:r>
+            <w:proofErr w:type="spellStart"/>
+            <w:r>
+              <w:t>khi</w:t>
+            </w:r>
+            <w:proofErr w:type="spellEnd"/>
+            <w:r>
+              <w:t xml:space="preserve"> </w:t>
+            </w:r>
+            <w:proofErr w:type="spellStart"/>
+            <w:r>
+              <w:t>nào</w:t>
+            </w:r>
+            <w:proofErr w:type="spellEnd"/>
+            <w:r>
+              <w:t xml:space="preserve"> </w:t>
+            </w:r>
+            <w:proofErr w:type="spellStart"/>
+            <w:r>
+              <w:t>có</w:t>
+            </w:r>
+            <w:proofErr w:type="spellEnd"/>
+            <w:r>
+              <w:t xml:space="preserve"> </w:t>
+            </w:r>
+            <w:proofErr w:type="spellStart"/>
+            <w:r>
+              <w:t>bản</w:t>
+            </w:r>
+            <w:proofErr w:type="spellEnd"/>
+            <w:r>
+              <w:t xml:space="preserve"> </w:t>
+            </w:r>
+            <w:proofErr w:type="spellStart"/>
+            <w:r>
+              <w:t>mới</w:t>
+            </w:r>
+            <w:proofErr w:type="spellEnd"/>
+            <w:r>
+              <w:t xml:space="preserve">, </w:t>
+            </w:r>
+            <w:proofErr w:type="spellStart"/>
+            <w:r>
+              <w:t>đồng</w:t>
+            </w:r>
+            <w:proofErr w:type="spellEnd"/>
+            <w:r>
+              <w:t xml:space="preserve"> </w:t>
+            </w:r>
+            <w:proofErr w:type="spellStart"/>
+            <w:r>
+              <w:t>thời</w:t>
+            </w:r>
+            <w:proofErr w:type="spellEnd"/>
+            <w:r>
+              <w:t xml:space="preserve"> </w:t>
+            </w:r>
+            <w:proofErr w:type="spellStart"/>
+            <w:r>
+              <w:t>làm</w:t>
+            </w:r>
+            <w:proofErr w:type="spellEnd"/>
+            <w:r>
+              <w:t xml:space="preserve"> </w:t>
+            </w:r>
+            <w:proofErr w:type="spellStart"/>
+            <w:r>
+              <w:t>mất</w:t>
+            </w:r>
+            <w:proofErr w:type="spellEnd"/>
+            <w:r>
+              <w:t xml:space="preserve"> </w:t>
+            </w:r>
+            <w:proofErr w:type="spellStart"/>
+            <w:r>
+              <w:t>tính</w:t>
+            </w:r>
+            <w:proofErr w:type="spellEnd"/>
+            <w:r>
+              <w:t xml:space="preserve"> </w:t>
+            </w:r>
+            <w:proofErr w:type="spellStart"/>
+            <w:r>
+              <w:t>chuẩn</w:t>
+            </w:r>
+            <w:proofErr w:type="spellEnd"/>
+            <w:r>
+              <w:t xml:space="preserve"> </w:t>
+            </w:r>
+            <w:proofErr w:type="spellStart"/>
+            <w:r>
+              <w:t>xác</w:t>
+            </w:r>
+            <w:proofErr w:type="spellEnd"/>
+            <w:r>
+              <w:t xml:space="preserve"> </w:t>
+            </w:r>
+            <w:proofErr w:type="spellStart"/>
+            <w:r>
+              <w:t>của</w:t>
+            </w:r>
+            <w:proofErr w:type="spellEnd"/>
+            <w:r>
+              <w:t xml:space="preserve"> </w:t>
+            </w:r>
+            <w:proofErr w:type="spellStart"/>
+            <w:r>
+              <w:t>dữ</w:t>
+            </w:r>
+            <w:proofErr w:type="spellEnd"/>
+            <w:r>
+              <w:t xml:space="preserve"> </w:t>
+            </w:r>
+            <w:proofErr w:type="spellStart"/>
+            <w:r>
+              <w:t>liệu</w:t>
+            </w:r>
+            <w:proofErr w:type="spellEnd"/>
+            <w:r>
+              <w:t xml:space="preserve"> </w:t>
+            </w:r>
+            <w:proofErr w:type="spellStart"/>
+            <w:r>
+              <w:t>đo</w:t>
+            </w:r>
+            <w:proofErr w:type="spellEnd"/>
+            <w:r>
+              <w:t xml:space="preserve"> </w:t>
+            </w:r>
+            <w:proofErr w:type="spellStart"/>
+            <w:r>
+              <w:t>lường</w:t>
+            </w:r>
+            <w:proofErr w:type="spellEnd"/>
+            <w:r>
+              <w:t xml:space="preserve"> </w:t>
+            </w:r>
+            <w:proofErr w:type="spellStart"/>
+            <w:r>
+              <w:t>vận</w:t>
+            </w:r>
+            <w:proofErr w:type="spellEnd"/>
+            <w:r>
+              <w:t xml:space="preserve"> </w:t>
+            </w:r>
+            <w:proofErr w:type="spellStart"/>
+            <w:r>
+              <w:t>tốc</w:t>
+            </w:r>
+            <w:proofErr w:type="spellEnd"/>
+            <w:r>
+              <w:t xml:space="preserve"> (velocity) </w:t>
+            </w:r>
+            <w:proofErr w:type="spellStart"/>
+            <w:r>
+              <w:t>của</w:t>
+            </w:r>
+            <w:proofErr w:type="spellEnd"/>
+            <w:r>
+              <w:t xml:space="preserve"> </w:t>
+            </w:r>
+            <w:proofErr w:type="spellStart"/>
+            <w:r>
+              <w:t>đội</w:t>
+            </w:r>
+            <w:proofErr w:type="spellEnd"/>
+            <w:r>
+              <w:t>.</w:t>
             </w:r>
           </w:p>
         </w:tc>
@@ -317,7 +1084,210 @@
                 <w:b/>
                 <w:bCs/>
               </w:rPr>
-              <w:t>Thời điểm khách thấy sản phẩm / phát hiện sai lệch</w:t>
+              <w:t>QT2.</w:t>
+            </w:r>
+            <w:r>
+              <w:t xml:space="preserve"> </w:t>
+            </w:r>
+            <w:proofErr w:type="spellStart"/>
+            <w:r>
+              <w:t>Cuối</w:t>
+            </w:r>
+            <w:proofErr w:type="spellEnd"/>
+            <w:r>
+              <w:t xml:space="preserve"> Sprint, </w:t>
+            </w:r>
+            <w:proofErr w:type="spellStart"/>
+            <w:r>
+              <w:t>đội</w:t>
+            </w:r>
+            <w:proofErr w:type="spellEnd"/>
+            <w:r>
+              <w:t xml:space="preserve"> </w:t>
+            </w:r>
+            <w:proofErr w:type="spellStart"/>
+            <w:r>
+              <w:t>trình</w:t>
+            </w:r>
+            <w:proofErr w:type="spellEnd"/>
+            <w:r>
+              <w:t xml:space="preserve"> </w:t>
+            </w:r>
+            <w:proofErr w:type="spellStart"/>
+            <w:r>
+              <w:t>diễn</w:t>
+            </w:r>
+            <w:proofErr w:type="spellEnd"/>
+            <w:r>
+              <w:t xml:space="preserve"> </w:t>
+            </w:r>
+            <w:proofErr w:type="spellStart"/>
+            <w:r>
+              <w:t>cho</w:t>
+            </w:r>
+            <w:proofErr w:type="spellEnd"/>
+            <w:r>
+              <w:t xml:space="preserve"> </w:t>
+            </w:r>
+            <w:proofErr w:type="spellStart"/>
+            <w:r>
+              <w:t>người</w:t>
+            </w:r>
+            <w:proofErr w:type="spellEnd"/>
+            <w:r>
+              <w:t xml:space="preserve"> </w:t>
+            </w:r>
+            <w:proofErr w:type="spellStart"/>
+            <w:r>
+              <w:t>dùng</w:t>
+            </w:r>
+            <w:proofErr w:type="spellEnd"/>
+            <w:r>
+              <w:t xml:space="preserve"> </w:t>
+            </w:r>
+            <w:proofErr w:type="spellStart"/>
+            <w:r>
+              <w:t>thử</w:t>
+            </w:r>
+            <w:proofErr w:type="spellEnd"/>
+            <w:r>
+              <w:t xml:space="preserve"> </w:t>
+            </w:r>
+            <w:proofErr w:type="spellStart"/>
+            <w:r>
+              <w:t>mọi</w:t>
+            </w:r>
+            <w:proofErr w:type="spellEnd"/>
+            <w:r>
+              <w:t xml:space="preserve"> </w:t>
+            </w:r>
+            <w:proofErr w:type="spellStart"/>
+            <w:r>
+              <w:t>thứ</w:t>
+            </w:r>
+            <w:proofErr w:type="spellEnd"/>
+            <w:r>
+              <w:t xml:space="preserve"> </w:t>
+            </w:r>
+            <w:proofErr w:type="spellStart"/>
+            <w:r>
+              <w:t>đã</w:t>
+            </w:r>
+            <w:proofErr w:type="spellEnd"/>
+            <w:r>
+              <w:t xml:space="preserve"> code, </w:t>
+            </w:r>
+            <w:proofErr w:type="spellStart"/>
+            <w:r>
+              <w:t>kể</w:t>
+            </w:r>
+            <w:proofErr w:type="spellEnd"/>
+            <w:r>
+              <w:t xml:space="preserve"> </w:t>
+            </w:r>
+            <w:proofErr w:type="spellStart"/>
+            <w:r>
+              <w:t>cả</w:t>
+            </w:r>
+            <w:proofErr w:type="spellEnd"/>
+            <w:r>
+              <w:t xml:space="preserve"> </w:t>
+            </w:r>
+            <w:proofErr w:type="spellStart"/>
+            <w:r>
+              <w:t>phần</w:t>
+            </w:r>
+            <w:proofErr w:type="spellEnd"/>
+            <w:r>
+              <w:t xml:space="preserve"> </w:t>
+            </w:r>
+            <w:proofErr w:type="spellStart"/>
+            <w:r>
+              <w:t>chưa</w:t>
+            </w:r>
+            <w:proofErr w:type="spellEnd"/>
+            <w:r>
+              <w:t xml:space="preserve"> </w:t>
+            </w:r>
+            <w:proofErr w:type="spellStart"/>
+            <w:r>
+              <w:t>kiểm</w:t>
+            </w:r>
+            <w:proofErr w:type="spellEnd"/>
+            <w:r>
+              <w:t xml:space="preserve"> </w:t>
+            </w:r>
+            <w:proofErr w:type="spellStart"/>
+            <w:r>
+              <w:t>thử</w:t>
+            </w:r>
+            <w:proofErr w:type="spellEnd"/>
+            <w:r>
+              <w:t xml:space="preserve">, </w:t>
+            </w:r>
+            <w:proofErr w:type="spellStart"/>
+            <w:r>
+              <w:t>để</w:t>
+            </w:r>
+            <w:proofErr w:type="spellEnd"/>
+            <w:r>
+              <w:t xml:space="preserve"> </w:t>
+            </w:r>
+            <w:proofErr w:type="spellStart"/>
+            <w:r>
+              <w:t>họ</w:t>
+            </w:r>
+            <w:proofErr w:type="spellEnd"/>
+            <w:r>
+              <w:t xml:space="preserve"> </w:t>
+            </w:r>
+            <w:proofErr w:type="spellStart"/>
+            <w:r>
+              <w:t>thấy</w:t>
+            </w:r>
+            <w:proofErr w:type="spellEnd"/>
+            <w:r>
+              <w:t xml:space="preserve"> </w:t>
+            </w:r>
+            <w:proofErr w:type="spellStart"/>
+            <w:r>
+              <w:t>đội</w:t>
+            </w:r>
+            <w:proofErr w:type="spellEnd"/>
+            <w:r>
+              <w:t xml:space="preserve"> </w:t>
+            </w:r>
+            <w:proofErr w:type="spellStart"/>
+            <w:r>
+              <w:t>làm</w:t>
+            </w:r>
+            <w:proofErr w:type="spellEnd"/>
+            <w:r>
+              <w:t xml:space="preserve"> </w:t>
+            </w:r>
+            <w:proofErr w:type="spellStart"/>
+            <w:r>
+              <w:t>việc</w:t>
+            </w:r>
+            <w:proofErr w:type="spellEnd"/>
+            <w:r>
+              <w:t xml:space="preserve"> </w:t>
+            </w:r>
+            <w:proofErr w:type="spellStart"/>
+            <w:r>
+              <w:t>chăm</w:t>
+            </w:r>
+            <w:proofErr w:type="spellEnd"/>
+            <w:r>
+              <w:t xml:space="preserve"> </w:t>
+            </w:r>
+            <w:proofErr w:type="spellStart"/>
+            <w:r>
+              <w:t>chỉ</w:t>
+            </w:r>
+            <w:proofErr w:type="spellEnd"/>
+            <w:r>
+              <w:t>.</w:t>
             </w:r>
           </w:p>
         </w:tc>
@@ -345,10 +1315,7 @@
                 <w:b/>
                 <w:bCs/>
               </w:rPr>
-              <w:t>Ưu điểm (+):</w:t>
-            </w:r>
-            <w:r>
-              <w:t xml:space="preserve"> Khách hàng/người dùng thấy và trải nghiệm Increments sản phẩm sau mỗi Sprint, giúp phát hiện sai lệch sớm.</w:t>
+              <w:t>Sai</w:t>
             </w:r>
           </w:p>
         </w:tc>
@@ -372,14 +1339,354 @@
           </w:tcPr>
           <w:p>
             <w:r>
-              <w:rPr>
-                <w:b/>
-                <w:bCs/>
-              </w:rPr>
-              <w:t>Nhược điểm (-):</w:t>
-            </w:r>
-            <w:r>
-              <w:t xml:space="preserve"> Khách hàng chỉ thấy sản phẩm ở giai đoạn cuối dự án, rủi ro phát hiện sai lệch trễ gây tốn kém chi phí sửa chữa.</w:t>
+              <w:t xml:space="preserve">Artifact: </w:t>
+            </w:r>
+            <w:r>
+              <w:rPr>
+                <w:b/>
+                <w:bCs/>
+              </w:rPr>
+              <w:t>Increment</w:t>
+            </w:r>
+            <w:r>
+              <w:t xml:space="preserve"> (vi </w:t>
+            </w:r>
+            <w:proofErr w:type="spellStart"/>
+            <w:r>
+              <w:t>phạm</w:t>
+            </w:r>
+            <w:proofErr w:type="spellEnd"/>
+            <w:r>
+              <w:t xml:space="preserve"> Definition of Done) </w:t>
+            </w:r>
+            <w:proofErr w:type="spellStart"/>
+            <w:r>
+              <w:t>và</w:t>
+            </w:r>
+            <w:proofErr w:type="spellEnd"/>
+            <w:r>
+              <w:t xml:space="preserve"> </w:t>
+            </w:r>
+            <w:proofErr w:type="spellStart"/>
+            <w:r>
+              <w:t>Sự</w:t>
+            </w:r>
+            <w:proofErr w:type="spellEnd"/>
+            <w:r>
+              <w:t xml:space="preserve"> </w:t>
+            </w:r>
+            <w:proofErr w:type="spellStart"/>
+            <w:r>
+              <w:t>kiện</w:t>
+            </w:r>
+            <w:proofErr w:type="spellEnd"/>
+            <w:r>
+              <w:t xml:space="preserve">: </w:t>
+            </w:r>
+            <w:r>
+              <w:rPr>
+                <w:b/>
+                <w:bCs/>
+              </w:rPr>
+              <w:t>Sprint Review</w:t>
+            </w:r>
+          </w:p>
+        </w:tc>
+        <w:tc>
+          <w:tcPr>
+            <w:tcW w:w="0" w:type="auto"/>
+            <w:tcBorders>
+              <w:top w:val="single" w:sz="6" w:space="0" w:color="C4C7C5"/>
+              <w:left w:val="single" w:sz="6" w:space="0" w:color="C4C7C5"/>
+              <w:bottom w:val="single" w:sz="6" w:space="0" w:color="C4C7C5"/>
+              <w:right w:val="single" w:sz="6" w:space="0" w:color="C4C7C5"/>
+            </w:tcBorders>
+            <w:tcMar>
+              <w:top w:w="120" w:type="dxa"/>
+              <w:left w:w="180" w:type="dxa"/>
+              <w:bottom w:w="120" w:type="dxa"/>
+              <w:right w:w="180" w:type="dxa"/>
+            </w:tcMar>
+            <w:vAlign w:val="center"/>
+            <w:hideMark/>
+          </w:tcPr>
+          <w:p>
+            <w:r>
+              <w:rPr>
+                <w:b/>
+                <w:bCs/>
+              </w:rPr>
+              <w:t xml:space="preserve">Minh </w:t>
+            </w:r>
+            <w:proofErr w:type="spellStart"/>
+            <w:r>
+              <w:rPr>
+                <w:b/>
+                <w:bCs/>
+              </w:rPr>
+              <w:t>bạch</w:t>
+            </w:r>
+            <w:proofErr w:type="spellEnd"/>
+            <w:r>
+              <w:rPr>
+                <w:b/>
+                <w:bCs/>
+              </w:rPr>
+              <w:t xml:space="preserve">, Thanh </w:t>
+            </w:r>
+            <w:proofErr w:type="spellStart"/>
+            <w:r>
+              <w:rPr>
+                <w:b/>
+                <w:bCs/>
+              </w:rPr>
+              <w:t>tra</w:t>
+            </w:r>
+            <w:proofErr w:type="spellEnd"/>
+          </w:p>
+        </w:tc>
+        <w:tc>
+          <w:tcPr>
+            <w:tcW w:w="0" w:type="auto"/>
+            <w:tcBorders>
+              <w:top w:val="single" w:sz="6" w:space="0" w:color="C4C7C5"/>
+              <w:left w:val="single" w:sz="6" w:space="0" w:color="C4C7C5"/>
+              <w:bottom w:val="single" w:sz="6" w:space="0" w:color="C4C7C5"/>
+              <w:right w:val="single" w:sz="6" w:space="0" w:color="C4C7C5"/>
+            </w:tcBorders>
+            <w:tcMar>
+              <w:top w:w="120" w:type="dxa"/>
+              <w:left w:w="180" w:type="dxa"/>
+              <w:bottom w:w="120" w:type="dxa"/>
+              <w:right w:w="180" w:type="dxa"/>
+            </w:tcMar>
+            <w:vAlign w:val="center"/>
+            <w:hideMark/>
+          </w:tcPr>
+          <w:p>
+            <w:proofErr w:type="spellStart"/>
+            <w:r>
+              <w:t>Người</w:t>
+            </w:r>
+            <w:proofErr w:type="spellEnd"/>
+            <w:r>
+              <w:t xml:space="preserve"> </w:t>
+            </w:r>
+            <w:proofErr w:type="spellStart"/>
+            <w:r>
+              <w:t>dùng</w:t>
+            </w:r>
+            <w:proofErr w:type="spellEnd"/>
+            <w:r>
+              <w:t xml:space="preserve"> </w:t>
+            </w:r>
+            <w:proofErr w:type="spellStart"/>
+            <w:r>
+              <w:t>liên</w:t>
+            </w:r>
+            <w:proofErr w:type="spellEnd"/>
+            <w:r>
+              <w:t xml:space="preserve"> </w:t>
+            </w:r>
+            <w:proofErr w:type="spellStart"/>
+            <w:r>
+              <w:t>tục</w:t>
+            </w:r>
+            <w:proofErr w:type="spellEnd"/>
+            <w:r>
+              <w:t xml:space="preserve"> </w:t>
+            </w:r>
+            <w:proofErr w:type="spellStart"/>
+            <w:r>
+              <w:t>gặp</w:t>
+            </w:r>
+            <w:proofErr w:type="spellEnd"/>
+            <w:r>
+              <w:t xml:space="preserve"> </w:t>
+            </w:r>
+            <w:proofErr w:type="spellStart"/>
+            <w:r>
+              <w:t>lỗi</w:t>
+            </w:r>
+            <w:proofErr w:type="spellEnd"/>
+            <w:r>
+              <w:t xml:space="preserve"> </w:t>
+            </w:r>
+            <w:proofErr w:type="spellStart"/>
+            <w:r>
+              <w:t>trên</w:t>
+            </w:r>
+            <w:proofErr w:type="spellEnd"/>
+            <w:r>
+              <w:t xml:space="preserve"> </w:t>
+            </w:r>
+            <w:proofErr w:type="spellStart"/>
+            <w:r>
+              <w:t>tính</w:t>
+            </w:r>
+            <w:proofErr w:type="spellEnd"/>
+            <w:r>
+              <w:t xml:space="preserve"> </w:t>
+            </w:r>
+            <w:proofErr w:type="spellStart"/>
+            <w:r>
+              <w:t>năng</w:t>
+            </w:r>
+            <w:proofErr w:type="spellEnd"/>
+            <w:r>
+              <w:t xml:space="preserve"> </w:t>
+            </w:r>
+            <w:proofErr w:type="spellStart"/>
+            <w:r>
+              <w:t>chưa</w:t>
+            </w:r>
+            <w:proofErr w:type="spellEnd"/>
+            <w:r>
+              <w:t xml:space="preserve"> </w:t>
+            </w:r>
+            <w:proofErr w:type="spellStart"/>
+            <w:r>
+              <w:t>kiểm</w:t>
+            </w:r>
+            <w:proofErr w:type="spellEnd"/>
+            <w:r>
+              <w:t xml:space="preserve"> </w:t>
+            </w:r>
+            <w:proofErr w:type="spellStart"/>
+            <w:r>
+              <w:t>thử</w:t>
+            </w:r>
+            <w:proofErr w:type="spellEnd"/>
+            <w:r>
+              <w:t xml:space="preserve"> </w:t>
+            </w:r>
+            <w:proofErr w:type="spellStart"/>
+            <w:r>
+              <w:t>và</w:t>
+            </w:r>
+            <w:proofErr w:type="spellEnd"/>
+            <w:r>
+              <w:t xml:space="preserve"> </w:t>
+            </w:r>
+            <w:proofErr w:type="spellStart"/>
+            <w:r>
+              <w:t>phản</w:t>
+            </w:r>
+            <w:proofErr w:type="spellEnd"/>
+            <w:r>
+              <w:t xml:space="preserve"> </w:t>
+            </w:r>
+            <w:proofErr w:type="spellStart"/>
+            <w:r>
+              <w:t>hồi</w:t>
+            </w:r>
+            <w:proofErr w:type="spellEnd"/>
+            <w:r>
+              <w:t xml:space="preserve"> </w:t>
+            </w:r>
+            <w:proofErr w:type="spellStart"/>
+            <w:r>
+              <w:t>sai</w:t>
+            </w:r>
+            <w:proofErr w:type="spellEnd"/>
+            <w:r>
+              <w:t xml:space="preserve"> </w:t>
+            </w:r>
+            <w:proofErr w:type="spellStart"/>
+            <w:r>
+              <w:t>lệch</w:t>
+            </w:r>
+            <w:proofErr w:type="spellEnd"/>
+            <w:r>
+              <w:t xml:space="preserve">, </w:t>
+            </w:r>
+            <w:proofErr w:type="spellStart"/>
+            <w:r>
+              <w:t>làm</w:t>
+            </w:r>
+            <w:proofErr w:type="spellEnd"/>
+            <w:r>
+              <w:t xml:space="preserve"> </w:t>
+            </w:r>
+            <w:proofErr w:type="spellStart"/>
+            <w:r>
+              <w:t>giảm</w:t>
+            </w:r>
+            <w:proofErr w:type="spellEnd"/>
+            <w:r>
+              <w:t xml:space="preserve"> </w:t>
+            </w:r>
+            <w:proofErr w:type="spellStart"/>
+            <w:r>
+              <w:t>sút</w:t>
+            </w:r>
+            <w:proofErr w:type="spellEnd"/>
+            <w:r>
+              <w:t xml:space="preserve"> </w:t>
+            </w:r>
+            <w:proofErr w:type="spellStart"/>
+            <w:r>
+              <w:t>nghiêm</w:t>
+            </w:r>
+            <w:proofErr w:type="spellEnd"/>
+            <w:r>
+              <w:t xml:space="preserve"> </w:t>
+            </w:r>
+            <w:proofErr w:type="spellStart"/>
+            <w:r>
+              <w:t>trọng</w:t>
+            </w:r>
+            <w:proofErr w:type="spellEnd"/>
+            <w:r>
+              <w:t xml:space="preserve"> </w:t>
+            </w:r>
+            <w:proofErr w:type="spellStart"/>
+            <w:r>
+              <w:t>niềm</w:t>
+            </w:r>
+            <w:proofErr w:type="spellEnd"/>
+            <w:r>
+              <w:t xml:space="preserve"> tin </w:t>
+            </w:r>
+            <w:proofErr w:type="spellStart"/>
+            <w:r>
+              <w:t>vào</w:t>
+            </w:r>
+            <w:proofErr w:type="spellEnd"/>
+            <w:r>
+              <w:t xml:space="preserve"> </w:t>
+            </w:r>
+            <w:proofErr w:type="spellStart"/>
+            <w:r>
+              <w:t>chất</w:t>
+            </w:r>
+            <w:proofErr w:type="spellEnd"/>
+            <w:r>
+              <w:t xml:space="preserve"> </w:t>
+            </w:r>
+            <w:proofErr w:type="spellStart"/>
+            <w:r>
+              <w:t>lượng</w:t>
+            </w:r>
+            <w:proofErr w:type="spellEnd"/>
+            <w:r>
+              <w:t xml:space="preserve"> </w:t>
+            </w:r>
+            <w:proofErr w:type="spellStart"/>
+            <w:r>
+              <w:t>sản</w:t>
+            </w:r>
+            <w:proofErr w:type="spellEnd"/>
+            <w:r>
+              <w:t xml:space="preserve"> </w:t>
+            </w:r>
+            <w:proofErr w:type="spellStart"/>
+            <w:r>
+              <w:t>phẩm</w:t>
+            </w:r>
+            <w:proofErr w:type="spellEnd"/>
+            <w:r>
+              <w:t>.</w:t>
             </w:r>
           </w:p>
         </w:tc>
@@ -412,7 +1719,106 @@
                 <w:b/>
                 <w:bCs/>
               </w:rPr>
-              <w:t>Mức phù hợp khi yêu cầu rõ ràng, ổn định</w:t>
+              <w:t>QT3.</w:t>
+            </w:r>
+            <w:r>
+              <w:t xml:space="preserve"> Sau </w:t>
+            </w:r>
+            <w:proofErr w:type="spellStart"/>
+            <w:r>
+              <w:t>buổi</w:t>
+            </w:r>
+            <w:proofErr w:type="spellEnd"/>
+            <w:r>
+              <w:t xml:space="preserve"> Sprint Review, </w:t>
+            </w:r>
+            <w:proofErr w:type="spellStart"/>
+            <w:r>
+              <w:t>Đức</w:t>
+            </w:r>
+            <w:proofErr w:type="spellEnd"/>
+            <w:r>
+              <w:t xml:space="preserve"> </w:t>
+            </w:r>
+            <w:proofErr w:type="spellStart"/>
+            <w:r>
+              <w:t>cập</w:t>
+            </w:r>
+            <w:proofErr w:type="spellEnd"/>
+            <w:r>
+              <w:t xml:space="preserve"> </w:t>
+            </w:r>
+            <w:proofErr w:type="spellStart"/>
+            <w:r>
+              <w:t>nhật</w:t>
+            </w:r>
+            <w:proofErr w:type="spellEnd"/>
+            <w:r>
+              <w:t xml:space="preserve"> </w:t>
+            </w:r>
+            <w:proofErr w:type="spellStart"/>
+            <w:r>
+              <w:t>lại</w:t>
+            </w:r>
+            <w:proofErr w:type="spellEnd"/>
+            <w:r>
+              <w:t xml:space="preserve"> Product Backlog </w:t>
+            </w:r>
+            <w:proofErr w:type="spellStart"/>
+            <w:r>
+              <w:t>dựa</w:t>
+            </w:r>
+            <w:proofErr w:type="spellEnd"/>
+            <w:r>
+              <w:t xml:space="preserve"> </w:t>
+            </w:r>
+            <w:proofErr w:type="spellStart"/>
+            <w:r>
+              <w:t>trên</w:t>
+            </w:r>
+            <w:proofErr w:type="spellEnd"/>
+            <w:r>
+              <w:t xml:space="preserve"> </w:t>
+            </w:r>
+            <w:proofErr w:type="spellStart"/>
+            <w:r>
+              <w:t>góp</w:t>
+            </w:r>
+            <w:proofErr w:type="spellEnd"/>
+            <w:r>
+              <w:t xml:space="preserve"> ý </w:t>
+            </w:r>
+            <w:proofErr w:type="spellStart"/>
+            <w:r>
+              <w:t>của</w:t>
+            </w:r>
+            <w:proofErr w:type="spellEnd"/>
+            <w:r>
+              <w:t xml:space="preserve"> </w:t>
+            </w:r>
+            <w:proofErr w:type="spellStart"/>
+            <w:r>
+              <w:t>người</w:t>
+            </w:r>
+            <w:proofErr w:type="spellEnd"/>
+            <w:r>
+              <w:t xml:space="preserve"> </w:t>
+            </w:r>
+            <w:proofErr w:type="spellStart"/>
+            <w:r>
+              <w:t>dùng</w:t>
+            </w:r>
+            <w:proofErr w:type="spellEnd"/>
+            <w:r>
+              <w:t xml:space="preserve"> </w:t>
+            </w:r>
+            <w:proofErr w:type="spellStart"/>
+            <w:r>
+              <w:t>thử</w:t>
+            </w:r>
+            <w:proofErr w:type="spellEnd"/>
+            <w:r>
+              <w:t>.</w:t>
             </w:r>
           </w:p>
         </w:tc>
@@ -435,16 +1841,15 @@
             <w:hideMark/>
           </w:tcPr>
           <w:p>
-            <w:r>
-              <w:rPr>
-                <w:b/>
-                <w:bCs/>
-              </w:rPr>
-              <w:t>Nhược điểm (-):</w:t>
-            </w:r>
-            <w:r>
-              <w:t xml:space="preserve"> Tốn chi phí quản lý vận hành các sự kiện định kỳ (Planning, Review, Retro) khi yêu cầu không thay đổi.</w:t>
-            </w:r>
+            <w:proofErr w:type="spellStart"/>
+            <w:r>
+              <w:rPr>
+                <w:b/>
+                <w:bCs/>
+              </w:rPr>
+              <w:t>Đúng</w:t>
+            </w:r>
+            <w:proofErr w:type="spellEnd"/>
           </w:p>
         </w:tc>
         <w:tc>
@@ -467,14 +1872,923 @@
           </w:tcPr>
           <w:p>
             <w:r>
-              <w:rPr>
-                <w:b/>
-                <w:bCs/>
-              </w:rPr>
-              <w:t>Ưu điểm (+):</w:t>
-            </w:r>
-            <w:r>
-              <w:t xml:space="preserve"> Tối ưu hóa chi phí và nguồn lực nhờ kế hoạch kiểm soát chặt chẽ, rõ ràng ngay từ đầu, tránh lãng phí thời gian họp lại.</w:t>
+              <w:t>—</w:t>
+            </w:r>
+          </w:p>
+        </w:tc>
+        <w:tc>
+          <w:tcPr>
+            <w:tcW w:w="0" w:type="auto"/>
+            <w:tcBorders>
+              <w:top w:val="single" w:sz="6" w:space="0" w:color="C4C7C5"/>
+              <w:left w:val="single" w:sz="6" w:space="0" w:color="C4C7C5"/>
+              <w:bottom w:val="single" w:sz="6" w:space="0" w:color="C4C7C5"/>
+              <w:right w:val="single" w:sz="6" w:space="0" w:color="C4C7C5"/>
+            </w:tcBorders>
+            <w:tcMar>
+              <w:top w:w="120" w:type="dxa"/>
+              <w:left w:w="180" w:type="dxa"/>
+              <w:bottom w:w="120" w:type="dxa"/>
+              <w:right w:w="180" w:type="dxa"/>
+            </w:tcMar>
+            <w:vAlign w:val="center"/>
+            <w:hideMark/>
+          </w:tcPr>
+          <w:p>
+            <w:r>
+              <w:t>—</w:t>
+            </w:r>
+          </w:p>
+        </w:tc>
+        <w:tc>
+          <w:tcPr>
+            <w:tcW w:w="0" w:type="auto"/>
+            <w:tcBorders>
+              <w:top w:val="single" w:sz="6" w:space="0" w:color="C4C7C5"/>
+              <w:left w:val="single" w:sz="6" w:space="0" w:color="C4C7C5"/>
+              <w:bottom w:val="single" w:sz="6" w:space="0" w:color="C4C7C5"/>
+              <w:right w:val="single" w:sz="6" w:space="0" w:color="C4C7C5"/>
+            </w:tcBorders>
+            <w:tcMar>
+              <w:top w:w="120" w:type="dxa"/>
+              <w:left w:w="180" w:type="dxa"/>
+              <w:bottom w:w="120" w:type="dxa"/>
+              <w:right w:w="180" w:type="dxa"/>
+            </w:tcMar>
+            <w:vAlign w:val="center"/>
+            <w:hideMark/>
+          </w:tcPr>
+          <w:p>
+            <w:r>
+              <w:rPr>
+                <w:b/>
+                <w:bCs/>
+              </w:rPr>
+              <w:t xml:space="preserve">Lý do </w:t>
+            </w:r>
+            <w:proofErr w:type="spellStart"/>
+            <w:r>
+              <w:rPr>
+                <w:b/>
+                <w:bCs/>
+              </w:rPr>
+              <w:t>đúng</w:t>
+            </w:r>
+            <w:proofErr w:type="spellEnd"/>
+            <w:r>
+              <w:rPr>
+                <w:b/>
+                <w:bCs/>
+              </w:rPr>
+              <w:t>:</w:t>
+            </w:r>
+            <w:r>
+              <w:t xml:space="preserve"> </w:t>
+            </w:r>
+            <w:proofErr w:type="spellStart"/>
+            <w:r>
+              <w:t>Đây</w:t>
+            </w:r>
+            <w:proofErr w:type="spellEnd"/>
+            <w:r>
+              <w:t xml:space="preserve"> </w:t>
+            </w:r>
+            <w:proofErr w:type="spellStart"/>
+            <w:r>
+              <w:t>là</w:t>
+            </w:r>
+            <w:proofErr w:type="spellEnd"/>
+            <w:r>
+              <w:t xml:space="preserve"> </w:t>
+            </w:r>
+            <w:proofErr w:type="spellStart"/>
+            <w:r>
+              <w:t>mục</w:t>
+            </w:r>
+            <w:proofErr w:type="spellEnd"/>
+            <w:r>
+              <w:t xml:space="preserve"> </w:t>
+            </w:r>
+            <w:proofErr w:type="spellStart"/>
+            <w:r>
+              <w:t>đích</w:t>
+            </w:r>
+            <w:proofErr w:type="spellEnd"/>
+            <w:r>
+              <w:t xml:space="preserve"> </w:t>
+            </w:r>
+            <w:proofErr w:type="spellStart"/>
+            <w:r>
+              <w:t>cốt</w:t>
+            </w:r>
+            <w:proofErr w:type="spellEnd"/>
+            <w:r>
+              <w:t xml:space="preserve"> </w:t>
+            </w:r>
+            <w:proofErr w:type="spellStart"/>
+            <w:r>
+              <w:t>lõi</w:t>
+            </w:r>
+            <w:proofErr w:type="spellEnd"/>
+            <w:r>
+              <w:t xml:space="preserve"> </w:t>
+            </w:r>
+            <w:proofErr w:type="spellStart"/>
+            <w:r>
+              <w:t>của</w:t>
+            </w:r>
+            <w:proofErr w:type="spellEnd"/>
+            <w:r>
+              <w:t xml:space="preserve"> Sprint Review (</w:t>
+            </w:r>
+            <w:proofErr w:type="spellStart"/>
+            <w:r>
+              <w:t>thanh</w:t>
+            </w:r>
+            <w:proofErr w:type="spellEnd"/>
+            <w:r>
+              <w:t xml:space="preserve"> </w:t>
+            </w:r>
+            <w:proofErr w:type="spellStart"/>
+            <w:r>
+              <w:t>tra</w:t>
+            </w:r>
+            <w:proofErr w:type="spellEnd"/>
+            <w:r>
+              <w:t xml:space="preserve"> </w:t>
+            </w:r>
+            <w:proofErr w:type="spellStart"/>
+            <w:r>
+              <w:t>kết</w:t>
+            </w:r>
+            <w:proofErr w:type="spellEnd"/>
+            <w:r>
+              <w:t xml:space="preserve"> </w:t>
+            </w:r>
+            <w:proofErr w:type="spellStart"/>
+            <w:r>
+              <w:t>quả</w:t>
+            </w:r>
+            <w:proofErr w:type="spellEnd"/>
+            <w:r>
+              <w:t xml:space="preserve"> </w:t>
+            </w:r>
+            <w:proofErr w:type="spellStart"/>
+            <w:r>
+              <w:t>và</w:t>
+            </w:r>
+            <w:proofErr w:type="spellEnd"/>
+            <w:r>
+              <w:t xml:space="preserve"> </w:t>
+            </w:r>
+            <w:proofErr w:type="spellStart"/>
+            <w:r>
+              <w:t>thích</w:t>
+            </w:r>
+            <w:proofErr w:type="spellEnd"/>
+            <w:r>
+              <w:t xml:space="preserve"> </w:t>
+            </w:r>
+            <w:proofErr w:type="spellStart"/>
+            <w:r>
+              <w:t>nghi</w:t>
+            </w:r>
+            <w:proofErr w:type="spellEnd"/>
+            <w:r>
+              <w:t xml:space="preserve"> Product Backlog) </w:t>
+            </w:r>
+            <w:proofErr w:type="spellStart"/>
+            <w:r>
+              <w:t>nhằm</w:t>
+            </w:r>
+            <w:proofErr w:type="spellEnd"/>
+            <w:r>
+              <w:t xml:space="preserve"> </w:t>
+            </w:r>
+            <w:proofErr w:type="spellStart"/>
+            <w:r>
+              <w:t>đảm</w:t>
+            </w:r>
+            <w:proofErr w:type="spellEnd"/>
+            <w:r>
+              <w:t xml:space="preserve"> </w:t>
+            </w:r>
+            <w:proofErr w:type="spellStart"/>
+            <w:r>
+              <w:t>bảo</w:t>
+            </w:r>
+            <w:proofErr w:type="spellEnd"/>
+            <w:r>
+              <w:t xml:space="preserve"> </w:t>
+            </w:r>
+            <w:proofErr w:type="spellStart"/>
+            <w:r>
+              <w:t>các</w:t>
+            </w:r>
+            <w:proofErr w:type="spellEnd"/>
+            <w:r>
+              <w:t xml:space="preserve"> </w:t>
+            </w:r>
+            <w:proofErr w:type="spellStart"/>
+            <w:r>
+              <w:t>phản</w:t>
+            </w:r>
+            <w:proofErr w:type="spellEnd"/>
+            <w:r>
+              <w:t xml:space="preserve"> </w:t>
+            </w:r>
+            <w:proofErr w:type="spellStart"/>
+            <w:r>
+              <w:t>hồi</w:t>
+            </w:r>
+            <w:proofErr w:type="spellEnd"/>
+            <w:r>
+              <w:t xml:space="preserve"> </w:t>
+            </w:r>
+            <w:proofErr w:type="spellStart"/>
+            <w:r>
+              <w:t>giá</w:t>
+            </w:r>
+            <w:proofErr w:type="spellEnd"/>
+            <w:r>
+              <w:t xml:space="preserve"> </w:t>
+            </w:r>
+            <w:proofErr w:type="spellStart"/>
+            <w:r>
+              <w:t>trị</w:t>
+            </w:r>
+            <w:proofErr w:type="spellEnd"/>
+            <w:r>
+              <w:t xml:space="preserve"> </w:t>
+            </w:r>
+            <w:proofErr w:type="spellStart"/>
+            <w:r>
+              <w:t>từ</w:t>
+            </w:r>
+            <w:proofErr w:type="spellEnd"/>
+            <w:r>
+              <w:t xml:space="preserve"> </w:t>
+            </w:r>
+            <w:proofErr w:type="spellStart"/>
+            <w:r>
+              <w:t>người</w:t>
+            </w:r>
+            <w:proofErr w:type="spellEnd"/>
+            <w:r>
+              <w:t xml:space="preserve"> </w:t>
+            </w:r>
+            <w:proofErr w:type="spellStart"/>
+            <w:r>
+              <w:t>dùng</w:t>
+            </w:r>
+            <w:proofErr w:type="spellEnd"/>
+            <w:r>
+              <w:t xml:space="preserve"> </w:t>
+            </w:r>
+            <w:proofErr w:type="spellStart"/>
+            <w:r>
+              <w:t>được</w:t>
+            </w:r>
+            <w:proofErr w:type="spellEnd"/>
+            <w:r>
+              <w:t xml:space="preserve"> </w:t>
+            </w:r>
+            <w:proofErr w:type="spellStart"/>
+            <w:r>
+              <w:t>đưa</w:t>
+            </w:r>
+            <w:proofErr w:type="spellEnd"/>
+            <w:r>
+              <w:t xml:space="preserve"> </w:t>
+            </w:r>
+            <w:proofErr w:type="spellStart"/>
+            <w:r>
+              <w:t>vào</w:t>
+            </w:r>
+            <w:proofErr w:type="spellEnd"/>
+            <w:r>
+              <w:t xml:space="preserve"> </w:t>
+            </w:r>
+            <w:proofErr w:type="spellStart"/>
+            <w:r>
+              <w:t>định</w:t>
+            </w:r>
+            <w:proofErr w:type="spellEnd"/>
+            <w:r>
+              <w:t xml:space="preserve"> </w:t>
+            </w:r>
+            <w:proofErr w:type="spellStart"/>
+            <w:r>
+              <w:lastRenderedPageBreak/>
+              <w:t>hướng</w:t>
+            </w:r>
+            <w:proofErr w:type="spellEnd"/>
+            <w:r>
+              <w:t xml:space="preserve"> </w:t>
+            </w:r>
+            <w:proofErr w:type="spellStart"/>
+            <w:r>
+              <w:t>phát</w:t>
+            </w:r>
+            <w:proofErr w:type="spellEnd"/>
+            <w:r>
+              <w:t xml:space="preserve"> </w:t>
+            </w:r>
+            <w:proofErr w:type="spellStart"/>
+            <w:r>
+              <w:t>triển</w:t>
+            </w:r>
+            <w:proofErr w:type="spellEnd"/>
+            <w:r>
+              <w:t xml:space="preserve"> </w:t>
+            </w:r>
+            <w:proofErr w:type="spellStart"/>
+            <w:r>
+              <w:t>tiếp</w:t>
+            </w:r>
+            <w:proofErr w:type="spellEnd"/>
+            <w:r>
+              <w:t xml:space="preserve"> </w:t>
+            </w:r>
+            <w:proofErr w:type="spellStart"/>
+            <w:r>
+              <w:t>theo.</w:t>
+            </w:r>
+            <w:proofErr w:type="spellEnd"/>
+          </w:p>
+        </w:tc>
+      </w:tr>
+      <w:tr>
+        <w:trPr>
+          <w:tblCellSpacing w:w="15" w:type="dxa"/>
+        </w:trPr>
+        <w:tc>
+          <w:tcPr>
+            <w:tcW w:w="0" w:type="auto"/>
+            <w:tcBorders>
+              <w:top w:val="single" w:sz="6" w:space="0" w:color="C4C7C5"/>
+              <w:left w:val="single" w:sz="6" w:space="0" w:color="C4C7C5"/>
+              <w:bottom w:val="single" w:sz="6" w:space="0" w:color="C4C7C5"/>
+              <w:right w:val="single" w:sz="6" w:space="0" w:color="C4C7C5"/>
+            </w:tcBorders>
+            <w:tcMar>
+              <w:top w:w="120" w:type="dxa"/>
+              <w:left w:w="180" w:type="dxa"/>
+              <w:bottom w:w="120" w:type="dxa"/>
+              <w:right w:w="180" w:type="dxa"/>
+            </w:tcMar>
+            <w:vAlign w:val="center"/>
+            <w:hideMark/>
+          </w:tcPr>
+          <w:p>
+            <w:r>
+              <w:rPr>
+                <w:b/>
+                <w:bCs/>
+              </w:rPr>
+              <w:lastRenderedPageBreak/>
+              <w:t>QT4.</w:t>
+            </w:r>
+            <w:r>
+              <w:t xml:space="preserve"> Sprint </w:t>
+            </w:r>
+            <w:proofErr w:type="spellStart"/>
+            <w:r>
+              <w:t>vừa</w:t>
+            </w:r>
+            <w:proofErr w:type="spellEnd"/>
+            <w:r>
+              <w:t xml:space="preserve"> </w:t>
+            </w:r>
+            <w:proofErr w:type="spellStart"/>
+            <w:r>
+              <w:t>rồi</w:t>
+            </w:r>
+            <w:proofErr w:type="spellEnd"/>
+            <w:r>
+              <w:t xml:space="preserve"> </w:t>
+            </w:r>
+            <w:proofErr w:type="spellStart"/>
+            <w:r>
+              <w:t>không</w:t>
+            </w:r>
+            <w:proofErr w:type="spellEnd"/>
+            <w:r>
+              <w:t xml:space="preserve"> </w:t>
+            </w:r>
+            <w:proofErr w:type="spellStart"/>
+            <w:r>
+              <w:t>có</w:t>
+            </w:r>
+            <w:proofErr w:type="spellEnd"/>
+            <w:r>
+              <w:t xml:space="preserve"> </w:t>
+            </w:r>
+            <w:proofErr w:type="spellStart"/>
+            <w:r>
+              <w:t>sự</w:t>
+            </w:r>
+            <w:proofErr w:type="spellEnd"/>
+            <w:r>
+              <w:t xml:space="preserve"> </w:t>
+            </w:r>
+            <w:proofErr w:type="spellStart"/>
+            <w:r>
+              <w:t>cố</w:t>
+            </w:r>
+            <w:proofErr w:type="spellEnd"/>
+            <w:r>
+              <w:t xml:space="preserve"> </w:t>
+            </w:r>
+            <w:proofErr w:type="spellStart"/>
+            <w:r>
+              <w:t>nào</w:t>
+            </w:r>
+            <w:proofErr w:type="spellEnd"/>
+            <w:r>
+              <w:t xml:space="preserve"> </w:t>
+            </w:r>
+            <w:proofErr w:type="spellStart"/>
+            <w:r>
+              <w:t>nên</w:t>
+            </w:r>
+            <w:proofErr w:type="spellEnd"/>
+            <w:r>
+              <w:t xml:space="preserve"> </w:t>
+            </w:r>
+            <w:proofErr w:type="spellStart"/>
+            <w:r>
+              <w:t>đội</w:t>
+            </w:r>
+            <w:proofErr w:type="spellEnd"/>
+            <w:r>
+              <w:t xml:space="preserve"> </w:t>
+            </w:r>
+            <w:proofErr w:type="spellStart"/>
+            <w:r>
+              <w:t>bỏ</w:t>
+            </w:r>
+            <w:proofErr w:type="spellEnd"/>
+            <w:r>
+              <w:t xml:space="preserve"> </w:t>
+            </w:r>
+            <w:proofErr w:type="spellStart"/>
+            <w:r>
+              <w:t>buổi</w:t>
+            </w:r>
+            <w:proofErr w:type="spellEnd"/>
+            <w:r>
+              <w:t xml:space="preserve"> Sprint Retrospective </w:t>
+            </w:r>
+            <w:proofErr w:type="spellStart"/>
+            <w:r>
+              <w:t>cho</w:t>
+            </w:r>
+            <w:proofErr w:type="spellEnd"/>
+            <w:r>
+              <w:t xml:space="preserve"> </w:t>
+            </w:r>
+            <w:proofErr w:type="spellStart"/>
+            <w:r>
+              <w:t>đỡ</w:t>
+            </w:r>
+            <w:proofErr w:type="spellEnd"/>
+            <w:r>
+              <w:t xml:space="preserve"> </w:t>
+            </w:r>
+            <w:proofErr w:type="spellStart"/>
+            <w:r>
+              <w:t>tốn</w:t>
+            </w:r>
+            <w:proofErr w:type="spellEnd"/>
+            <w:r>
+              <w:t xml:space="preserve"> </w:t>
+            </w:r>
+            <w:proofErr w:type="spellStart"/>
+            <w:r>
+              <w:t>thời</w:t>
+            </w:r>
+            <w:proofErr w:type="spellEnd"/>
+            <w:r>
+              <w:t xml:space="preserve"> </w:t>
+            </w:r>
+            <w:proofErr w:type="spellStart"/>
+            <w:r>
+              <w:t>gian</w:t>
+            </w:r>
+            <w:proofErr w:type="spellEnd"/>
+            <w:r>
+              <w:t>.</w:t>
+            </w:r>
+          </w:p>
+        </w:tc>
+        <w:tc>
+          <w:tcPr>
+            <w:tcW w:w="0" w:type="auto"/>
+            <w:tcBorders>
+              <w:top w:val="single" w:sz="6" w:space="0" w:color="C4C7C5"/>
+              <w:left w:val="single" w:sz="6" w:space="0" w:color="C4C7C5"/>
+              <w:bottom w:val="single" w:sz="6" w:space="0" w:color="C4C7C5"/>
+              <w:right w:val="single" w:sz="6" w:space="0" w:color="C4C7C5"/>
+            </w:tcBorders>
+            <w:tcMar>
+              <w:top w:w="120" w:type="dxa"/>
+              <w:left w:w="180" w:type="dxa"/>
+              <w:bottom w:w="120" w:type="dxa"/>
+              <w:right w:w="180" w:type="dxa"/>
+            </w:tcMar>
+            <w:vAlign w:val="center"/>
+            <w:hideMark/>
+          </w:tcPr>
+          <w:p>
+            <w:r>
+              <w:rPr>
+                <w:b/>
+                <w:bCs/>
+              </w:rPr>
+              <w:t>Sai</w:t>
+            </w:r>
+          </w:p>
+        </w:tc>
+        <w:tc>
+          <w:tcPr>
+            <w:tcW w:w="0" w:type="auto"/>
+            <w:tcBorders>
+              <w:top w:val="single" w:sz="6" w:space="0" w:color="C4C7C5"/>
+              <w:left w:val="single" w:sz="6" w:space="0" w:color="C4C7C5"/>
+              <w:bottom w:val="single" w:sz="6" w:space="0" w:color="C4C7C5"/>
+              <w:right w:val="single" w:sz="6" w:space="0" w:color="C4C7C5"/>
+            </w:tcBorders>
+            <w:tcMar>
+              <w:top w:w="120" w:type="dxa"/>
+              <w:left w:w="180" w:type="dxa"/>
+              <w:bottom w:w="120" w:type="dxa"/>
+              <w:right w:w="180" w:type="dxa"/>
+            </w:tcMar>
+            <w:vAlign w:val="center"/>
+            <w:hideMark/>
+          </w:tcPr>
+          <w:p>
+            <w:proofErr w:type="spellStart"/>
+            <w:r>
+              <w:t>Sự</w:t>
+            </w:r>
+            <w:proofErr w:type="spellEnd"/>
+            <w:r>
+              <w:t xml:space="preserve"> </w:t>
+            </w:r>
+            <w:proofErr w:type="spellStart"/>
+            <w:r>
+              <w:t>kiện</w:t>
+            </w:r>
+            <w:proofErr w:type="spellEnd"/>
+            <w:r>
+              <w:t xml:space="preserve">: </w:t>
+            </w:r>
+            <w:r>
+              <w:rPr>
+                <w:b/>
+                <w:bCs/>
+              </w:rPr>
+              <w:t>Sprint Retrospective</w:t>
+            </w:r>
+          </w:p>
+        </w:tc>
+        <w:tc>
+          <w:tcPr>
+            <w:tcW w:w="0" w:type="auto"/>
+            <w:tcBorders>
+              <w:top w:val="single" w:sz="6" w:space="0" w:color="C4C7C5"/>
+              <w:left w:val="single" w:sz="6" w:space="0" w:color="C4C7C5"/>
+              <w:bottom w:val="single" w:sz="6" w:space="0" w:color="C4C7C5"/>
+              <w:right w:val="single" w:sz="6" w:space="0" w:color="C4C7C5"/>
+            </w:tcBorders>
+            <w:tcMar>
+              <w:top w:w="120" w:type="dxa"/>
+              <w:left w:w="180" w:type="dxa"/>
+              <w:bottom w:w="120" w:type="dxa"/>
+              <w:right w:w="180" w:type="dxa"/>
+            </w:tcMar>
+            <w:vAlign w:val="center"/>
+            <w:hideMark/>
+          </w:tcPr>
+          <w:p>
+            <w:r>
+              <w:rPr>
+                <w:b/>
+                <w:bCs/>
+              </w:rPr>
+              <w:t xml:space="preserve">Thanh </w:t>
+            </w:r>
+            <w:proofErr w:type="spellStart"/>
+            <w:r>
+              <w:rPr>
+                <w:b/>
+                <w:bCs/>
+              </w:rPr>
+              <w:t>tra</w:t>
+            </w:r>
+            <w:proofErr w:type="spellEnd"/>
+            <w:r>
+              <w:rPr>
+                <w:b/>
+                <w:bCs/>
+              </w:rPr>
+              <w:t xml:space="preserve">, Thích </w:t>
+            </w:r>
+            <w:proofErr w:type="spellStart"/>
+            <w:r>
+              <w:rPr>
+                <w:b/>
+                <w:bCs/>
+              </w:rPr>
+              <w:t>nghi</w:t>
+            </w:r>
+            <w:proofErr w:type="spellEnd"/>
+          </w:p>
+        </w:tc>
+        <w:tc>
+          <w:tcPr>
+            <w:tcW w:w="0" w:type="auto"/>
+            <w:tcBorders>
+              <w:top w:val="single" w:sz="6" w:space="0" w:color="C4C7C5"/>
+              <w:left w:val="single" w:sz="6" w:space="0" w:color="C4C7C5"/>
+              <w:bottom w:val="single" w:sz="6" w:space="0" w:color="C4C7C5"/>
+              <w:right w:val="single" w:sz="6" w:space="0" w:color="C4C7C5"/>
+            </w:tcBorders>
+            <w:tcMar>
+              <w:top w:w="120" w:type="dxa"/>
+              <w:left w:w="180" w:type="dxa"/>
+              <w:bottom w:w="120" w:type="dxa"/>
+              <w:right w:w="180" w:type="dxa"/>
+            </w:tcMar>
+            <w:vAlign w:val="center"/>
+            <w:hideMark/>
+          </w:tcPr>
+          <w:p>
+            <w:proofErr w:type="spellStart"/>
+            <w:r>
+              <w:t>Đội</w:t>
+            </w:r>
+            <w:proofErr w:type="spellEnd"/>
+            <w:r>
+              <w:t xml:space="preserve"> </w:t>
+            </w:r>
+            <w:proofErr w:type="spellStart"/>
+            <w:r>
+              <w:t>bỏ</w:t>
+            </w:r>
+            <w:proofErr w:type="spellEnd"/>
+            <w:r>
+              <w:t xml:space="preserve"> </w:t>
+            </w:r>
+            <w:proofErr w:type="spellStart"/>
+            <w:r>
+              <w:t>lỡ</w:t>
+            </w:r>
+            <w:proofErr w:type="spellEnd"/>
+            <w:r>
+              <w:t xml:space="preserve"> </w:t>
+            </w:r>
+            <w:proofErr w:type="spellStart"/>
+            <w:r>
+              <w:t>cơ</w:t>
+            </w:r>
+            <w:proofErr w:type="spellEnd"/>
+            <w:r>
+              <w:t xml:space="preserve"> </w:t>
+            </w:r>
+            <w:proofErr w:type="spellStart"/>
+            <w:r>
+              <w:t>hội</w:t>
+            </w:r>
+            <w:proofErr w:type="spellEnd"/>
+            <w:r>
+              <w:t xml:space="preserve"> </w:t>
+            </w:r>
+            <w:proofErr w:type="spellStart"/>
+            <w:r>
+              <w:t>cải</w:t>
+            </w:r>
+            <w:proofErr w:type="spellEnd"/>
+            <w:r>
+              <w:t xml:space="preserve"> </w:t>
+            </w:r>
+            <w:proofErr w:type="spellStart"/>
+            <w:r>
+              <w:t>tiến</w:t>
+            </w:r>
+            <w:proofErr w:type="spellEnd"/>
+            <w:r>
+              <w:t xml:space="preserve"> </w:t>
+            </w:r>
+            <w:proofErr w:type="spellStart"/>
+            <w:r>
+              <w:t>liên</w:t>
+            </w:r>
+            <w:proofErr w:type="spellEnd"/>
+            <w:r>
+              <w:t xml:space="preserve"> </w:t>
+            </w:r>
+            <w:proofErr w:type="spellStart"/>
+            <w:r>
+              <w:t>tục</w:t>
+            </w:r>
+            <w:proofErr w:type="spellEnd"/>
+            <w:r>
+              <w:t xml:space="preserve"> </w:t>
+            </w:r>
+            <w:proofErr w:type="spellStart"/>
+            <w:r>
+              <w:t>về</w:t>
+            </w:r>
+            <w:proofErr w:type="spellEnd"/>
+            <w:r>
+              <w:t xml:space="preserve"> </w:t>
+            </w:r>
+            <w:proofErr w:type="spellStart"/>
+            <w:r>
+              <w:t>quy</w:t>
+            </w:r>
+            <w:proofErr w:type="spellEnd"/>
+            <w:r>
+              <w:t xml:space="preserve"> </w:t>
+            </w:r>
+            <w:proofErr w:type="spellStart"/>
+            <w:r>
+              <w:t>trình</w:t>
+            </w:r>
+            <w:proofErr w:type="spellEnd"/>
+            <w:r>
+              <w:t xml:space="preserve"> </w:t>
+            </w:r>
+            <w:proofErr w:type="spellStart"/>
+            <w:r>
+              <w:t>và</w:t>
+            </w:r>
+            <w:proofErr w:type="spellEnd"/>
+            <w:r>
+              <w:t xml:space="preserve"> </w:t>
+            </w:r>
+            <w:proofErr w:type="spellStart"/>
+            <w:r>
+              <w:t>chất</w:t>
+            </w:r>
+            <w:proofErr w:type="spellEnd"/>
+            <w:r>
+              <w:t xml:space="preserve"> </w:t>
+            </w:r>
+            <w:proofErr w:type="spellStart"/>
+            <w:r>
+              <w:t>lượng</w:t>
+            </w:r>
+            <w:proofErr w:type="spellEnd"/>
+            <w:r>
+              <w:t xml:space="preserve">, </w:t>
+            </w:r>
+            <w:proofErr w:type="spellStart"/>
+            <w:r>
+              <w:t>khiến</w:t>
+            </w:r>
+            <w:proofErr w:type="spellEnd"/>
+            <w:r>
+              <w:t xml:space="preserve"> </w:t>
+            </w:r>
+            <w:proofErr w:type="spellStart"/>
+            <w:r>
+              <w:t>các</w:t>
+            </w:r>
+            <w:proofErr w:type="spellEnd"/>
+            <w:r>
+              <w:t xml:space="preserve"> </w:t>
+            </w:r>
+            <w:proofErr w:type="spellStart"/>
+            <w:r>
+              <w:t>thiếu</w:t>
+            </w:r>
+            <w:proofErr w:type="spellEnd"/>
+            <w:r>
+              <w:t xml:space="preserve"> </w:t>
+            </w:r>
+            <w:proofErr w:type="spellStart"/>
+            <w:r>
+              <w:t>sót</w:t>
+            </w:r>
+            <w:proofErr w:type="spellEnd"/>
+            <w:r>
+              <w:t xml:space="preserve"> </w:t>
+            </w:r>
+            <w:proofErr w:type="spellStart"/>
+            <w:r>
+              <w:t>âm</w:t>
+            </w:r>
+            <w:proofErr w:type="spellEnd"/>
+            <w:r>
+              <w:t xml:space="preserve"> </w:t>
+            </w:r>
+            <w:proofErr w:type="spellStart"/>
+            <w:r>
+              <w:t>thầm</w:t>
+            </w:r>
+            <w:proofErr w:type="spellEnd"/>
+            <w:r>
+              <w:t xml:space="preserve"> </w:t>
+            </w:r>
+            <w:proofErr w:type="spellStart"/>
+            <w:r>
+              <w:t>tồn</w:t>
+            </w:r>
+            <w:proofErr w:type="spellEnd"/>
+            <w:r>
+              <w:t xml:space="preserve"> </w:t>
+            </w:r>
+            <w:proofErr w:type="spellStart"/>
+            <w:r>
+              <w:t>tại</w:t>
+            </w:r>
+            <w:proofErr w:type="spellEnd"/>
+            <w:r>
+              <w:t xml:space="preserve"> </w:t>
+            </w:r>
+            <w:proofErr w:type="spellStart"/>
+            <w:r>
+              <w:t>và</w:t>
+            </w:r>
+            <w:proofErr w:type="spellEnd"/>
+            <w:r>
+              <w:t xml:space="preserve"> </w:t>
+            </w:r>
+            <w:proofErr w:type="spellStart"/>
+            <w:r>
+              <w:t>các</w:t>
+            </w:r>
+            <w:proofErr w:type="spellEnd"/>
+            <w:r>
+              <w:t xml:space="preserve"> </w:t>
+            </w:r>
+            <w:proofErr w:type="spellStart"/>
+            <w:r>
+              <w:t>lỗi</w:t>
+            </w:r>
+            <w:proofErr w:type="spellEnd"/>
+            <w:r>
+              <w:t xml:space="preserve"> </w:t>
+            </w:r>
+            <w:proofErr w:type="spellStart"/>
+            <w:r>
+              <w:t>cũ</w:t>
+            </w:r>
+            <w:proofErr w:type="spellEnd"/>
+            <w:r>
+              <w:t xml:space="preserve"> </w:t>
+            </w:r>
+            <w:proofErr w:type="spellStart"/>
+            <w:r>
+              <w:t>tiếp</w:t>
+            </w:r>
+            <w:proofErr w:type="spellEnd"/>
+            <w:r>
+              <w:t xml:space="preserve"> </w:t>
+            </w:r>
+            <w:proofErr w:type="spellStart"/>
+            <w:r>
+              <w:t>tục</w:t>
+            </w:r>
+            <w:proofErr w:type="spellEnd"/>
+            <w:r>
+              <w:t xml:space="preserve"> </w:t>
+            </w:r>
+            <w:proofErr w:type="spellStart"/>
+            <w:r>
+              <w:t>lặp</w:t>
+            </w:r>
+            <w:proofErr w:type="spellEnd"/>
+            <w:r>
+              <w:t xml:space="preserve"> </w:t>
+            </w:r>
+            <w:proofErr w:type="spellStart"/>
+            <w:r>
+              <w:t>lại</w:t>
+            </w:r>
+            <w:proofErr w:type="spellEnd"/>
+            <w:r>
+              <w:t xml:space="preserve"> ở </w:t>
+            </w:r>
+            <w:proofErr w:type="spellStart"/>
+            <w:r>
+              <w:t>những</w:t>
+            </w:r>
+            <w:proofErr w:type="spellEnd"/>
+            <w:r>
+              <w:t xml:space="preserve"> Sprint </w:t>
+            </w:r>
+            <w:proofErr w:type="spellStart"/>
+            <w:r>
+              <w:t>sau</w:t>
+            </w:r>
+            <w:proofErr w:type="spellEnd"/>
+            <w:r>
+              <w:t>.</w:t>
             </w:r>
           </w:p>
         </w:tc>
@@ -487,121 +2801,983 @@
           <w:bCs/>
         </w:rPr>
       </w:pPr>
+      <w:proofErr w:type="spellStart"/>
       <w:r>
         <w:rPr>
           <w:b/>
           <w:bCs/>
         </w:rPr>
-        <w:t>Phần 3 - Lựa chọn &amp; phản biện</w:t>
-      </w:r>
-    </w:p>
-    <w:p>
+        <w:t>Phần</w:t>
+      </w:r>
+      <w:proofErr w:type="spellEnd"/>
       <w:r>
         <w:rPr>
-          <w:i/>
-          <w:iCs/>
+          <w:b/>
+          <w:bCs/>
         </w:rPr>
-        <w:t>(Dưới 6 câu theo đúng quy định)</w:t>
-      </w:r>
+        <w:t xml:space="preserve"> 2 - </w:t>
+      </w:r>
+      <w:proofErr w:type="spellStart"/>
+      <w:r>
+        <w:rPr>
+          <w:b/>
+          <w:bCs/>
+        </w:rPr>
+        <w:t>Sửa</w:t>
+      </w:r>
+      <w:proofErr w:type="spellEnd"/>
+      <w:r>
+        <w:rPr>
+          <w:b/>
+          <w:bCs/>
+        </w:rPr>
+        <w:t xml:space="preserve"> </w:t>
+      </w:r>
+      <w:proofErr w:type="spellStart"/>
+      <w:r>
+        <w:rPr>
+          <w:b/>
+          <w:bCs/>
+        </w:rPr>
+        <w:t>lỗi</w:t>
+      </w:r>
+      <w:proofErr w:type="spellEnd"/>
     </w:p>
     <w:p>
       <w:pPr>
         <w:numPr>
           <w:ilvl w:val="0"/>
-          <w:numId w:val="2"/>
+          <w:numId w:val="4"/>
         </w:numPr>
       </w:pPr>
+      <w:proofErr w:type="spellStart"/>
       <w:r>
         <w:rPr>
           <w:b/>
           <w:bCs/>
         </w:rPr>
-        <w:lastRenderedPageBreak/>
-        <w:t>Đội Tính năng</w:t>
-      </w:r>
-      <w:r>
-        <w:t xml:space="preserve"> áp dụng </w:t>
-      </w:r>
+        <w:t>Sửa</w:t>
+      </w:r>
+      <w:proofErr w:type="spellEnd"/>
       <w:r>
         <w:rPr>
           <w:b/>
           <w:bCs/>
         </w:rPr>
-        <w:t>Scrum</w:t>
-      </w:r>
-      <w:r>
-        <w:t xml:space="preserve"> vì mảng khuyến mãi, ví điện tử cần đáp ứng nhanh sự thay đổi liên tục của thị trường qua các Sprint ngắn.</w:t>
+        <w:t xml:space="preserve"> QT1:</w:t>
+      </w:r>
+      <w:r>
+        <w:t xml:space="preserve"> </w:t>
+      </w:r>
+      <w:proofErr w:type="spellStart"/>
+      <w:r>
+        <w:t>Đội</w:t>
+      </w:r>
+      <w:proofErr w:type="spellEnd"/>
+      <w:r>
+        <w:t xml:space="preserve"> </w:t>
+      </w:r>
+      <w:proofErr w:type="spellStart"/>
+      <w:r>
+        <w:t>RikkeiGo</w:t>
+      </w:r>
+      <w:proofErr w:type="spellEnd"/>
+      <w:r>
+        <w:t xml:space="preserve"> </w:t>
+      </w:r>
+      <w:proofErr w:type="spellStart"/>
+      <w:r>
+        <w:t>thống</w:t>
+      </w:r>
+      <w:proofErr w:type="spellEnd"/>
+      <w:r>
+        <w:t xml:space="preserve"> </w:t>
+      </w:r>
+      <w:proofErr w:type="spellStart"/>
+      <w:r>
+        <w:t>nhất</w:t>
+      </w:r>
+      <w:proofErr w:type="spellEnd"/>
+      <w:r>
+        <w:t xml:space="preserve"> </w:t>
+      </w:r>
+      <w:proofErr w:type="spellStart"/>
+      <w:r>
+        <w:t>cố</w:t>
+      </w:r>
+      <w:proofErr w:type="spellEnd"/>
+      <w:r>
+        <w:t xml:space="preserve"> </w:t>
+      </w:r>
+      <w:proofErr w:type="spellStart"/>
+      <w:r>
+        <w:t>định</w:t>
+      </w:r>
+      <w:proofErr w:type="spellEnd"/>
+      <w:r>
+        <w:t xml:space="preserve"> </w:t>
+      </w:r>
+      <w:proofErr w:type="spellStart"/>
+      <w:r>
+        <w:t>độ</w:t>
+      </w:r>
+      <w:proofErr w:type="spellEnd"/>
+      <w:r>
+        <w:t xml:space="preserve"> </w:t>
+      </w:r>
+      <w:proofErr w:type="spellStart"/>
+      <w:r>
+        <w:t>dài</w:t>
+      </w:r>
+      <w:proofErr w:type="spellEnd"/>
+      <w:r>
+        <w:t xml:space="preserve"> </w:t>
+      </w:r>
+      <w:proofErr w:type="spellStart"/>
+      <w:r>
+        <w:t>một</w:t>
+      </w:r>
+      <w:proofErr w:type="spellEnd"/>
+      <w:r>
+        <w:t xml:space="preserve"> Sprint (</w:t>
+      </w:r>
+      <w:proofErr w:type="spellStart"/>
+      <w:r>
+        <w:t>ví</w:t>
+      </w:r>
+      <w:proofErr w:type="spellEnd"/>
+      <w:r>
+        <w:t xml:space="preserve"> </w:t>
+      </w:r>
+      <w:proofErr w:type="spellStart"/>
+      <w:r>
+        <w:t>dụ</w:t>
+      </w:r>
+      <w:proofErr w:type="spellEnd"/>
+      <w:r>
+        <w:t xml:space="preserve">: </w:t>
+      </w:r>
+      <w:proofErr w:type="spellStart"/>
+      <w:r>
+        <w:t>cố</w:t>
+      </w:r>
+      <w:proofErr w:type="spellEnd"/>
+      <w:r>
+        <w:t xml:space="preserve"> </w:t>
+      </w:r>
+      <w:proofErr w:type="spellStart"/>
+      <w:r>
+        <w:t>định</w:t>
+      </w:r>
+      <w:proofErr w:type="spellEnd"/>
+      <w:r>
+        <w:t xml:space="preserve"> 2 </w:t>
+      </w:r>
+      <w:proofErr w:type="spellStart"/>
+      <w:r>
+        <w:t>tuần</w:t>
+      </w:r>
+      <w:proofErr w:type="spellEnd"/>
+      <w:r>
+        <w:t xml:space="preserve">) </w:t>
+      </w:r>
+      <w:proofErr w:type="spellStart"/>
+      <w:r>
+        <w:t>xuyên</w:t>
+      </w:r>
+      <w:proofErr w:type="spellEnd"/>
+      <w:r>
+        <w:t xml:space="preserve"> </w:t>
+      </w:r>
+      <w:proofErr w:type="spellStart"/>
+      <w:r>
+        <w:t>suốt</w:t>
+      </w:r>
+      <w:proofErr w:type="spellEnd"/>
+      <w:r>
+        <w:t xml:space="preserve"> </w:t>
+      </w:r>
+      <w:proofErr w:type="spellStart"/>
+      <w:r>
+        <w:t>quá</w:t>
+      </w:r>
+      <w:proofErr w:type="spellEnd"/>
+      <w:r>
+        <w:t xml:space="preserve"> </w:t>
+      </w:r>
+      <w:proofErr w:type="spellStart"/>
+      <w:r>
+        <w:t>trình</w:t>
+      </w:r>
+      <w:proofErr w:type="spellEnd"/>
+      <w:r>
+        <w:t xml:space="preserve"> </w:t>
+      </w:r>
+      <w:proofErr w:type="spellStart"/>
+      <w:r>
+        <w:t>phát</w:t>
+      </w:r>
+      <w:proofErr w:type="spellEnd"/>
+      <w:r>
+        <w:t xml:space="preserve"> </w:t>
+      </w:r>
+      <w:proofErr w:type="spellStart"/>
+      <w:r>
+        <w:t>triển</w:t>
+      </w:r>
+      <w:proofErr w:type="spellEnd"/>
+      <w:r>
+        <w:t xml:space="preserve"> </w:t>
+      </w:r>
+      <w:proofErr w:type="spellStart"/>
+      <w:r>
+        <w:t>và</w:t>
+      </w:r>
+      <w:proofErr w:type="spellEnd"/>
+      <w:r>
+        <w:t xml:space="preserve"> </w:t>
+      </w:r>
+      <w:proofErr w:type="spellStart"/>
+      <w:r>
+        <w:t>điều</w:t>
+      </w:r>
+      <w:proofErr w:type="spellEnd"/>
+      <w:r>
+        <w:t xml:space="preserve"> </w:t>
+      </w:r>
+      <w:proofErr w:type="spellStart"/>
+      <w:r>
+        <w:t>chỉnh</w:t>
+      </w:r>
+      <w:proofErr w:type="spellEnd"/>
+      <w:r>
+        <w:t xml:space="preserve"> </w:t>
+      </w:r>
+      <w:proofErr w:type="spellStart"/>
+      <w:r>
+        <w:t>khối</w:t>
+      </w:r>
+      <w:proofErr w:type="spellEnd"/>
+      <w:r>
+        <w:t xml:space="preserve"> </w:t>
+      </w:r>
+      <w:proofErr w:type="spellStart"/>
+      <w:r>
+        <w:t>lượng</w:t>
+      </w:r>
+      <w:proofErr w:type="spellEnd"/>
+      <w:r>
+        <w:t xml:space="preserve"> </w:t>
+      </w:r>
+      <w:proofErr w:type="spellStart"/>
+      <w:r>
+        <w:t>công</w:t>
+      </w:r>
+      <w:proofErr w:type="spellEnd"/>
+      <w:r>
+        <w:t xml:space="preserve"> </w:t>
+      </w:r>
+      <w:proofErr w:type="spellStart"/>
+      <w:r>
+        <w:t>việc</w:t>
+      </w:r>
+      <w:proofErr w:type="spellEnd"/>
+      <w:r>
+        <w:t xml:space="preserve"> </w:t>
+      </w:r>
+      <w:proofErr w:type="spellStart"/>
+      <w:r>
+        <w:t>đưa</w:t>
+      </w:r>
+      <w:proofErr w:type="spellEnd"/>
+      <w:r>
+        <w:t xml:space="preserve"> </w:t>
+      </w:r>
+      <w:proofErr w:type="spellStart"/>
+      <w:r>
+        <w:t>vào</w:t>
+      </w:r>
+      <w:proofErr w:type="spellEnd"/>
+      <w:r>
+        <w:t xml:space="preserve"> Sprint </w:t>
+      </w:r>
+      <w:proofErr w:type="spellStart"/>
+      <w:r>
+        <w:t>chứ</w:t>
+      </w:r>
+      <w:proofErr w:type="spellEnd"/>
+      <w:r>
+        <w:t xml:space="preserve"> </w:t>
+      </w:r>
+      <w:proofErr w:type="spellStart"/>
+      <w:r>
+        <w:t>không</w:t>
+      </w:r>
+      <w:proofErr w:type="spellEnd"/>
+      <w:r>
+        <w:t xml:space="preserve"> </w:t>
+      </w:r>
+      <w:proofErr w:type="spellStart"/>
+      <w:r>
+        <w:t>thay</w:t>
+      </w:r>
+      <w:proofErr w:type="spellEnd"/>
+      <w:r>
+        <w:t xml:space="preserve"> </w:t>
+      </w:r>
+      <w:proofErr w:type="spellStart"/>
+      <w:r>
+        <w:t>đổi</w:t>
+      </w:r>
+      <w:proofErr w:type="spellEnd"/>
+      <w:r>
+        <w:t xml:space="preserve"> </w:t>
+      </w:r>
+      <w:proofErr w:type="spellStart"/>
+      <w:r>
+        <w:t>thời</w:t>
+      </w:r>
+      <w:proofErr w:type="spellEnd"/>
+      <w:r>
+        <w:t xml:space="preserve"> </w:t>
+      </w:r>
+      <w:proofErr w:type="spellStart"/>
+      <w:r>
+        <w:t>gian</w:t>
+      </w:r>
+      <w:proofErr w:type="spellEnd"/>
+      <w:r>
+        <w:t xml:space="preserve"> </w:t>
+      </w:r>
+      <w:proofErr w:type="spellStart"/>
+      <w:r>
+        <w:t>của</w:t>
+      </w:r>
+      <w:proofErr w:type="spellEnd"/>
+      <w:r>
+        <w:t xml:space="preserve"> Sprint.</w:t>
       </w:r>
     </w:p>
     <w:p>
       <w:pPr>
         <w:numPr>
           <w:ilvl w:val="0"/>
-          <w:numId w:val="2"/>
+          <w:numId w:val="4"/>
         </w:numPr>
       </w:pPr>
+      <w:proofErr w:type="spellStart"/>
       <w:r>
         <w:rPr>
           <w:b/>
           <w:bCs/>
         </w:rPr>
-        <w:t>Đội Đối soát</w:t>
-      </w:r>
-      <w:r>
-        <w:t xml:space="preserve"> áp dụng </w:t>
-      </w:r>
+        <w:t>Sửa</w:t>
+      </w:r>
+      <w:proofErr w:type="spellEnd"/>
       <w:r>
         <w:rPr>
           <w:b/>
           <w:bCs/>
         </w:rPr>
-        <w:t>Waterfall</w:t>
-      </w:r>
-      <w:r>
-        <w:t xml:space="preserve"> vì công việc xuất hóa đơn có nghiệp vụ thuế rõ ràng, ổn định và đòi hỏi độ chính xác tuyệt đối để tránh bị phạt.</w:t>
+        <w:t xml:space="preserve"> QT2:</w:t>
+      </w:r>
+      <w:r>
+        <w:t xml:space="preserve"> </w:t>
+      </w:r>
+      <w:proofErr w:type="spellStart"/>
+      <w:r>
+        <w:t>Đội</w:t>
+      </w:r>
+      <w:proofErr w:type="spellEnd"/>
+      <w:r>
+        <w:t xml:space="preserve"> </w:t>
+      </w:r>
+      <w:proofErr w:type="spellStart"/>
+      <w:r>
+        <w:t>RikkeiGo</w:t>
+      </w:r>
+      <w:proofErr w:type="spellEnd"/>
+      <w:r>
+        <w:t xml:space="preserve"> </w:t>
+      </w:r>
+      <w:proofErr w:type="spellStart"/>
+      <w:r>
+        <w:t>chỉ</w:t>
+      </w:r>
+      <w:proofErr w:type="spellEnd"/>
+      <w:r>
+        <w:t xml:space="preserve"> </w:t>
+      </w:r>
+      <w:proofErr w:type="spellStart"/>
+      <w:r>
+        <w:t>trình</w:t>
+      </w:r>
+      <w:proofErr w:type="spellEnd"/>
+      <w:r>
+        <w:t xml:space="preserve"> </w:t>
+      </w:r>
+      <w:proofErr w:type="spellStart"/>
+      <w:r>
+        <w:t>diễn</w:t>
+      </w:r>
+      <w:proofErr w:type="spellEnd"/>
+      <w:r>
+        <w:t xml:space="preserve"> </w:t>
+      </w:r>
+      <w:proofErr w:type="spellStart"/>
+      <w:r>
+        <w:t>trong</w:t>
+      </w:r>
+      <w:proofErr w:type="spellEnd"/>
+      <w:r>
+        <w:t xml:space="preserve"> </w:t>
+      </w:r>
+      <w:proofErr w:type="spellStart"/>
+      <w:r>
+        <w:t>buổi</w:t>
+      </w:r>
+      <w:proofErr w:type="spellEnd"/>
+      <w:r>
+        <w:t xml:space="preserve"> Sprint Review </w:t>
+      </w:r>
+      <w:proofErr w:type="spellStart"/>
+      <w:r>
+        <w:t>những</w:t>
+      </w:r>
+      <w:proofErr w:type="spellEnd"/>
+      <w:r>
+        <w:t xml:space="preserve"> </w:t>
+      </w:r>
+      <w:proofErr w:type="spellStart"/>
+      <w:r>
+        <w:t>phần</w:t>
+      </w:r>
+      <w:proofErr w:type="spellEnd"/>
+      <w:r>
+        <w:t xml:space="preserve"> </w:t>
+      </w:r>
+      <w:proofErr w:type="spellStart"/>
+      <w:r>
+        <w:t>tăng</w:t>
+      </w:r>
+      <w:proofErr w:type="spellEnd"/>
+      <w:r>
+        <w:t xml:space="preserve"> </w:t>
+      </w:r>
+      <w:proofErr w:type="spellStart"/>
+      <w:r>
+        <w:t>trưởng</w:t>
+      </w:r>
+      <w:proofErr w:type="spellEnd"/>
+      <w:r>
+        <w:t xml:space="preserve"> </w:t>
+      </w:r>
+      <w:proofErr w:type="spellStart"/>
+      <w:r>
+        <w:t>sản</w:t>
+      </w:r>
+      <w:proofErr w:type="spellEnd"/>
+      <w:r>
+        <w:t xml:space="preserve"> </w:t>
+      </w:r>
+      <w:proofErr w:type="spellStart"/>
+      <w:r>
+        <w:t>phẩm</w:t>
+      </w:r>
+      <w:proofErr w:type="spellEnd"/>
+      <w:r>
+        <w:t xml:space="preserve"> (Increment) </w:t>
+      </w:r>
+      <w:proofErr w:type="spellStart"/>
+      <w:r>
+        <w:t>đã</w:t>
+      </w:r>
+      <w:proofErr w:type="spellEnd"/>
+      <w:r>
+        <w:t xml:space="preserve"> </w:t>
+      </w:r>
+      <w:proofErr w:type="spellStart"/>
+      <w:r>
+        <w:t>hoàn</w:t>
+      </w:r>
+      <w:proofErr w:type="spellEnd"/>
+      <w:r>
+        <w:t xml:space="preserve"> </w:t>
+      </w:r>
+      <w:proofErr w:type="spellStart"/>
+      <w:r>
+        <w:t>thành</w:t>
+      </w:r>
+      <w:proofErr w:type="spellEnd"/>
+      <w:r>
+        <w:t xml:space="preserve"> </w:t>
+      </w:r>
+      <w:proofErr w:type="spellStart"/>
+      <w:r>
+        <w:t>triệt</w:t>
+      </w:r>
+      <w:proofErr w:type="spellEnd"/>
+      <w:r>
+        <w:t xml:space="preserve"> </w:t>
+      </w:r>
+      <w:proofErr w:type="spellStart"/>
+      <w:r>
+        <w:t>để</w:t>
+      </w:r>
+      <w:proofErr w:type="spellEnd"/>
+      <w:r>
+        <w:t xml:space="preserve"> </w:t>
+      </w:r>
+      <w:proofErr w:type="spellStart"/>
+      <w:r>
+        <w:t>và</w:t>
+      </w:r>
+      <w:proofErr w:type="spellEnd"/>
+      <w:r>
+        <w:t xml:space="preserve"> </w:t>
+      </w:r>
+      <w:proofErr w:type="spellStart"/>
+      <w:r>
+        <w:t>đáp</w:t>
+      </w:r>
+      <w:proofErr w:type="spellEnd"/>
+      <w:r>
+        <w:t xml:space="preserve"> </w:t>
+      </w:r>
+      <w:proofErr w:type="spellStart"/>
+      <w:r>
+        <w:t>ứng</w:t>
+      </w:r>
+      <w:proofErr w:type="spellEnd"/>
+      <w:r>
+        <w:t xml:space="preserve"> </w:t>
+      </w:r>
+      <w:proofErr w:type="spellStart"/>
+      <w:r>
+        <w:t>đầy</w:t>
+      </w:r>
+      <w:proofErr w:type="spellEnd"/>
+      <w:r>
+        <w:t xml:space="preserve"> </w:t>
+      </w:r>
+      <w:proofErr w:type="spellStart"/>
+      <w:r>
+        <w:t>đủ</w:t>
+      </w:r>
+      <w:proofErr w:type="spellEnd"/>
+      <w:r>
+        <w:t xml:space="preserve"> </w:t>
+      </w:r>
+      <w:proofErr w:type="spellStart"/>
+      <w:r>
+        <w:t>Định</w:t>
+      </w:r>
+      <w:proofErr w:type="spellEnd"/>
+      <w:r>
+        <w:t xml:space="preserve"> </w:t>
+      </w:r>
+      <w:proofErr w:type="spellStart"/>
+      <w:r>
+        <w:t>nghĩa</w:t>
+      </w:r>
+      <w:proofErr w:type="spellEnd"/>
+      <w:r>
+        <w:t xml:space="preserve"> </w:t>
+      </w:r>
+      <w:proofErr w:type="spellStart"/>
+      <w:r>
+        <w:t>hoàn</w:t>
+      </w:r>
+      <w:proofErr w:type="spellEnd"/>
+      <w:r>
+        <w:t xml:space="preserve"> </w:t>
+      </w:r>
+      <w:proofErr w:type="spellStart"/>
+      <w:r>
+        <w:t>thành</w:t>
+      </w:r>
+      <w:proofErr w:type="spellEnd"/>
+      <w:r>
+        <w:t xml:space="preserve"> (Definition of Done), bao </w:t>
+      </w:r>
+      <w:proofErr w:type="spellStart"/>
+      <w:r>
+        <w:t>gồm</w:t>
+      </w:r>
+      <w:proofErr w:type="spellEnd"/>
+      <w:r>
+        <w:t xml:space="preserve"> </w:t>
+      </w:r>
+      <w:proofErr w:type="spellStart"/>
+      <w:r>
+        <w:t>cả</w:t>
+      </w:r>
+      <w:proofErr w:type="spellEnd"/>
+      <w:r>
+        <w:t xml:space="preserve"> </w:t>
+      </w:r>
+      <w:proofErr w:type="spellStart"/>
+      <w:r>
+        <w:t>việc</w:t>
+      </w:r>
+      <w:proofErr w:type="spellEnd"/>
+      <w:r>
+        <w:t xml:space="preserve"> </w:t>
+      </w:r>
+      <w:proofErr w:type="spellStart"/>
+      <w:r>
+        <w:t>kiểm</w:t>
+      </w:r>
+      <w:proofErr w:type="spellEnd"/>
+      <w:r>
+        <w:t xml:space="preserve"> </w:t>
+      </w:r>
+      <w:proofErr w:type="spellStart"/>
+      <w:r>
+        <w:t>thử</w:t>
+      </w:r>
+      <w:proofErr w:type="spellEnd"/>
+      <w:r>
+        <w:t xml:space="preserve"> </w:t>
+      </w:r>
+      <w:proofErr w:type="spellStart"/>
+      <w:r>
+        <w:t>đạt</w:t>
+      </w:r>
+      <w:proofErr w:type="spellEnd"/>
+      <w:r>
+        <w:t xml:space="preserve"> </w:t>
+      </w:r>
+      <w:proofErr w:type="spellStart"/>
+      <w:r>
+        <w:t>chuẩn</w:t>
+      </w:r>
+      <w:proofErr w:type="spellEnd"/>
+      <w:r>
+        <w:t>.</w:t>
       </w:r>
     </w:p>
     <w:p>
       <w:pPr>
         <w:numPr>
           <w:ilvl w:val="0"/>
-          <w:numId w:val="2"/>
+          <w:numId w:val="4"/>
         </w:numPr>
       </w:pPr>
-      <w:r>
-        <w:t xml:space="preserve">Nếu luật thuế thay đổi gấp, </w:t>
-      </w:r>
+      <w:proofErr w:type="spellStart"/>
       <w:r>
         <w:rPr>
           <w:b/>
           <w:bCs/>
         </w:rPr>
-        <w:t>Đội Đối soát</w:t>
-      </w:r>
-      <w:r>
-        <w:t xml:space="preserve"> ứng phó bằng quy trình Quản lý Thay đổi (Change Request), tạm dừng hoặc bổ sung hạng mục ưu tiên xử lý.</w:t>
-      </w:r>
-    </w:p>
-    <w:p>
-      <w:pPr>
-        <w:numPr>
-          <w:ilvl w:val="0"/>
-          <w:numId w:val="2"/>
-        </w:numPr>
-      </w:pPr>
-      <w:r>
-        <w:t>Rủi ro của đội là tiến độ bàn giao bị chậm trễ và tốn chi phí phát sinh cao do phải sửa đổi hệ thống ở giai đoạn muộn.</w:t>
-      </w:r>
-    </w:p>
-    <w:p>
-      <w:pPr>
-        <w:numPr>
-          <w:ilvl w:val="0"/>
-          <w:numId w:val="2"/>
-        </w:numPr>
-      </w:pPr>
-      <w:r>
-        <w:t>Ý kiến của trưởng phòng chưa chính xác vì việc chọn mô hình phát triển phải căn cứ vào đặc thù bài toán (biến động hay ổn định) chứ không dựa vào sự "modern/hiện đại" của công cụ.</w:t>
+        <w:t>Sửa</w:t>
+      </w:r>
+      <w:proofErr w:type="spellEnd"/>
+      <w:r>
+        <w:rPr>
+          <w:b/>
+          <w:bCs/>
+        </w:rPr>
+        <w:t xml:space="preserve"> QT4:</w:t>
+      </w:r>
+      <w:r>
+        <w:t xml:space="preserve"> </w:t>
+      </w:r>
+      <w:proofErr w:type="spellStart"/>
+      <w:r>
+        <w:t>Đội</w:t>
+      </w:r>
+      <w:proofErr w:type="spellEnd"/>
+      <w:r>
+        <w:t xml:space="preserve"> </w:t>
+      </w:r>
+      <w:proofErr w:type="spellStart"/>
+      <w:r>
+        <w:t>RikkeiGo</w:t>
+      </w:r>
+      <w:proofErr w:type="spellEnd"/>
+      <w:r>
+        <w:t xml:space="preserve"> </w:t>
+      </w:r>
+      <w:proofErr w:type="spellStart"/>
+      <w:r>
+        <w:t>phải</w:t>
+      </w:r>
+      <w:proofErr w:type="spellEnd"/>
+      <w:r>
+        <w:t xml:space="preserve"> </w:t>
+      </w:r>
+      <w:proofErr w:type="spellStart"/>
+      <w:r>
+        <w:t>tổ</w:t>
+      </w:r>
+      <w:proofErr w:type="spellEnd"/>
+      <w:r>
+        <w:t xml:space="preserve"> </w:t>
+      </w:r>
+      <w:proofErr w:type="spellStart"/>
+      <w:r>
+        <w:t>chức</w:t>
+      </w:r>
+      <w:proofErr w:type="spellEnd"/>
+      <w:r>
+        <w:t xml:space="preserve"> </w:t>
+      </w:r>
+      <w:proofErr w:type="spellStart"/>
+      <w:r>
+        <w:t>buổi</w:t>
+      </w:r>
+      <w:proofErr w:type="spellEnd"/>
+      <w:r>
+        <w:t xml:space="preserve"> Sprint Retrospective </w:t>
+      </w:r>
+      <w:proofErr w:type="spellStart"/>
+      <w:r>
+        <w:t>bắt</w:t>
+      </w:r>
+      <w:proofErr w:type="spellEnd"/>
+      <w:r>
+        <w:t xml:space="preserve"> </w:t>
+      </w:r>
+      <w:proofErr w:type="spellStart"/>
+      <w:r>
+        <w:t>buộc</w:t>
+      </w:r>
+      <w:proofErr w:type="spellEnd"/>
+      <w:r>
+        <w:t xml:space="preserve"> </w:t>
+      </w:r>
+      <w:proofErr w:type="spellStart"/>
+      <w:r>
+        <w:t>vào</w:t>
+      </w:r>
+      <w:proofErr w:type="spellEnd"/>
+      <w:r>
+        <w:t xml:space="preserve"> </w:t>
+      </w:r>
+      <w:proofErr w:type="spellStart"/>
+      <w:r>
+        <w:t>cuối</w:t>
+      </w:r>
+      <w:proofErr w:type="spellEnd"/>
+      <w:r>
+        <w:t xml:space="preserve"> </w:t>
+      </w:r>
+      <w:proofErr w:type="spellStart"/>
+      <w:r>
+        <w:t>mỗi</w:t>
+      </w:r>
+      <w:proofErr w:type="spellEnd"/>
+      <w:r>
+        <w:t xml:space="preserve"> Sprint </w:t>
+      </w:r>
+      <w:proofErr w:type="spellStart"/>
+      <w:r>
+        <w:t>nhằm</w:t>
+      </w:r>
+      <w:proofErr w:type="spellEnd"/>
+      <w:r>
+        <w:t xml:space="preserve"> </w:t>
+      </w:r>
+      <w:proofErr w:type="spellStart"/>
+      <w:r>
+        <w:t>thanh</w:t>
+      </w:r>
+      <w:proofErr w:type="spellEnd"/>
+      <w:r>
+        <w:t xml:space="preserve"> </w:t>
+      </w:r>
+      <w:proofErr w:type="spellStart"/>
+      <w:r>
+        <w:t>tra</w:t>
+      </w:r>
+      <w:proofErr w:type="spellEnd"/>
+      <w:r>
+        <w:t xml:space="preserve"> </w:t>
+      </w:r>
+      <w:proofErr w:type="spellStart"/>
+      <w:r>
+        <w:t>lại</w:t>
+      </w:r>
+      <w:proofErr w:type="spellEnd"/>
+      <w:r>
+        <w:t xml:space="preserve"> </w:t>
+      </w:r>
+      <w:proofErr w:type="spellStart"/>
+      <w:r>
+        <w:t>quy</w:t>
+      </w:r>
+      <w:proofErr w:type="spellEnd"/>
+      <w:r>
+        <w:t xml:space="preserve"> </w:t>
+      </w:r>
+      <w:proofErr w:type="spellStart"/>
+      <w:r>
+        <w:t>trình</w:t>
+      </w:r>
+      <w:proofErr w:type="spellEnd"/>
+      <w:r>
+        <w:t xml:space="preserve"> </w:t>
+      </w:r>
+      <w:proofErr w:type="spellStart"/>
+      <w:r>
+        <w:t>làm</w:t>
+      </w:r>
+      <w:proofErr w:type="spellEnd"/>
+      <w:r>
+        <w:t xml:space="preserve"> </w:t>
+      </w:r>
+      <w:proofErr w:type="spellStart"/>
+      <w:r>
+        <w:t>việc</w:t>
+      </w:r>
+      <w:proofErr w:type="spellEnd"/>
+      <w:r>
+        <w:t xml:space="preserve"> </w:t>
+      </w:r>
+      <w:proofErr w:type="spellStart"/>
+      <w:r>
+        <w:t>và</w:t>
+      </w:r>
+      <w:proofErr w:type="spellEnd"/>
+      <w:r>
+        <w:t xml:space="preserve"> </w:t>
+      </w:r>
+      <w:proofErr w:type="spellStart"/>
+      <w:r>
+        <w:t>tìm</w:t>
+      </w:r>
+      <w:proofErr w:type="spellEnd"/>
+      <w:r>
+        <w:t xml:space="preserve"> </w:t>
+      </w:r>
+      <w:proofErr w:type="spellStart"/>
+      <w:r>
+        <w:t>kiếm</w:t>
+      </w:r>
+      <w:proofErr w:type="spellEnd"/>
+      <w:r>
+        <w:t xml:space="preserve"> </w:t>
+      </w:r>
+      <w:proofErr w:type="spellStart"/>
+      <w:r>
+        <w:t>cơ</w:t>
+      </w:r>
+      <w:proofErr w:type="spellEnd"/>
+      <w:r>
+        <w:t xml:space="preserve"> </w:t>
+      </w:r>
+      <w:proofErr w:type="spellStart"/>
+      <w:r>
+        <w:t>hội</w:t>
+      </w:r>
+      <w:proofErr w:type="spellEnd"/>
+      <w:r>
+        <w:t xml:space="preserve"> </w:t>
+      </w:r>
+      <w:proofErr w:type="spellStart"/>
+      <w:r>
+        <w:t>cải</w:t>
+      </w:r>
+      <w:proofErr w:type="spellEnd"/>
+      <w:r>
+        <w:t xml:space="preserve"> </w:t>
+      </w:r>
+      <w:proofErr w:type="spellStart"/>
+      <w:r>
+        <w:t>tiến</w:t>
+      </w:r>
+      <w:proofErr w:type="spellEnd"/>
+      <w:r>
+        <w:t xml:space="preserve"> </w:t>
+      </w:r>
+      <w:proofErr w:type="spellStart"/>
+      <w:r>
+        <w:t>liên</w:t>
+      </w:r>
+      <w:proofErr w:type="spellEnd"/>
+      <w:r>
+        <w:t xml:space="preserve"> </w:t>
+      </w:r>
+      <w:proofErr w:type="spellStart"/>
+      <w:r>
+        <w:t>tục</w:t>
+      </w:r>
+      <w:proofErr w:type="spellEnd"/>
+      <w:r>
+        <w:t xml:space="preserve">, </w:t>
+      </w:r>
+      <w:proofErr w:type="spellStart"/>
+      <w:r>
+        <w:t>bất</w:t>
+      </w:r>
+      <w:proofErr w:type="spellEnd"/>
+      <w:r>
+        <w:t xml:space="preserve"> </w:t>
+      </w:r>
+      <w:proofErr w:type="spellStart"/>
+      <w:r>
+        <w:t>kể</w:t>
+      </w:r>
+      <w:proofErr w:type="spellEnd"/>
+      <w:r>
+        <w:t xml:space="preserve"> Sprint </w:t>
+      </w:r>
+      <w:proofErr w:type="spellStart"/>
+      <w:r>
+        <w:t>đó</w:t>
+      </w:r>
+      <w:proofErr w:type="spellEnd"/>
+      <w:r>
+        <w:t xml:space="preserve"> </w:t>
+      </w:r>
+      <w:proofErr w:type="spellStart"/>
+      <w:r>
+        <w:t>có</w:t>
+      </w:r>
+      <w:proofErr w:type="spellEnd"/>
+      <w:r>
+        <w:t xml:space="preserve"> </w:t>
+      </w:r>
+      <w:proofErr w:type="spellStart"/>
+      <w:r>
+        <w:t>xảy</w:t>
+      </w:r>
+      <w:proofErr w:type="spellEnd"/>
+      <w:r>
+        <w:t xml:space="preserve"> </w:t>
+      </w:r>
+      <w:proofErr w:type="spellStart"/>
+      <w:r>
+        <w:t>ra</w:t>
+      </w:r>
+      <w:proofErr w:type="spellEnd"/>
+      <w:r>
+        <w:t xml:space="preserve"> </w:t>
+      </w:r>
+      <w:proofErr w:type="spellStart"/>
+      <w:r>
+        <w:t>sự</w:t>
+      </w:r>
+      <w:proofErr w:type="spellEnd"/>
+      <w:r>
+        <w:t xml:space="preserve"> </w:t>
+      </w:r>
+      <w:proofErr w:type="spellStart"/>
+      <w:r>
+        <w:t>cố</w:t>
+      </w:r>
+      <w:proofErr w:type="spellEnd"/>
+      <w:r>
+        <w:t xml:space="preserve"> hay </w:t>
+      </w:r>
+      <w:proofErr w:type="spellStart"/>
+      <w:r>
+        <w:t>không</w:t>
+      </w:r>
+      <w:proofErr w:type="spellEnd"/>
+      <w:r>
+        <w:t>.</w:t>
       </w:r>
     </w:p>
     <w:p/>
@@ -616,8 +3792,157 @@
 </file>
 
 <file path=word/numbering.xml><?xml version="1.0" encoding="utf-8"?>
-<w:numbering xmlns:wpc="http://schemas.microsoft.com/office/word/2010/wordprocessingCanvas" xmlns:cx="http://schemas.microsoft.com/office/drawing/2014/chartex" xmlns:cx1="http://schemas.microsoft.com/office/drawing/2015/9/8/chartex" xmlns:cx2="http://schemas.microsoft.com/office/drawing/2015/10/21/chartex" xmlns:cx3="http://schemas.microsoft.com/office/drawing/2016/5/9/chartex" xmlns:cx4="http://schemas.microsoft.com/office/drawing/2016/5/10/chartex" xmlns:cx5="http://schemas.microsoft.com/office/drawing/2016/5/11/chartex" xmlns:cx6="http://schemas.microsoft.com/office/drawing/2016/5/12/chartex" xmlns:cx7="http://schemas.microsoft.com/office/drawing/2016/5/13/chartex" xmlns:cx8="http://schemas.microsoft.com/office/drawing/2016/5/14/chartex" xmlns:mc="http://schemas.openxmlformats.org/markup-compatibility/2006" xmlns:aink="http://schemas.microsoft.com/office/drawing/2016/ink" xmlns:am3d="http://schemas.microsoft.com/office/drawing/2017/model3d" xmlns:o="urn:schemas-microsoft-com:office:office" xmlns:oel="http://schemas.microsoft.com/office/2019/extlst" xmlns:r="http://schemas.openxmlformats.org/officeDocument/2006/relationships" xmlns:m="http://schemas.openxmlformats.org/officeDocument/2006/math" xmlns:v="urn:schemas-microsoft-com:vml" xmlns:wp14="http://schemas.microsoft.com/office/word/2010/wordprocessingDrawing" xmlns:wp="http://schemas.openxmlformats.org/drawingml/2006/wordprocessingDrawing" xmlns:w10="urn:schemas-microsoft-com:office:word" xmlns:w="http://schemas.openxmlformats.org/wordprocessingml/2006/main" xmlns:w14="http://schemas.microsoft.com/office/word/2010/wordml" xmlns:w15="http://schemas.microsoft.com/office/word/2012/wordml" xmlns:w16cex="http://schemas.microsoft.com/office/word/2018/wordml/cex" xmlns:w16cid="http://schemas.microsoft.com/office/word/2016/wordml/cid" xmlns:w16="http://schemas.microsoft.com/office/word/2018/wordml" xmlns:w16du="http://schemas.microsoft.com/office/word/2023/wordml/word16du" xmlns:w16sdtdh="http://schemas.microsoft.com/office/word/2020/wordml/sdtdatahash" xmlns:w16sdtfl="http://schemas.microsoft.com/office/word/2024/wordml/sdtformatlock" xmlns:w16se="http://schemas.microsoft.com/office/word/2015/wordml/symex" xmlns:wpg="http://schemas.microsoft.com/office/word/2010/wordprocessingGroup" xmlns:wpi="http://schemas.microsoft.com/office/word/2010/wordprocessingInk" xmlns:wne="http://schemas.microsoft.com/office/word/2006/wordml" xmlns:wps="http://schemas.microsoft.com/office/word/2010/wordprocessingShape" mc:Ignorable="w14 w15 w16se w16cid w16 w16cex w16sdtdh w16sdtfl w16du wp14">
+<w:numbering xmlns:wpc="http://schemas.microsoft.com/office/word/2010/wordprocessingCanvas" xmlns:cx="http://schemas.microsoft.com/office/drawing/2014/chartex" xmlns:cx1="http://schemas.microsoft.com/office/drawing/2015/9/8/chartex" xmlns:cx2="http://schemas.microsoft.com/office/drawing/2015/10/21/chartex" xmlns:cx3="http://schemas.microsoft.com/office/drawing/2016/5/9/chartex" xmlns:cx4="http://schemas.microsoft.com/office/drawing/2016/5/10/chartex" xmlns:cx5="http://schemas.microsoft.com/office/drawing/2016/5/11/chartex" xmlns:cx6="http://schemas.microsoft.com/office/drawing/2016/5/12/chartex" xmlns:cx7="http://schemas.microsoft.com/office/drawing/2016/5/13/chartex" xmlns:cx8="http://schemas.microsoft.com/office/drawing/2016/5/14/chartex" xmlns:mc="http://schemas.openxmlformats.org/markup-compatibility/2006" xmlns:aink="http://schemas.microsoft.com/office/drawing/2016/ink" xmlns:am3d="http://schemas.microsoft.com/office/drawing/2017/model3d" xmlns:o="urn:schemas-microsoft-com:office:office" xmlns:oel="http://schemas.microsoft.com/office/2019/extlst" xmlns:r="http://schemas.openxmlformats.org/officeDocument/2006/relationships" xmlns:m="http://schemas.openxmlformats.org/officeDocument/2006/math" xmlns:v="urn:schemas-microsoft-com:vml" xmlns:wp14="http://schemas.microsoft.com/office/word/2010/wordprocessingDrawing" xmlns:wp="http://schemas.openxmlformats.org/drawingml/2006/wordprocessingDrawing" xmlns:w10="urn:schemas-microsoft-com:office:word" xmlns:w="http://schemas.openxmlformats.org/wordprocessingml/2006/main" xmlns:w14="http://schemas.microsoft.com/office/word/2010/wordml" xmlns:w15="http://schemas.microsoft.com/office/word/2012/wordml" xmlns:w16cex="http://schemas.microsoft.com/office/word/2018/wordml/cex" xmlns:w16cid="http://schemas.microsoft.com/office/word/2016/wordml/cid" xmlns:w16="http://schemas.microsoft.com/office/word/2018/wordml" xmlns:w16sdtdh="http://schemas.microsoft.com/office/word/2020/wordml/sdtdatahash" xmlns:w16se="http://schemas.microsoft.com/office/word/2015/wordml/symex" xmlns:wpg="http://schemas.microsoft.com/office/word/2010/wordprocessingGroup" xmlns:wpi="http://schemas.microsoft.com/office/word/2010/wordprocessingInk" xmlns:wne="http://schemas.microsoft.com/office/word/2006/wordml" xmlns:wps="http://schemas.microsoft.com/office/word/2010/wordprocessingShape" mc:Ignorable="w14 w15 w16se w16cid w16 w16cex w16sdtdh wp14">
   <w:abstractNum w:abstractNumId="0" w15:restartNumberingAfterBreak="0">
+    <w:nsid w:val="0237253E"/>
+    <w:multiLevelType w:val="multilevel"/>
+    <w:tmpl w:val="C43E1E5A"/>
+    <w:lvl w:ilvl="0">
+      <w:start w:val="1"/>
+      <w:numFmt w:val="bullet"/>
+      <w:lvlText w:val=""/>
+      <w:lvlJc w:val="left"/>
+      <w:pPr>
+        <w:tabs>
+          <w:tab w:val="num" w:pos="720"/>
+        </w:tabs>
+        <w:ind w:left="720" w:hanging="360"/>
+      </w:pPr>
+      <w:rPr>
+        <w:rFonts w:ascii="Symbol" w:hAnsi="Symbol" w:hint="default"/>
+        <w:sz w:val="20"/>
+      </w:rPr>
+    </w:lvl>
+    <w:lvl w:ilvl="1" w:tentative="1">
+      <w:start w:val="1"/>
+      <w:numFmt w:val="bullet"/>
+      <w:lvlText w:val="o"/>
+      <w:lvlJc w:val="left"/>
+      <w:pPr>
+        <w:tabs>
+          <w:tab w:val="num" w:pos="1440"/>
+        </w:tabs>
+        <w:ind w:left="1440" w:hanging="360"/>
+      </w:pPr>
+      <w:rPr>
+        <w:rFonts w:ascii="Courier New" w:hAnsi="Courier New" w:hint="default"/>
+        <w:sz w:val="20"/>
+      </w:rPr>
+    </w:lvl>
+    <w:lvl w:ilvl="2" w:tentative="1">
+      <w:start w:val="1"/>
+      <w:numFmt w:val="bullet"/>
+      <w:lvlText w:val=""/>
+      <w:lvlJc w:val="left"/>
+      <w:pPr>
+        <w:tabs>
+          <w:tab w:val="num" w:pos="2160"/>
+        </w:tabs>
+        <w:ind w:left="2160" w:hanging="360"/>
+      </w:pPr>
+      <w:rPr>
+        <w:rFonts w:ascii="Wingdings" w:hAnsi="Wingdings" w:hint="default"/>
+        <w:sz w:val="20"/>
+      </w:rPr>
+    </w:lvl>
+    <w:lvl w:ilvl="3" w:tentative="1">
+      <w:start w:val="1"/>
+      <w:numFmt w:val="bullet"/>
+      <w:lvlText w:val=""/>
+      <w:lvlJc w:val="left"/>
+      <w:pPr>
+        <w:tabs>
+          <w:tab w:val="num" w:pos="2880"/>
+        </w:tabs>
+        <w:ind w:left="2880" w:hanging="360"/>
+      </w:pPr>
+      <w:rPr>
+        <w:rFonts w:ascii="Wingdings" w:hAnsi="Wingdings" w:hint="default"/>
+        <w:sz w:val="20"/>
+      </w:rPr>
+    </w:lvl>
+    <w:lvl w:ilvl="4" w:tentative="1">
+      <w:start w:val="1"/>
+      <w:numFmt w:val="bullet"/>
+      <w:lvlText w:val=""/>
+      <w:lvlJc w:val="left"/>
+      <w:pPr>
+        <w:tabs>
+          <w:tab w:val="num" w:pos="3600"/>
+        </w:tabs>
+        <w:ind w:left="3600" w:hanging="360"/>
+      </w:pPr>
+      <w:rPr>
+        <w:rFonts w:ascii="Wingdings" w:hAnsi="Wingdings" w:hint="default"/>
+        <w:sz w:val="20"/>
+      </w:rPr>
+    </w:lvl>
+    <w:lvl w:ilvl="5" w:tentative="1">
+      <w:start w:val="1"/>
+      <w:numFmt w:val="bullet"/>
+      <w:lvlText w:val=""/>
+      <w:lvlJc w:val="left"/>
+      <w:pPr>
+        <w:tabs>
+          <w:tab w:val="num" w:pos="4320"/>
+        </w:tabs>
+        <w:ind w:left="4320" w:hanging="360"/>
+      </w:pPr>
+      <w:rPr>
+        <w:rFonts w:ascii="Wingdings" w:hAnsi="Wingdings" w:hint="default"/>
+        <w:sz w:val="20"/>
+      </w:rPr>
+    </w:lvl>
+    <w:lvl w:ilvl="6" w:tentative="1">
+      <w:start w:val="1"/>
+      <w:numFmt w:val="bullet"/>
+      <w:lvlText w:val=""/>
+      <w:lvlJc w:val="left"/>
+      <w:pPr>
+        <w:tabs>
+          <w:tab w:val="num" w:pos="5040"/>
+        </w:tabs>
+        <w:ind w:left="5040" w:hanging="360"/>
+      </w:pPr>
+      <w:rPr>
+        <w:rFonts w:ascii="Wingdings" w:hAnsi="Wingdings" w:hint="default"/>
+        <w:sz w:val="20"/>
+      </w:rPr>
+    </w:lvl>
+    <w:lvl w:ilvl="7" w:tentative="1">
+      <w:start w:val="1"/>
+      <w:numFmt w:val="bullet"/>
+      <w:lvlText w:val=""/>
+      <w:lvlJc w:val="left"/>
+      <w:pPr>
+        <w:tabs>
+          <w:tab w:val="num" w:pos="5760"/>
+        </w:tabs>
+        <w:ind w:left="5760" w:hanging="360"/>
+      </w:pPr>
+      <w:rPr>
+        <w:rFonts w:ascii="Wingdings" w:hAnsi="Wingdings" w:hint="default"/>
+        <w:sz w:val="20"/>
+      </w:rPr>
+    </w:lvl>
+    <w:lvl w:ilvl="8" w:tentative="1">
+      <w:start w:val="1"/>
+      <w:numFmt w:val="bullet"/>
+      <w:lvlText w:val=""/>
+      <w:lvlJc w:val="left"/>
+      <w:pPr>
+        <w:tabs>
+          <w:tab w:val="num" w:pos="6480"/>
+        </w:tabs>
+        <w:ind w:left="6480" w:hanging="360"/>
+      </w:pPr>
+      <w:rPr>
+        <w:rFonts w:ascii="Wingdings" w:hAnsi="Wingdings" w:hint="default"/>
+        <w:sz w:val="20"/>
+      </w:rPr>
+    </w:lvl>
+  </w:abstractNum>
+  <w:abstractNum w:abstractNumId="1" w15:restartNumberingAfterBreak="0">
     <w:nsid w:val="18A92F05"/>
     <w:multiLevelType w:val="multilevel"/>
     <w:tmpl w:val="07521076"/>
@@ -766,7 +4091,156 @@
       </w:rPr>
     </w:lvl>
   </w:abstractNum>
-  <w:abstractNum w:abstractNumId="1" w15:restartNumberingAfterBreak="0">
+  <w:abstractNum w:abstractNumId="2" w15:restartNumberingAfterBreak="0">
+    <w:nsid w:val="20F87C5F"/>
+    <w:multiLevelType w:val="multilevel"/>
+    <w:tmpl w:val="430A2DE4"/>
+    <w:lvl w:ilvl="0">
+      <w:start w:val="1"/>
+      <w:numFmt w:val="bullet"/>
+      <w:lvlText w:val=""/>
+      <w:lvlJc w:val="left"/>
+      <w:pPr>
+        <w:tabs>
+          <w:tab w:val="num" w:pos="720"/>
+        </w:tabs>
+        <w:ind w:left="720" w:hanging="360"/>
+      </w:pPr>
+      <w:rPr>
+        <w:rFonts w:ascii="Symbol" w:hAnsi="Symbol" w:hint="default"/>
+        <w:sz w:val="20"/>
+      </w:rPr>
+    </w:lvl>
+    <w:lvl w:ilvl="1" w:tentative="1">
+      <w:start w:val="1"/>
+      <w:numFmt w:val="bullet"/>
+      <w:lvlText w:val="o"/>
+      <w:lvlJc w:val="left"/>
+      <w:pPr>
+        <w:tabs>
+          <w:tab w:val="num" w:pos="1440"/>
+        </w:tabs>
+        <w:ind w:left="1440" w:hanging="360"/>
+      </w:pPr>
+      <w:rPr>
+        <w:rFonts w:ascii="Courier New" w:hAnsi="Courier New" w:hint="default"/>
+        <w:sz w:val="20"/>
+      </w:rPr>
+    </w:lvl>
+    <w:lvl w:ilvl="2" w:tentative="1">
+      <w:start w:val="1"/>
+      <w:numFmt w:val="bullet"/>
+      <w:lvlText w:val=""/>
+      <w:lvlJc w:val="left"/>
+      <w:pPr>
+        <w:tabs>
+          <w:tab w:val="num" w:pos="2160"/>
+        </w:tabs>
+        <w:ind w:left="2160" w:hanging="360"/>
+      </w:pPr>
+      <w:rPr>
+        <w:rFonts w:ascii="Wingdings" w:hAnsi="Wingdings" w:hint="default"/>
+        <w:sz w:val="20"/>
+      </w:rPr>
+    </w:lvl>
+    <w:lvl w:ilvl="3" w:tentative="1">
+      <w:start w:val="1"/>
+      <w:numFmt w:val="bullet"/>
+      <w:lvlText w:val=""/>
+      <w:lvlJc w:val="left"/>
+      <w:pPr>
+        <w:tabs>
+          <w:tab w:val="num" w:pos="2880"/>
+        </w:tabs>
+        <w:ind w:left="2880" w:hanging="360"/>
+      </w:pPr>
+      <w:rPr>
+        <w:rFonts w:ascii="Wingdings" w:hAnsi="Wingdings" w:hint="default"/>
+        <w:sz w:val="20"/>
+      </w:rPr>
+    </w:lvl>
+    <w:lvl w:ilvl="4" w:tentative="1">
+      <w:start w:val="1"/>
+      <w:numFmt w:val="bullet"/>
+      <w:lvlText w:val=""/>
+      <w:lvlJc w:val="left"/>
+      <w:pPr>
+        <w:tabs>
+          <w:tab w:val="num" w:pos="3600"/>
+        </w:tabs>
+        <w:ind w:left="3600" w:hanging="360"/>
+      </w:pPr>
+      <w:rPr>
+        <w:rFonts w:ascii="Wingdings" w:hAnsi="Wingdings" w:hint="default"/>
+        <w:sz w:val="20"/>
+      </w:rPr>
+    </w:lvl>
+    <w:lvl w:ilvl="5" w:tentative="1">
+      <w:start w:val="1"/>
+      <w:numFmt w:val="bullet"/>
+      <w:lvlText w:val=""/>
+      <w:lvlJc w:val="left"/>
+      <w:pPr>
+        <w:tabs>
+          <w:tab w:val="num" w:pos="4320"/>
+        </w:tabs>
+        <w:ind w:left="4320" w:hanging="360"/>
+      </w:pPr>
+      <w:rPr>
+        <w:rFonts w:ascii="Wingdings" w:hAnsi="Wingdings" w:hint="default"/>
+        <w:sz w:val="20"/>
+      </w:rPr>
+    </w:lvl>
+    <w:lvl w:ilvl="6" w:tentative="1">
+      <w:start w:val="1"/>
+      <w:numFmt w:val="bullet"/>
+      <w:lvlText w:val=""/>
+      <w:lvlJc w:val="left"/>
+      <w:pPr>
+        <w:tabs>
+          <w:tab w:val="num" w:pos="5040"/>
+        </w:tabs>
+        <w:ind w:left="5040" w:hanging="360"/>
+      </w:pPr>
+      <w:rPr>
+        <w:rFonts w:ascii="Wingdings" w:hAnsi="Wingdings" w:hint="default"/>
+        <w:sz w:val="20"/>
+      </w:rPr>
+    </w:lvl>
+    <w:lvl w:ilvl="7" w:tentative="1">
+      <w:start w:val="1"/>
+      <w:numFmt w:val="bullet"/>
+      <w:lvlText w:val=""/>
+      <w:lvlJc w:val="left"/>
+      <w:pPr>
+        <w:tabs>
+          <w:tab w:val="num" w:pos="5760"/>
+        </w:tabs>
+        <w:ind w:left="5760" w:hanging="360"/>
+      </w:pPr>
+      <w:rPr>
+        <w:rFonts w:ascii="Wingdings" w:hAnsi="Wingdings" w:hint="default"/>
+        <w:sz w:val="20"/>
+      </w:rPr>
+    </w:lvl>
+    <w:lvl w:ilvl="8" w:tentative="1">
+      <w:start w:val="1"/>
+      <w:numFmt w:val="bullet"/>
+      <w:lvlText w:val=""/>
+      <w:lvlJc w:val="left"/>
+      <w:pPr>
+        <w:tabs>
+          <w:tab w:val="num" w:pos="6480"/>
+        </w:tabs>
+        <w:ind w:left="6480" w:hanging="360"/>
+      </w:pPr>
+      <w:rPr>
+        <w:rFonts w:ascii="Wingdings" w:hAnsi="Wingdings" w:hint="default"/>
+        <w:sz w:val="20"/>
+      </w:rPr>
+    </w:lvl>
+  </w:abstractNum>
+  <w:abstractNum w:abstractNumId="3" w15:restartNumberingAfterBreak="0">
     <w:nsid w:val="3D2C73B2"/>
     <w:multiLevelType w:val="multilevel"/>
     <w:tmpl w:val="9A10FD90"/>
@@ -880,16 +4354,22 @@
     </w:lvl>
   </w:abstractNum>
   <w:num w:numId="1" w16cid:durableId="2022970759">
-    <w:abstractNumId w:val="0"/>
+    <w:abstractNumId w:val="1"/>
   </w:num>
   <w:num w:numId="2" w16cid:durableId="595403841">
-    <w:abstractNumId w:val="1"/>
+    <w:abstractNumId w:val="3"/>
+  </w:num>
+  <w:num w:numId="3" w16cid:durableId="1788498576">
+    <w:abstractNumId w:val="2"/>
+  </w:num>
+  <w:num w:numId="4" w16cid:durableId="1463309111">
+    <w:abstractNumId w:val="0"/>
   </w:num>
 </w:numbering>
 </file>
 
 <file path=word/styles.xml><?xml version="1.0" encoding="utf-8"?>
-<w:styles xmlns:mc="http://schemas.openxmlformats.org/markup-compatibility/2006" xmlns:r="http://schemas.openxmlformats.org/officeDocument/2006/relationships" xmlns:w="http://schemas.openxmlformats.org/wordprocessingml/2006/main" xmlns:w14="http://schemas.microsoft.com/office/word/2010/wordml" xmlns:w15="http://schemas.microsoft.com/office/word/2012/wordml" xmlns:w16cex="http://schemas.microsoft.com/office/word/2018/wordml/cex" xmlns:w16cid="http://schemas.microsoft.com/office/word/2016/wordml/cid" xmlns:w16="http://schemas.microsoft.com/office/word/2018/wordml" xmlns:w16du="http://schemas.microsoft.com/office/word/2023/wordml/word16du" xmlns:w16sdtdh="http://schemas.microsoft.com/office/word/2020/wordml/sdtdatahash" xmlns:w16sdtfl="http://schemas.microsoft.com/office/word/2024/wordml/sdtformatlock" xmlns:w16se="http://schemas.microsoft.com/office/word/2015/wordml/symex" mc:Ignorable="w14 w15 w16se w16cid w16 w16cex w16sdtdh w16sdtfl w16du">
+<w:styles xmlns:mc="http://schemas.openxmlformats.org/markup-compatibility/2006" xmlns:r="http://schemas.openxmlformats.org/officeDocument/2006/relationships" xmlns:w="http://schemas.openxmlformats.org/wordprocessingml/2006/main" xmlns:w14="http://schemas.microsoft.com/office/word/2010/wordml" xmlns:w15="http://schemas.microsoft.com/office/word/2012/wordml" xmlns:w16cex="http://schemas.microsoft.com/office/word/2018/wordml/cex" xmlns:w16cid="http://schemas.microsoft.com/office/word/2016/wordml/cid" xmlns:w16="http://schemas.microsoft.com/office/word/2018/wordml" xmlns:w16sdtdh="http://schemas.microsoft.com/office/word/2020/wordml/sdtdatahash" xmlns:w16se="http://schemas.microsoft.com/office/word/2015/wordml/symex" mc:Ignorable="w14 w15 w16se w16cid w16 w16cex w16sdtdh">
   <w:docDefaults>
     <w:rPrDefault>
       <w:rPr>
